--- a/Apuntes/Test de Referencia y Codigos.docx
+++ b/Apuntes/Test de Referencia y Codigos.docx
@@ -4,61 +4,127 @@
   <w:body>
     <w:p>
       <w:pPr>
-        <w:rPr>
-          <w:b/>
-          <w:bCs/>
-        </w:rPr>
-      </w:pPr>
-      <w:r>
-        <w:rPr>
-          <w:b/>
-          <w:bCs/>
+        <w:spacing w:after="0" w:line="240" w:lineRule="auto"/>
+        <w:jc w:val="center"/>
+        <w:rPr>
+          <w:b/>
+          <w:bCs/>
+          <w:sz w:val="28"/>
+          <w:szCs w:val="28"/>
+        </w:rPr>
+      </w:pPr>
+      <w:r>
+        <w:rPr>
+          <w:b/>
+          <w:bCs/>
+          <w:sz w:val="28"/>
+          <w:szCs w:val="28"/>
         </w:rPr>
         <w:t>Test de Repaso: Referencias y Código Accesible/Usable (30 Preguntas)</w:t>
       </w:r>
     </w:p>
     <w:p>
+      <w:pPr>
+        <w:spacing w:after="0" w:line="240" w:lineRule="auto"/>
+      </w:pPr>
       <w:r>
         <w:t>Seleccione la opción correcta para cada pregunta. (La funcionalidad de autocorrección requiere JavaScript en un entorno real).</w:t>
       </w:r>
     </w:p>
     <w:p>
       <w:pPr>
-        <w:rPr>
-          <w:vanish/>
-        </w:rPr>
-      </w:pPr>
-      <w:r>
-        <w:rPr>
-          <w:vanish/>
-        </w:rPr>
-        <w:t>Principio del formulario</w:t>
-      </w:r>
-    </w:p>
-    <w:p>
+        <w:spacing w:after="0" w:line="240" w:lineRule="auto"/>
+      </w:pPr>
+    </w:p>
+    <w:p>
+      <w:pPr>
+        <w:spacing w:after="0" w:line="240" w:lineRule="auto"/>
+      </w:pPr>
       <w:r>
         <w:t>1. ¿Cuál es el marco fundamental utilizado para revisar interfaces y justificar hallazgos de usabilidad en el laboratorio, según las referencias del curso?</w:t>
       </w:r>
     </w:p>
     <w:p>
-      <w:r>
-        <w:t> Real Decreto 1112/2018.</w:t>
-      </w:r>
-      <w:r>
-        <w:br/>
-        <w:t> 10 Heurísticas de Nielsen (NN/g).</w:t>
-      </w:r>
-      <w:r>
-        <w:br/>
-        <w:t> Norma ISO 9241-11.</w:t>
-      </w:r>
-    </w:p>
-    <w:p>
-      <w:r>
-        <w:t>¡Correcto! Pregunta 1.</w:t>
-      </w:r>
-    </w:p>
-    <w:p>
+      <w:pPr>
+        <w:spacing w:after="0" w:line="240" w:lineRule="auto"/>
+      </w:pPr>
+    </w:p>
+    <w:p>
+      <w:pPr>
+        <w:pStyle w:val="Prrafodelista"/>
+        <w:numPr>
+          <w:ilvl w:val="0"/>
+          <w:numId w:val="1"/>
+        </w:numPr>
+        <w:spacing w:after="0" w:line="240" w:lineRule="auto"/>
+      </w:pPr>
+      <w:r>
+        <w:t>Real Decreto 1112/2018.</w:t>
+      </w:r>
+    </w:p>
+    <w:p>
+      <w:pPr>
+        <w:pStyle w:val="Prrafodelista"/>
+        <w:numPr>
+          <w:ilvl w:val="0"/>
+          <w:numId w:val="1"/>
+        </w:numPr>
+        <w:spacing w:after="0" w:line="240" w:lineRule="auto"/>
+        <w:rPr>
+          <w:b/>
+          <w:bCs/>
+          <w:color w:val="EE0000"/>
+        </w:rPr>
+      </w:pPr>
+      <w:r>
+        <w:rPr>
+          <w:b/>
+          <w:bCs/>
+          <w:color w:val="EE0000"/>
+        </w:rPr>
+        <w:t xml:space="preserve">10 </w:t>
+      </w:r>
+      <w:proofErr w:type="gramStart"/>
+      <w:r>
+        <w:rPr>
+          <w:b/>
+          <w:bCs/>
+          <w:color w:val="EE0000"/>
+        </w:rPr>
+        <w:t>Heurísticas</w:t>
+      </w:r>
+      <w:proofErr w:type="gramEnd"/>
+      <w:r>
+        <w:rPr>
+          <w:b/>
+          <w:bCs/>
+          <w:color w:val="EE0000"/>
+        </w:rPr>
+        <w:t xml:space="preserve"> de Nielsen (NN/g).</w:t>
+      </w:r>
+    </w:p>
+    <w:p>
+      <w:pPr>
+        <w:pStyle w:val="Prrafodelista"/>
+        <w:numPr>
+          <w:ilvl w:val="0"/>
+          <w:numId w:val="1"/>
+        </w:numPr>
+        <w:spacing w:after="0" w:line="240" w:lineRule="auto"/>
+      </w:pPr>
+      <w:r>
+        <w:t>Norma ISO 9241-11.</w:t>
+      </w:r>
+    </w:p>
+    <w:p>
+      <w:pPr>
+        <w:spacing w:after="0" w:line="240" w:lineRule="auto"/>
+      </w:pPr>
+    </w:p>
+    <w:p>
+      <w:pPr>
+        <w:spacing w:after="0" w:line="240" w:lineRule="auto"/>
+      </w:pPr>
       <w:r>
         <w:t xml:space="preserve">2. El principio WCAG que exige el uso correcto de HTML semántico y ARIA para la compatibilidad con tecnologías </w:t>
       </w:r>
@@ -72,94 +138,236 @@
       </w:r>
     </w:p>
     <w:p>
-      <w:r>
-        <w:t> Perceptible.</w:t>
-      </w:r>
-      <w:r>
-        <w:br/>
-        <w:t> Comprensible.</w:t>
-      </w:r>
-      <w:r>
-        <w:br/>
-        <w:t> Robusto.</w:t>
-      </w:r>
-    </w:p>
-    <w:p>
-      <w:r>
-        <w:t>¡Correcto! Pregunta 2.</w:t>
-      </w:r>
-    </w:p>
-    <w:p>
+      <w:pPr>
+        <w:spacing w:after="0" w:line="240" w:lineRule="auto"/>
+      </w:pPr>
+    </w:p>
+    <w:p>
+      <w:pPr>
+        <w:pStyle w:val="Prrafodelista"/>
+        <w:numPr>
+          <w:ilvl w:val="0"/>
+          <w:numId w:val="2"/>
+        </w:numPr>
+        <w:spacing w:after="0" w:line="240" w:lineRule="auto"/>
+      </w:pPr>
+      <w:r>
+        <w:t>Perceptible.</w:t>
+      </w:r>
+    </w:p>
+    <w:p>
+      <w:pPr>
+        <w:pStyle w:val="Prrafodelista"/>
+        <w:numPr>
+          <w:ilvl w:val="0"/>
+          <w:numId w:val="2"/>
+        </w:numPr>
+        <w:spacing w:after="0" w:line="240" w:lineRule="auto"/>
+      </w:pPr>
+      <w:r>
+        <w:t>Comprensible.</w:t>
+      </w:r>
+    </w:p>
+    <w:p>
+      <w:pPr>
+        <w:pStyle w:val="Prrafodelista"/>
+        <w:numPr>
+          <w:ilvl w:val="0"/>
+          <w:numId w:val="2"/>
+        </w:numPr>
+        <w:spacing w:after="0" w:line="240" w:lineRule="auto"/>
+        <w:rPr>
+          <w:b/>
+          <w:bCs/>
+          <w:color w:val="EE0000"/>
+        </w:rPr>
+      </w:pPr>
+      <w:r>
+        <w:rPr>
+          <w:b/>
+          <w:bCs/>
+          <w:color w:val="EE0000"/>
+        </w:rPr>
+        <w:t>Robusto.</w:t>
+      </w:r>
+    </w:p>
+    <w:p>
+      <w:pPr>
+        <w:spacing w:after="0" w:line="240" w:lineRule="auto"/>
+      </w:pPr>
+    </w:p>
+    <w:p>
+      <w:pPr>
+        <w:spacing w:after="0" w:line="240" w:lineRule="auto"/>
+      </w:pPr>
       <w:r>
         <w:t>3. ¿Qué atributo ARIA se utiliza en un menú desplegable para indicar a un lector de pantalla si está abierto o cerrado?</w:t>
       </w:r>
     </w:p>
     <w:p>
       <w:pPr>
-        <w:rPr>
+        <w:spacing w:after="0" w:line="240" w:lineRule="auto"/>
+      </w:pPr>
+    </w:p>
+    <w:p>
+      <w:pPr>
+        <w:pStyle w:val="Prrafodelista"/>
+        <w:numPr>
+          <w:ilvl w:val="0"/>
+          <w:numId w:val="3"/>
+        </w:numPr>
+        <w:spacing w:after="0" w:line="240" w:lineRule="auto"/>
+        <w:rPr>
+          <w:b/>
+          <w:bCs/>
+          <w:color w:val="EE0000"/>
           <w:lang w:val="en-US"/>
         </w:rPr>
       </w:pPr>
       <w:r>
-        <w:t> </w:t>
-      </w:r>
-      <w:r>
-        <w:rPr>
+        <w:rPr>
+          <w:b/>
+          <w:bCs/>
+          <w:color w:val="EE0000"/>
           <w:lang w:val="en-US"/>
         </w:rPr>
         <w:t>`aria-expanded`.</w:t>
       </w:r>
-      <w:r>
+    </w:p>
+    <w:p>
+      <w:pPr>
+        <w:pStyle w:val="Prrafodelista"/>
+        <w:numPr>
+          <w:ilvl w:val="0"/>
+          <w:numId w:val="3"/>
+        </w:numPr>
+        <w:spacing w:after="0" w:line="240" w:lineRule="auto"/>
         <w:rPr>
           <w:lang w:val="en-US"/>
         </w:rPr>
-        <w:br/>
-        <w:t> `alt`.</w:t>
-      </w:r>
+      </w:pPr>
       <w:r>
         <w:rPr>
           <w:lang w:val="en-US"/>
         </w:rPr>
-        <w:br/>
-        <w:t> `role="link"`.</w:t>
-      </w:r>
-    </w:p>
-    <w:p>
-      <w:r>
-        <w:t>¡Correcto! Pregunta 3.</w:t>
-      </w:r>
-    </w:p>
-    <w:p>
+        <w:t>`alt`.</w:t>
+      </w:r>
+    </w:p>
+    <w:p>
+      <w:pPr>
+        <w:pStyle w:val="Prrafodelista"/>
+        <w:numPr>
+          <w:ilvl w:val="0"/>
+          <w:numId w:val="3"/>
+        </w:numPr>
+        <w:spacing w:after="0" w:line="240" w:lineRule="auto"/>
+        <w:rPr>
+          <w:lang w:val="en-US"/>
+        </w:rPr>
+      </w:pPr>
+      <w:r>
+        <w:rPr>
+          <w:lang w:val="en-US"/>
+        </w:rPr>
+        <w:t>`role="link"`.</w:t>
+      </w:r>
+    </w:p>
+    <w:p>
+      <w:pPr>
+        <w:spacing w:after="0" w:line="240" w:lineRule="auto"/>
+      </w:pPr>
+    </w:p>
+    <w:p>
+      <w:pPr>
+        <w:spacing w:after="0" w:line="240" w:lineRule="auto"/>
+      </w:pPr>
       <w:r>
         <w:t>4. ¿Cuál es la base legal principal en España para la accesibilidad de sitios web del sector público, citada en las referencias?</w:t>
       </w:r>
     </w:p>
     <w:p>
-      <w:r>
-        <w:t> Real Decreto 1112/2018.</w:t>
-      </w:r>
-      <w:r>
-        <w:br/>
-        <w:t> Ley de Protección de Datos.</w:t>
-      </w:r>
-      <w:r>
-        <w:br/>
-        <w:t> Directiva GDPR.</w:t>
-      </w:r>
-    </w:p>
-    <w:p>
-      <w:r>
-        <w:t>¡Correcto! Pregunta 4.</w:t>
-      </w:r>
-    </w:p>
-    <w:p>
+      <w:pPr>
+        <w:spacing w:after="0" w:line="240" w:lineRule="auto"/>
+      </w:pPr>
+    </w:p>
+    <w:p>
+      <w:pPr>
+        <w:pStyle w:val="Prrafodelista"/>
+        <w:numPr>
+          <w:ilvl w:val="0"/>
+          <w:numId w:val="4"/>
+        </w:numPr>
+        <w:spacing w:after="0" w:line="240" w:lineRule="auto"/>
+        <w:rPr>
+          <w:b/>
+          <w:bCs/>
+          <w:color w:val="EE0000"/>
+        </w:rPr>
+      </w:pPr>
+      <w:r>
+        <w:rPr>
+          <w:b/>
+          <w:bCs/>
+          <w:color w:val="EE0000"/>
+        </w:rPr>
+        <w:t>Real Decreto 1112/2018.</w:t>
+      </w:r>
+    </w:p>
+    <w:p>
+      <w:pPr>
+        <w:pStyle w:val="Prrafodelista"/>
+        <w:numPr>
+          <w:ilvl w:val="0"/>
+          <w:numId w:val="4"/>
+        </w:numPr>
+        <w:spacing w:after="0" w:line="240" w:lineRule="auto"/>
+      </w:pPr>
+      <w:r>
+        <w:t>Ley de Protección de Datos.</w:t>
+      </w:r>
+    </w:p>
+    <w:p>
+      <w:pPr>
+        <w:pStyle w:val="Prrafodelista"/>
+        <w:numPr>
+          <w:ilvl w:val="0"/>
+          <w:numId w:val="4"/>
+        </w:numPr>
+        <w:spacing w:after="0" w:line="240" w:lineRule="auto"/>
+      </w:pPr>
+      <w:r>
+        <w:t>Directiva GDPR.</w:t>
+      </w:r>
+    </w:p>
+    <w:p>
+      <w:pPr>
+        <w:spacing w:after="0" w:line="240" w:lineRule="auto"/>
+      </w:pPr>
+    </w:p>
+    <w:p>
+      <w:pPr>
+        <w:spacing w:after="0" w:line="240" w:lineRule="auto"/>
+      </w:pPr>
       <w:r>
         <w:t>5. Si una imagen es meramente decorativa, el código accesible más adecuado para ella es:</w:t>
       </w:r>
     </w:p>
     <w:p>
-      <w:r>
-        <w:t> `</w:t>
+      <w:pPr>
+        <w:spacing w:after="0" w:line="240" w:lineRule="auto"/>
+      </w:pPr>
+    </w:p>
+    <w:p>
+      <w:pPr>
+        <w:pStyle w:val="Prrafodelista"/>
+        <w:numPr>
+          <w:ilvl w:val="0"/>
+          <w:numId w:val="5"/>
+        </w:numPr>
+        <w:spacing w:after="0" w:line="240" w:lineRule="auto"/>
+      </w:pPr>
+      <w:r>
+        <w:t>`</w:t>
       </w:r>
       <w:proofErr w:type="spellStart"/>
       <w:r>
@@ -169,29 +377,77 @@
       <w:r>
         <w:t>="decoración sin importancia"`.</w:t>
       </w:r>
-      <w:r>
-        <w:br/>
-        <w:t> `</w:t>
+    </w:p>
+    <w:p>
+      <w:pPr>
+        <w:pStyle w:val="Prrafodelista"/>
+        <w:numPr>
+          <w:ilvl w:val="0"/>
+          <w:numId w:val="5"/>
+        </w:numPr>
+        <w:spacing w:after="0" w:line="240" w:lineRule="auto"/>
+        <w:rPr>
+          <w:b/>
+          <w:bCs/>
+          <w:color w:val="EE0000"/>
+        </w:rPr>
+      </w:pPr>
+      <w:r>
+        <w:rPr>
+          <w:b/>
+          <w:bCs/>
+          <w:color w:val="EE0000"/>
+        </w:rPr>
+        <w:t>`</w:t>
       </w:r>
       <w:proofErr w:type="spellStart"/>
       <w:r>
+        <w:rPr>
+          <w:b/>
+          <w:bCs/>
+          <w:color w:val="EE0000"/>
+        </w:rPr>
         <w:t>alt</w:t>
       </w:r>
       <w:proofErr w:type="spellEnd"/>
       <w:r>
+        <w:rPr>
+          <w:b/>
+          <w:bCs/>
+          <w:color w:val="EE0000"/>
+        </w:rPr>
         <w:t>=""` y/o `aria-</w:t>
       </w:r>
       <w:proofErr w:type="spellStart"/>
       <w:r>
+        <w:rPr>
+          <w:b/>
+          <w:bCs/>
+          <w:color w:val="EE0000"/>
+        </w:rPr>
         <w:t>hidden</w:t>
       </w:r>
       <w:proofErr w:type="spellEnd"/>
       <w:r>
+        <w:rPr>
+          <w:b/>
+          <w:bCs/>
+          <w:color w:val="EE0000"/>
+        </w:rPr>
         <w:t>="true"`.</w:t>
       </w:r>
-      <w:r>
-        <w:br/>
-        <w:t> Omitir el atributo `</w:t>
+    </w:p>
+    <w:p>
+      <w:pPr>
+        <w:pStyle w:val="Prrafodelista"/>
+        <w:numPr>
+          <w:ilvl w:val="0"/>
+          <w:numId w:val="5"/>
+        </w:numPr>
+        <w:spacing w:after="0" w:line="240" w:lineRule="auto"/>
+      </w:pPr>
+      <w:r>
+        <w:t>Omitir el atributo `</w:t>
       </w:r>
       <w:proofErr w:type="spellStart"/>
       <w:r>
@@ -203,112 +459,209 @@
       </w:r>
     </w:p>
     <w:p>
-      <w:r>
-        <w:t>¡Correcto! Pregunta 5.</w:t>
-      </w:r>
-    </w:p>
-    <w:p>
+      <w:pPr>
+        <w:spacing w:after="0" w:line="240" w:lineRule="auto"/>
+      </w:pPr>
+    </w:p>
+    <w:p>
+      <w:pPr>
+        <w:spacing w:after="0" w:line="240" w:lineRule="auto"/>
+      </w:pPr>
+      <w:r>
+        <w:t xml:space="preserve">6. ¿Qué recurso se recomienda como guía operativa muy clara para integrar la accesibilidad en servicios digitales con patrones y </w:t>
+      </w:r>
+      <w:proofErr w:type="spellStart"/>
+      <w:r>
+        <w:t>checklists</w:t>
+      </w:r>
+      <w:proofErr w:type="spellEnd"/>
+      <w:r>
+        <w:t xml:space="preserve"> accionables?</w:t>
+      </w:r>
+    </w:p>
+    <w:p>
+      <w:pPr>
+        <w:spacing w:after="0" w:line="240" w:lineRule="auto"/>
+      </w:pPr>
+    </w:p>
+    <w:p>
+      <w:pPr>
+        <w:pStyle w:val="Prrafodelista"/>
+        <w:numPr>
+          <w:ilvl w:val="0"/>
+          <w:numId w:val="6"/>
+        </w:numPr>
+        <w:spacing w:after="0" w:line="240" w:lineRule="auto"/>
+        <w:rPr>
+          <w:b/>
+          <w:bCs/>
+          <w:color w:val="EE0000"/>
+          <w:lang w:val="en-US"/>
+        </w:rPr>
+      </w:pPr>
+      <w:r>
+        <w:rPr>
+          <w:b/>
+          <w:bCs/>
+          <w:color w:val="EE0000"/>
+          <w:lang w:val="en-US"/>
+        </w:rPr>
+        <w:t>GOV.UK Service Manual.</w:t>
+      </w:r>
+    </w:p>
+    <w:p>
+      <w:pPr>
+        <w:pStyle w:val="Prrafodelista"/>
+        <w:numPr>
+          <w:ilvl w:val="0"/>
+          <w:numId w:val="6"/>
+        </w:numPr>
+        <w:spacing w:after="0" w:line="240" w:lineRule="auto"/>
+        <w:rPr>
+          <w:lang w:val="en-US"/>
+        </w:rPr>
+      </w:pPr>
+      <w:r>
+        <w:rPr>
+          <w:lang w:val="en-US"/>
+        </w:rPr>
+        <w:t>Adobe Acrobat Manual.</w:t>
+      </w:r>
+    </w:p>
+    <w:p>
+      <w:pPr>
+        <w:pStyle w:val="Prrafodelista"/>
+        <w:numPr>
+          <w:ilvl w:val="0"/>
+          <w:numId w:val="6"/>
+        </w:numPr>
+        <w:spacing w:after="0" w:line="240" w:lineRule="auto"/>
+      </w:pPr>
+      <w:r>
+        <w:t xml:space="preserve">Google </w:t>
+      </w:r>
+      <w:proofErr w:type="spellStart"/>
+      <w:r>
+        <w:t>Search</w:t>
+      </w:r>
+      <w:proofErr w:type="spellEnd"/>
+      <w:r>
+        <w:t xml:space="preserve"> </w:t>
+      </w:r>
+      <w:proofErr w:type="spellStart"/>
+      <w:r>
+        <w:t>Console</w:t>
+      </w:r>
+      <w:proofErr w:type="spellEnd"/>
+      <w:r>
+        <w:t>.</w:t>
+      </w:r>
+    </w:p>
+    <w:p>
+      <w:pPr>
+        <w:spacing w:after="0" w:line="240" w:lineRule="auto"/>
+      </w:pPr>
+    </w:p>
+    <w:p>
+      <w:pPr>
+        <w:spacing w:after="0" w:line="240" w:lineRule="auto"/>
+      </w:pPr>
+      <w:r>
+        <w:t xml:space="preserve">7. Según NN/g </w:t>
+      </w:r>
+      <w:proofErr w:type="spellStart"/>
+      <w:r>
+        <w:t>Usability</w:t>
+      </w:r>
+      <w:proofErr w:type="spellEnd"/>
+      <w:r>
+        <w:t xml:space="preserve"> 101, ¿cuál de estos no es uno de los cinco componentes de la usabilidad?</w:t>
+      </w:r>
+    </w:p>
+    <w:p>
+      <w:pPr>
+        <w:spacing w:after="0" w:line="240" w:lineRule="auto"/>
+      </w:pPr>
+    </w:p>
+    <w:p>
+      <w:pPr>
+        <w:pStyle w:val="Prrafodelista"/>
+        <w:numPr>
+          <w:ilvl w:val="0"/>
+          <w:numId w:val="7"/>
+        </w:numPr>
+        <w:spacing w:after="0" w:line="240" w:lineRule="auto"/>
+      </w:pPr>
+      <w:r>
+        <w:t>Satisfacción.</w:t>
+      </w:r>
+    </w:p>
+    <w:p>
+      <w:pPr>
+        <w:pStyle w:val="Prrafodelista"/>
+        <w:numPr>
+          <w:ilvl w:val="0"/>
+          <w:numId w:val="7"/>
+        </w:numPr>
+        <w:spacing w:after="0" w:line="240" w:lineRule="auto"/>
+      </w:pPr>
+      <w:r>
+        <w:t>Eficiencia.</w:t>
+      </w:r>
+    </w:p>
+    <w:p>
+      <w:pPr>
+        <w:pStyle w:val="Prrafodelista"/>
+        <w:numPr>
+          <w:ilvl w:val="0"/>
+          <w:numId w:val="7"/>
+        </w:numPr>
+        <w:spacing w:after="0" w:line="240" w:lineRule="auto"/>
+        <w:rPr>
+          <w:b/>
+          <w:bCs/>
+          <w:color w:val="EE0000"/>
+        </w:rPr>
+      </w:pPr>
+      <w:r>
+        <w:rPr>
+          <w:b/>
+          <w:bCs/>
+          <w:color w:val="EE0000"/>
+        </w:rPr>
+        <w:t>Estética.</w:t>
+      </w:r>
+    </w:p>
+    <w:p>
+      <w:pPr>
+        <w:spacing w:after="0" w:line="240" w:lineRule="auto"/>
+      </w:pPr>
+    </w:p>
+    <w:p>
+      <w:pPr>
+        <w:spacing w:after="0" w:line="240" w:lineRule="auto"/>
+      </w:pPr>
       <w:r>
         <w:lastRenderedPageBreak/>
-        <w:t xml:space="preserve">6. ¿Qué recurso se recomienda como guía operativa muy clara para integrar la accesibilidad en servicios digitales con patrones y </w:t>
-      </w:r>
-      <w:proofErr w:type="spellStart"/>
-      <w:r>
-        <w:t>checklists</w:t>
-      </w:r>
-      <w:proofErr w:type="spellEnd"/>
-      <w:r>
-        <w:t xml:space="preserve"> accionables?</w:t>
-      </w:r>
-    </w:p>
-    <w:p>
-      <w:r>
-        <w:t> </w:t>
-      </w:r>
-      <w:r>
-        <w:rPr>
-          <w:lang w:val="en-US"/>
-        </w:rPr>
-        <w:t>GOV.UK Service Manual.</w:t>
-      </w:r>
-      <w:r>
-        <w:rPr>
-          <w:lang w:val="en-US"/>
-        </w:rPr>
-        <w:br/>
-        <w:t> Adobe Acrobat Manual.</w:t>
-      </w:r>
-      <w:r>
-        <w:rPr>
-          <w:lang w:val="en-US"/>
-        </w:rPr>
-        <w:br/>
-        <w:t> </w:t>
-      </w:r>
-      <w:r>
-        <w:t xml:space="preserve">Google </w:t>
-      </w:r>
-      <w:proofErr w:type="spellStart"/>
-      <w:r>
-        <w:t>Search</w:t>
-      </w:r>
-      <w:proofErr w:type="spellEnd"/>
-      <w:r>
-        <w:t xml:space="preserve"> </w:t>
-      </w:r>
-      <w:proofErr w:type="spellStart"/>
-      <w:r>
-        <w:t>Console</w:t>
-      </w:r>
-      <w:proofErr w:type="spellEnd"/>
-      <w:r>
-        <w:t>.</w:t>
-      </w:r>
-    </w:p>
-    <w:p>
-      <w:r>
-        <w:t>¡Correcto! Pregunta 6.</w:t>
-      </w:r>
-    </w:p>
-    <w:p>
-      <w:r>
-        <w:t xml:space="preserve">7. Según NN/g </w:t>
-      </w:r>
-      <w:proofErr w:type="spellStart"/>
-      <w:r>
-        <w:t>Usability</w:t>
-      </w:r>
-      <w:proofErr w:type="spellEnd"/>
-      <w:r>
-        <w:t xml:space="preserve"> 101, ¿cuál de estos no es uno de los cinco componentes de la usabilidad?</w:t>
-      </w:r>
-    </w:p>
-    <w:p>
-      <w:r>
-        <w:t> Satisfacción.</w:t>
-      </w:r>
-      <w:r>
-        <w:br/>
-        <w:t> Eficiencia.</w:t>
-      </w:r>
-      <w:r>
-        <w:br/>
-        <w:t> Estética.</w:t>
-      </w:r>
-    </w:p>
-    <w:p>
-      <w:r>
-        <w:t>¡Correcto! Pregunta 7.</w:t>
-      </w:r>
-    </w:p>
-    <w:p>
-      <w:r>
         <w:t>8. Para asegurar la Operabilidad con teclado, un desarrollador debe incluir en CSS la regla:</w:t>
       </w:r>
     </w:p>
     <w:p>
-      <w:r>
-        <w:t> `</w:t>
+      <w:pPr>
+        <w:spacing w:after="0" w:line="240" w:lineRule="auto"/>
+      </w:pPr>
+    </w:p>
+    <w:p>
+      <w:pPr>
+        <w:pStyle w:val="Prrafodelista"/>
+        <w:numPr>
+          <w:ilvl w:val="0"/>
+          <w:numId w:val="8"/>
+        </w:numPr>
+        <w:spacing w:after="0" w:line="240" w:lineRule="auto"/>
+      </w:pPr>
+      <w:r>
+        <w:t>`</w:t>
       </w:r>
       <w:proofErr w:type="gramStart"/>
       <w:r>
@@ -349,34 +702,80 @@
       <w:r>
         <w:t>`.</w:t>
       </w:r>
-      <w:r>
-        <w:br/>
-        <w:t xml:space="preserve"> Indicadores visuales claros del foco activo usando </w:t>
+    </w:p>
+    <w:p>
+      <w:pPr>
+        <w:pStyle w:val="Prrafodelista"/>
+        <w:numPr>
+          <w:ilvl w:val="0"/>
+          <w:numId w:val="8"/>
+        </w:numPr>
+        <w:spacing w:after="0" w:line="240" w:lineRule="auto"/>
+        <w:rPr>
+          <w:b/>
+          <w:bCs/>
+          <w:color w:val="EE0000"/>
+        </w:rPr>
+      </w:pPr>
+      <w:r>
+        <w:rPr>
+          <w:b/>
+          <w:bCs/>
+          <w:color w:val="EE0000"/>
+        </w:rPr>
+        <w:t xml:space="preserve">Indicadores visuales claros del foco activo usando </w:t>
       </w:r>
       <w:proofErr w:type="gramStart"/>
       <w:r>
+        <w:rPr>
+          <w:b/>
+          <w:bCs/>
+          <w:color w:val="EE0000"/>
+        </w:rPr>
         <w:t>`:</w:t>
       </w:r>
       <w:proofErr w:type="spellStart"/>
       <w:r>
+        <w:rPr>
+          <w:b/>
+          <w:bCs/>
+          <w:color w:val="EE0000"/>
+        </w:rPr>
         <w:t>focus</w:t>
       </w:r>
       <w:proofErr w:type="spellEnd"/>
       <w:proofErr w:type="gramEnd"/>
       <w:r>
+        <w:rPr>
+          <w:b/>
+          <w:bCs/>
+          <w:color w:val="EE0000"/>
+        </w:rPr>
         <w:t>`.</w:t>
       </w:r>
-      <w:r>
-        <w:br/>
-        <w:t> Un color de fondo muy claro.</w:t>
-      </w:r>
-    </w:p>
-    <w:p>
-      <w:r>
-        <w:t>¡Correcto! Pregunta 8.</w:t>
-      </w:r>
-    </w:p>
-    <w:p>
+    </w:p>
+    <w:p>
+      <w:pPr>
+        <w:pStyle w:val="Prrafodelista"/>
+        <w:numPr>
+          <w:ilvl w:val="0"/>
+          <w:numId w:val="8"/>
+        </w:numPr>
+        <w:spacing w:after="0" w:line="240" w:lineRule="auto"/>
+      </w:pPr>
+      <w:r>
+        <w:t>Un color de fondo muy claro.</w:t>
+      </w:r>
+    </w:p>
+    <w:p>
+      <w:pPr>
+        <w:spacing w:after="0" w:line="240" w:lineRule="auto"/>
+      </w:pPr>
+    </w:p>
+    <w:p>
+      <w:pPr>
+        <w:spacing w:after="0" w:line="240" w:lineRule="auto"/>
+      </w:pPr>
       <w:r>
         <w:t>9. ¿Qué marco legal amplía las obligaciones de accesibilidad al sector privado y al e-</w:t>
       </w:r>
@@ -390,52 +789,144 @@
       </w:r>
     </w:p>
     <w:p>
-      <w:r>
-        <w:t> El Acta Europea de Accesibilidad (EAA / Ley 11/2023).</w:t>
-      </w:r>
-      <w:r>
-        <w:br/>
-        <w:t> El Código Civil.</w:t>
-      </w:r>
-      <w:r>
-        <w:br/>
-        <w:t> La Ley de Propiedad Intelectual.</w:t>
-      </w:r>
-    </w:p>
-    <w:p>
-      <w:r>
-        <w:t>¡Correcto! Pregunta 9.</w:t>
-      </w:r>
-    </w:p>
-    <w:p>
+      <w:pPr>
+        <w:spacing w:after="0" w:line="240" w:lineRule="auto"/>
+      </w:pPr>
+    </w:p>
+    <w:p>
+      <w:pPr>
+        <w:pStyle w:val="Prrafodelista"/>
+        <w:numPr>
+          <w:ilvl w:val="0"/>
+          <w:numId w:val="9"/>
+        </w:numPr>
+        <w:spacing w:after="0" w:line="240" w:lineRule="auto"/>
+        <w:rPr>
+          <w:b/>
+          <w:bCs/>
+          <w:color w:val="EE0000"/>
+        </w:rPr>
+      </w:pPr>
+      <w:r>
+        <w:rPr>
+          <w:b/>
+          <w:bCs/>
+          <w:color w:val="EE0000"/>
+        </w:rPr>
+        <w:t>El Acta Europea de Accesibilidad (EAA / Ley 11/2023).</w:t>
+      </w:r>
+    </w:p>
+    <w:p>
+      <w:pPr>
+        <w:pStyle w:val="Prrafodelista"/>
+        <w:numPr>
+          <w:ilvl w:val="0"/>
+          <w:numId w:val="9"/>
+        </w:numPr>
+        <w:spacing w:after="0" w:line="240" w:lineRule="auto"/>
+      </w:pPr>
+      <w:r>
+        <w:t>El Código Civil.</w:t>
+      </w:r>
+    </w:p>
+    <w:p>
+      <w:pPr>
+        <w:pStyle w:val="Prrafodelista"/>
+        <w:numPr>
+          <w:ilvl w:val="0"/>
+          <w:numId w:val="9"/>
+        </w:numPr>
+        <w:spacing w:after="0" w:line="240" w:lineRule="auto"/>
+      </w:pPr>
+      <w:r>
+        <w:t>La Ley de Propiedad Intelectual.</w:t>
+      </w:r>
+    </w:p>
+    <w:p>
+      <w:pPr>
+        <w:spacing w:after="0" w:line="240" w:lineRule="auto"/>
+      </w:pPr>
+    </w:p>
+    <w:p>
+      <w:pPr>
+        <w:spacing w:after="0" w:line="240" w:lineRule="auto"/>
+      </w:pPr>
       <w:r>
         <w:t>10. ¿Cuál es el error en la jerarquía semántica del código:</w:t>
       </w:r>
     </w:p>
     <w:p>
+      <w:pPr>
+        <w:spacing w:after="0" w:line="240" w:lineRule="auto"/>
+        <w:ind w:firstLine="360"/>
+      </w:pPr>
       <w:r>
         <w:t>&lt;h1&gt;Título&lt;/h1&gt; &lt;h4&gt;Subtítulo&lt;/h4&gt;</w:t>
       </w:r>
     </w:p>
     <w:p>
-      <w:r>
-        <w:t> No usar la etiqueta `&lt;p&gt;`.</w:t>
-      </w:r>
-      <w:r>
-        <w:br/>
-        <w:t> El uso del `&lt;h1&gt;` es correcto.</w:t>
-      </w:r>
-      <w:r>
-        <w:br/>
-        <w:t> Se saltó un nivel de encabezado (`h2`, `h3`), rompiendo la jerarquía Comprensible.</w:t>
-      </w:r>
-    </w:p>
-    <w:p>
-      <w:r>
-        <w:t>¡Correcto! Pregunta 10.</w:t>
-      </w:r>
-    </w:p>
-    <w:p>
+      <w:pPr>
+        <w:spacing w:after="0" w:line="240" w:lineRule="auto"/>
+      </w:pPr>
+    </w:p>
+    <w:p>
+      <w:pPr>
+        <w:pStyle w:val="Prrafodelista"/>
+        <w:numPr>
+          <w:ilvl w:val="0"/>
+          <w:numId w:val="10"/>
+        </w:numPr>
+        <w:spacing w:after="0" w:line="240" w:lineRule="auto"/>
+      </w:pPr>
+      <w:r>
+        <w:t>No usar la etiqueta `&lt;p&gt;`.</w:t>
+      </w:r>
+    </w:p>
+    <w:p>
+      <w:pPr>
+        <w:pStyle w:val="Prrafodelista"/>
+        <w:numPr>
+          <w:ilvl w:val="0"/>
+          <w:numId w:val="10"/>
+        </w:numPr>
+        <w:spacing w:after="0" w:line="240" w:lineRule="auto"/>
+      </w:pPr>
+      <w:r>
+        <w:t>El uso del `&lt;h1&gt;` es correcto.</w:t>
+      </w:r>
+    </w:p>
+    <w:p>
+      <w:pPr>
+        <w:pStyle w:val="Prrafodelista"/>
+        <w:numPr>
+          <w:ilvl w:val="0"/>
+          <w:numId w:val="10"/>
+        </w:numPr>
+        <w:spacing w:after="0" w:line="240" w:lineRule="auto"/>
+        <w:rPr>
+          <w:b/>
+          <w:bCs/>
+          <w:color w:val="EE0000"/>
+        </w:rPr>
+      </w:pPr>
+      <w:r>
+        <w:rPr>
+          <w:b/>
+          <w:bCs/>
+          <w:color w:val="EE0000"/>
+        </w:rPr>
+        <w:t>Se saltó un nivel de encabezado (`h2`, `h3`), rompiendo la jerarquía Comprensible.</w:t>
+      </w:r>
+    </w:p>
+    <w:p>
+      <w:pPr>
+        <w:spacing w:after="0" w:line="240" w:lineRule="auto"/>
+      </w:pPr>
+    </w:p>
+    <w:p>
+      <w:pPr>
+        <w:spacing w:after="0" w:line="240" w:lineRule="auto"/>
+      </w:pPr>
       <w:r>
         <w:t xml:space="preserve">11. Además de explicar WCAG y POUR, </w:t>
       </w:r>
@@ -449,32 +940,97 @@
       </w:r>
     </w:p>
     <w:p>
-      <w:r>
-        <w:lastRenderedPageBreak/>
-        <w:t> Gobierno, formación y evaluación continua.</w:t>
-      </w:r>
-      <w:r>
-        <w:br/>
-        <w:t> Reglas de SEO avanzado.</w:t>
-      </w:r>
-      <w:r>
-        <w:br/>
-        <w:t> Exclusivamente diseño gráfico.</w:t>
-      </w:r>
-    </w:p>
-    <w:p>
-      <w:r>
-        <w:t>¡Correcto! Pregunta 11.</w:t>
-      </w:r>
-    </w:p>
-    <w:p>
-      <w:r>
-        <w:t>12. Para asociar una etiqueta con un campo de entrada (``) en HTML de forma correcta, se usa:</w:t>
-      </w:r>
-    </w:p>
-    <w:p>
-      <w:r>
-        <w:t> El atributo `</w:t>
+      <w:pPr>
+        <w:spacing w:after="0" w:line="240" w:lineRule="auto"/>
+      </w:pPr>
+    </w:p>
+    <w:p>
+      <w:pPr>
+        <w:pStyle w:val="Prrafodelista"/>
+        <w:numPr>
+          <w:ilvl w:val="0"/>
+          <w:numId w:val="11"/>
+        </w:numPr>
+        <w:spacing w:after="0" w:line="240" w:lineRule="auto"/>
+        <w:rPr>
+          <w:b/>
+          <w:bCs/>
+          <w:color w:val="EE0000"/>
+        </w:rPr>
+      </w:pPr>
+      <w:r>
+        <w:rPr>
+          <w:b/>
+          <w:bCs/>
+          <w:color w:val="EE0000"/>
+        </w:rPr>
+        <w:t>Gobierno, formación y evaluación continua.</w:t>
+      </w:r>
+    </w:p>
+    <w:p>
+      <w:pPr>
+        <w:pStyle w:val="Prrafodelista"/>
+        <w:numPr>
+          <w:ilvl w:val="0"/>
+          <w:numId w:val="11"/>
+        </w:numPr>
+        <w:spacing w:after="0" w:line="240" w:lineRule="auto"/>
+      </w:pPr>
+      <w:r>
+        <w:t>Reglas de SEO avanzado.</w:t>
+      </w:r>
+    </w:p>
+    <w:p>
+      <w:pPr>
+        <w:pStyle w:val="Prrafodelista"/>
+        <w:numPr>
+          <w:ilvl w:val="0"/>
+          <w:numId w:val="11"/>
+        </w:numPr>
+        <w:spacing w:after="0" w:line="240" w:lineRule="auto"/>
+      </w:pPr>
+      <w:r>
+        <w:t>Exclusivamente diseño gráfico.</w:t>
+      </w:r>
+    </w:p>
+    <w:p>
+      <w:pPr>
+        <w:spacing w:after="0" w:line="240" w:lineRule="auto"/>
+      </w:pPr>
+    </w:p>
+    <w:p>
+      <w:pPr>
+        <w:spacing w:after="0" w:line="240" w:lineRule="auto"/>
+      </w:pPr>
+      <w:r>
+        <w:t>12. Para asociar una etiqueta con un campo de entrada (`</w:t>
+      </w:r>
+      <w:r>
+        <w:tab/>
+      </w:r>
+      <w:r>
+        <w:tab/>
+      </w:r>
+      <w:r>
+        <w:t>`) en HTML de forma correcta, se usa:</w:t>
+      </w:r>
+    </w:p>
+    <w:p>
+      <w:pPr>
+        <w:spacing w:after="0" w:line="240" w:lineRule="auto"/>
+      </w:pPr>
+    </w:p>
+    <w:p>
+      <w:pPr>
+        <w:pStyle w:val="Prrafodelista"/>
+        <w:numPr>
+          <w:ilvl w:val="0"/>
+          <w:numId w:val="12"/>
+        </w:numPr>
+        <w:spacing w:after="0" w:line="240" w:lineRule="auto"/>
+      </w:pPr>
+      <w:r>
+        <w:t>El atributo `</w:t>
       </w:r>
       <w:proofErr w:type="spellStart"/>
       <w:r>
@@ -490,83 +1046,235 @@
       </w:r>
       <w:proofErr w:type="spellEnd"/>
       <w:r>
-        <w:t xml:space="preserve"> ``.</w:t>
-      </w:r>
-      <w:r>
-        <w:br/>
-        <w:t> El atributo `</w:t>
+        <w:t xml:space="preserve"> `</w:t>
+      </w:r>
+      <w:r>
+        <w:tab/>
+      </w:r>
+      <w:r>
+        <w:tab/>
+      </w:r>
+      <w:r>
+        <w:t>`.</w:t>
+      </w:r>
+    </w:p>
+    <w:p>
+      <w:pPr>
+        <w:pStyle w:val="Prrafodelista"/>
+        <w:numPr>
+          <w:ilvl w:val="0"/>
+          <w:numId w:val="12"/>
+        </w:numPr>
+        <w:spacing w:after="0" w:line="240" w:lineRule="auto"/>
+        <w:rPr>
+          <w:b/>
+          <w:bCs/>
+          <w:color w:val="EE0000"/>
+        </w:rPr>
+      </w:pPr>
+      <w:r>
+        <w:rPr>
+          <w:b/>
+          <w:bCs/>
+          <w:color w:val="EE0000"/>
+        </w:rPr>
+        <w:t>El atributo `</w:t>
       </w:r>
       <w:proofErr w:type="spellStart"/>
       <w:r>
+        <w:rPr>
+          <w:b/>
+          <w:bCs/>
+          <w:color w:val="EE0000"/>
+        </w:rPr>
         <w:t>for</w:t>
       </w:r>
       <w:proofErr w:type="spellEnd"/>
       <w:r>
+        <w:rPr>
+          <w:b/>
+          <w:bCs/>
+          <w:color w:val="EE0000"/>
+        </w:rPr>
         <w:t xml:space="preserve">` en </w:t>
       </w:r>
       <w:proofErr w:type="spellStart"/>
       <w:r>
+        <w:rPr>
+          <w:b/>
+          <w:bCs/>
+          <w:color w:val="EE0000"/>
+        </w:rPr>
         <w:t>el</w:t>
       </w:r>
       <w:proofErr w:type="spellEnd"/>
       <w:r>
+        <w:rPr>
+          <w:b/>
+          <w:bCs/>
+          <w:color w:val="EE0000"/>
+        </w:rPr>
         <w:t xml:space="preserve"> `` </w:t>
       </w:r>
       <w:proofErr w:type="spellStart"/>
       <w:r>
+        <w:rPr>
+          <w:b/>
+          <w:bCs/>
+          <w:color w:val="EE0000"/>
+        </w:rPr>
         <w:t>y</w:t>
       </w:r>
       <w:proofErr w:type="spellEnd"/>
       <w:r>
+        <w:rPr>
+          <w:b/>
+          <w:bCs/>
+          <w:color w:val="EE0000"/>
+        </w:rPr>
         <w:t xml:space="preserve"> `id` en </w:t>
       </w:r>
       <w:proofErr w:type="spellStart"/>
       <w:r>
+        <w:rPr>
+          <w:b/>
+          <w:bCs/>
+          <w:color w:val="EE0000"/>
+        </w:rPr>
         <w:t>el</w:t>
       </w:r>
       <w:proofErr w:type="spellEnd"/>
       <w:r>
-        <w:t xml:space="preserve"> ``.</w:t>
-      </w:r>
-      <w:r>
-        <w:br/>
-        <w:t> Exclusivamente CSS.</w:t>
-      </w:r>
-    </w:p>
-    <w:p>
-      <w:r>
-        <w:t>¡Correcto! Pregunta 12.</w:t>
-      </w:r>
-    </w:p>
-    <w:p>
+        <w:rPr>
+          <w:b/>
+          <w:bCs/>
+          <w:color w:val="EE0000"/>
+        </w:rPr>
+        <w:t xml:space="preserve"> `</w:t>
+      </w:r>
+      <w:r>
+        <w:rPr>
+          <w:b/>
+          <w:bCs/>
+          <w:color w:val="EE0000"/>
+        </w:rPr>
+        <w:tab/>
+      </w:r>
+      <w:r>
+        <w:rPr>
+          <w:b/>
+          <w:bCs/>
+          <w:color w:val="EE0000"/>
+        </w:rPr>
+        <w:tab/>
+      </w:r>
+      <w:r>
+        <w:rPr>
+          <w:b/>
+          <w:bCs/>
+          <w:color w:val="EE0000"/>
+        </w:rPr>
+        <w:t>`.</w:t>
+      </w:r>
+    </w:p>
+    <w:p>
+      <w:pPr>
+        <w:pStyle w:val="Prrafodelista"/>
+        <w:numPr>
+          <w:ilvl w:val="0"/>
+          <w:numId w:val="12"/>
+        </w:numPr>
+        <w:spacing w:after="0" w:line="240" w:lineRule="auto"/>
+      </w:pPr>
+      <w:r>
+        <w:t>Exclusivamente CSS.</w:t>
+      </w:r>
+    </w:p>
+    <w:p>
+      <w:pPr>
+        <w:spacing w:after="0" w:line="240" w:lineRule="auto"/>
+      </w:pPr>
+    </w:p>
+    <w:p>
+      <w:pPr>
+        <w:spacing w:after="0" w:line="240" w:lineRule="auto"/>
+      </w:pPr>
       <w:r>
         <w:t>13. La W3C/WAI define la accesibilidad web como la capacidad de:</w:t>
       </w:r>
     </w:p>
     <w:p>
-      <w:r>
-        <w:t> Solo percibir e interactuar.</w:t>
-      </w:r>
-      <w:r>
-        <w:br/>
-        <w:t> Solo navegar y contribuir.</w:t>
-      </w:r>
-      <w:r>
-        <w:br/>
-        <w:t> Percibir, entender, navegar, interactuar y contribuir.</w:t>
-      </w:r>
-    </w:p>
-    <w:p>
-      <w:r>
-        <w:t>¡Correcto! Pregunta 13.</w:t>
-      </w:r>
-    </w:p>
-    <w:p>
+      <w:pPr>
+        <w:spacing w:after="0" w:line="240" w:lineRule="auto"/>
+      </w:pPr>
+    </w:p>
+    <w:p>
+      <w:pPr>
+        <w:pStyle w:val="Prrafodelista"/>
+        <w:numPr>
+          <w:ilvl w:val="0"/>
+          <w:numId w:val="13"/>
+        </w:numPr>
+        <w:spacing w:after="0" w:line="240" w:lineRule="auto"/>
+      </w:pPr>
+      <w:r>
+        <w:t>Solo percibir e interactuar.</w:t>
+      </w:r>
+    </w:p>
+    <w:p>
+      <w:pPr>
+        <w:pStyle w:val="Prrafodelista"/>
+        <w:numPr>
+          <w:ilvl w:val="0"/>
+          <w:numId w:val="13"/>
+        </w:numPr>
+        <w:spacing w:after="0" w:line="240" w:lineRule="auto"/>
+      </w:pPr>
+      <w:r>
+        <w:t>Solo navegar y contribuir.</w:t>
+      </w:r>
+    </w:p>
+    <w:p>
+      <w:pPr>
+        <w:pStyle w:val="Prrafodelista"/>
+        <w:numPr>
+          <w:ilvl w:val="0"/>
+          <w:numId w:val="13"/>
+        </w:numPr>
+        <w:spacing w:after="0" w:line="240" w:lineRule="auto"/>
+        <w:rPr>
+          <w:b/>
+          <w:bCs/>
+          <w:color w:val="EE0000"/>
+        </w:rPr>
+      </w:pPr>
+      <w:r>
+        <w:rPr>
+          <w:b/>
+          <w:bCs/>
+          <w:color w:val="EE0000"/>
+        </w:rPr>
+        <w:t>Percibir, entender, navegar, interactuar y contribuir.</w:t>
+      </w:r>
+    </w:p>
+    <w:p>
+      <w:pPr>
+        <w:spacing w:after="0" w:line="240" w:lineRule="auto"/>
+      </w:pPr>
+    </w:p>
+    <w:p>
+      <w:pPr>
+        <w:spacing w:after="0" w:line="240" w:lineRule="auto"/>
+      </w:pPr>
       <w:r>
         <w:t>14. ¿Qué fragmento CSS es una mala práctica que elimina la Operabilidad con teclado?</w:t>
       </w:r>
     </w:p>
     <w:p>
+      <w:pPr>
+        <w:spacing w:after="0" w:line="240" w:lineRule="auto"/>
+        <w:ind w:firstLine="708"/>
+      </w:pPr>
       <w:proofErr w:type="gramStart"/>
       <w:r>
         <w:t>*:</w:t>
@@ -605,90 +1313,1008 @@
       <w:proofErr w:type="gramEnd"/>
     </w:p>
     <w:p>
-      <w:r>
-        <w:t> Correcto, elimina el indicador de foco.</w:t>
-      </w:r>
-      <w:r>
-        <w:br/>
-        <w:t> Incorrecto, es la forma correcta de asegurar el foco.</w:t>
-      </w:r>
-      <w:r>
-        <w:br/>
-        <w:t> Irrelevante para la accesibilidad.</w:t>
-      </w:r>
-    </w:p>
-    <w:p>
-      <w:r>
-        <w:t>¡Correcto! Pregunta 14.</w:t>
-      </w:r>
-    </w:p>
-    <w:p>
+      <w:pPr>
+        <w:pStyle w:val="Prrafodelista"/>
+        <w:numPr>
+          <w:ilvl w:val="0"/>
+          <w:numId w:val="14"/>
+        </w:numPr>
+        <w:spacing w:after="0" w:line="240" w:lineRule="auto"/>
+        <w:rPr>
+          <w:b/>
+          <w:bCs/>
+          <w:color w:val="EE0000"/>
+        </w:rPr>
+      </w:pPr>
+      <w:r>
+        <w:rPr>
+          <w:b/>
+          <w:bCs/>
+          <w:color w:val="EE0000"/>
+        </w:rPr>
+        <w:t>Correcto, elimina el indicador de foco.</w:t>
+      </w:r>
+    </w:p>
+    <w:p>
+      <w:pPr>
+        <w:pStyle w:val="Prrafodelista"/>
+        <w:numPr>
+          <w:ilvl w:val="0"/>
+          <w:numId w:val="14"/>
+        </w:numPr>
+        <w:spacing w:after="0" w:line="240" w:lineRule="auto"/>
+      </w:pPr>
+      <w:r>
+        <w:t>Incorrecto, es la forma correcta de asegurar el foco.</w:t>
+      </w:r>
+    </w:p>
+    <w:p>
+      <w:pPr>
+        <w:pStyle w:val="Prrafodelista"/>
+        <w:numPr>
+          <w:ilvl w:val="0"/>
+          <w:numId w:val="14"/>
+        </w:numPr>
+        <w:spacing w:after="0" w:line="240" w:lineRule="auto"/>
+      </w:pPr>
+      <w:r>
+        <w:t>Irrelevante para la accesibilidad.</w:t>
+      </w:r>
+    </w:p>
+    <w:p>
+      <w:pPr>
+        <w:spacing w:after="0" w:line="240" w:lineRule="auto"/>
+      </w:pPr>
+    </w:p>
+    <w:p>
+      <w:pPr>
+        <w:spacing w:after="0" w:line="240" w:lineRule="auto"/>
+      </w:pPr>
       <w:r>
         <w:t>15. El principio de Usabilidad de "Retroalimentación" se traduce en código mediante:</w:t>
       </w:r>
     </w:p>
     <w:p>
-      <w:r>
-        <w:t> Dejar al usuario adivinar si la acción funcionó.</w:t>
-      </w:r>
-      <w:r>
-        <w:br/>
-        <w:t> Mensajes claros que indican el estado de la acción (ej. "Formulario enviado con éxito").</w:t>
-      </w:r>
-      <w:r>
-        <w:br/>
-        <w:t> El uso de JavaScript avanzado, sin mensajes visibles.</w:t>
-      </w:r>
-    </w:p>
-    <w:p>
-      <w:r>
-        <w:t>¡Correcto! Pregunta 15.</w:t>
-      </w:r>
-    </w:p>
-    <w:p>
-      <w:r>
+      <w:pPr>
+        <w:spacing w:after="0" w:line="240" w:lineRule="auto"/>
+      </w:pPr>
+    </w:p>
+    <w:p>
+      <w:pPr>
+        <w:pStyle w:val="Prrafodelista"/>
+        <w:numPr>
+          <w:ilvl w:val="0"/>
+          <w:numId w:val="15"/>
+        </w:numPr>
+        <w:spacing w:after="0" w:line="240" w:lineRule="auto"/>
+      </w:pPr>
+      <w:r>
+        <w:t>Dejar al usuario adivinar si la acción funcionó.</w:t>
+      </w:r>
+    </w:p>
+    <w:p>
+      <w:pPr>
+        <w:pStyle w:val="Prrafodelista"/>
+        <w:numPr>
+          <w:ilvl w:val="0"/>
+          <w:numId w:val="15"/>
+        </w:numPr>
+        <w:spacing w:after="0" w:line="240" w:lineRule="auto"/>
+        <w:rPr>
+          <w:b/>
+          <w:bCs/>
+          <w:color w:val="EE0000"/>
+        </w:rPr>
+      </w:pPr>
+      <w:r>
+        <w:rPr>
+          <w:b/>
+          <w:bCs/>
+          <w:color w:val="EE0000"/>
+        </w:rPr>
+        <w:t>Mensajes claros que indican el estado de la acción (ej. "Formulario enviado con éxito").</w:t>
+      </w:r>
+    </w:p>
+    <w:p>
+      <w:pPr>
+        <w:pStyle w:val="Prrafodelista"/>
+        <w:numPr>
+          <w:ilvl w:val="0"/>
+          <w:numId w:val="15"/>
+        </w:numPr>
+        <w:spacing w:after="0" w:line="240" w:lineRule="auto"/>
+      </w:pPr>
+      <w:r>
+        <w:t>El uso de JavaScript avanzado, sin mensajes visibles.</w:t>
+      </w:r>
+    </w:p>
+    <w:p>
+      <w:pPr>
+        <w:spacing w:after="0" w:line="240" w:lineRule="auto"/>
+      </w:pPr>
+    </w:p>
+    <w:p>
+      <w:pPr>
+        <w:spacing w:after="0" w:line="240" w:lineRule="auto"/>
+      </w:pPr>
+      <w:r>
+        <w:lastRenderedPageBreak/>
         <w:t>16. ¿Cuál es la adaptación técnica española de las WCAG?</w:t>
       </w:r>
     </w:p>
     <w:p>
-      <w:r>
-        <w:t> ADA.</w:t>
-      </w:r>
-      <w:r>
-        <w:br/>
-        <w:t> Ley 11/2023.</w:t>
-      </w:r>
-      <w:r>
-        <w:br/>
-        <w:t> Norma UNE 139803.</w:t>
-      </w:r>
-    </w:p>
-    <w:p>
-      <w:r>
-        <w:t>¡Correcto! Pregunta 16.</w:t>
-      </w:r>
-    </w:p>
-    <w:p>
+      <w:pPr>
+        <w:spacing w:after="0" w:line="240" w:lineRule="auto"/>
+      </w:pPr>
+    </w:p>
+    <w:p>
+      <w:pPr>
+        <w:pStyle w:val="Prrafodelista"/>
+        <w:numPr>
+          <w:ilvl w:val="0"/>
+          <w:numId w:val="16"/>
+        </w:numPr>
+        <w:spacing w:after="0" w:line="240" w:lineRule="auto"/>
+      </w:pPr>
+      <w:r>
+        <w:t>ADA.</w:t>
+      </w:r>
+    </w:p>
+    <w:p>
+      <w:pPr>
+        <w:pStyle w:val="Prrafodelista"/>
+        <w:numPr>
+          <w:ilvl w:val="0"/>
+          <w:numId w:val="16"/>
+        </w:numPr>
+        <w:spacing w:after="0" w:line="240" w:lineRule="auto"/>
+      </w:pPr>
+      <w:r>
+        <w:t>Ley 11/2023.</w:t>
+      </w:r>
+    </w:p>
+    <w:p>
+      <w:pPr>
+        <w:pStyle w:val="Prrafodelista"/>
+        <w:numPr>
+          <w:ilvl w:val="0"/>
+          <w:numId w:val="16"/>
+        </w:numPr>
+        <w:spacing w:after="0" w:line="240" w:lineRule="auto"/>
+        <w:rPr>
+          <w:b/>
+          <w:bCs/>
+          <w:color w:val="EE0000"/>
+        </w:rPr>
+      </w:pPr>
+      <w:r>
+        <w:rPr>
+          <w:b/>
+          <w:bCs/>
+          <w:color w:val="EE0000"/>
+        </w:rPr>
+        <w:t>Norma UNE 139803.</w:t>
+      </w:r>
+    </w:p>
+    <w:p>
+      <w:pPr>
+        <w:spacing w:after="0" w:line="240" w:lineRule="auto"/>
+      </w:pPr>
+    </w:p>
+    <w:p>
+      <w:pPr>
+        <w:spacing w:after="0" w:line="240" w:lineRule="auto"/>
+      </w:pPr>
+      <w:r>
+        <w:t>17. Los colores y contrastes inapropiados en un diseño web son una barrera directa al principio WCAG de:</w:t>
+      </w:r>
+    </w:p>
+    <w:p>
+      <w:pPr>
+        <w:spacing w:after="0" w:line="240" w:lineRule="auto"/>
+      </w:pPr>
+    </w:p>
+    <w:p>
+      <w:pPr>
+        <w:pStyle w:val="Prrafodelista"/>
+        <w:numPr>
+          <w:ilvl w:val="0"/>
+          <w:numId w:val="17"/>
+        </w:numPr>
+        <w:spacing w:after="0" w:line="240" w:lineRule="auto"/>
+        <w:rPr>
+          <w:b/>
+          <w:bCs/>
+          <w:color w:val="EE0000"/>
+        </w:rPr>
+      </w:pPr>
+      <w:r>
+        <w:rPr>
+          <w:b/>
+          <w:bCs/>
+          <w:color w:val="EE0000"/>
+        </w:rPr>
+        <w:t>Perceptible.</w:t>
+      </w:r>
+    </w:p>
+    <w:p>
+      <w:pPr>
+        <w:pStyle w:val="Prrafodelista"/>
+        <w:numPr>
+          <w:ilvl w:val="0"/>
+          <w:numId w:val="17"/>
+        </w:numPr>
+        <w:spacing w:after="0" w:line="240" w:lineRule="auto"/>
+      </w:pPr>
+      <w:r>
+        <w:t>Operable.</w:t>
+      </w:r>
+    </w:p>
+    <w:p>
+      <w:pPr>
+        <w:pStyle w:val="Prrafodelista"/>
+        <w:numPr>
+          <w:ilvl w:val="0"/>
+          <w:numId w:val="17"/>
+        </w:numPr>
+        <w:spacing w:after="0" w:line="240" w:lineRule="auto"/>
+      </w:pPr>
+      <w:proofErr w:type="spellStart"/>
+      <w:r>
+        <w:t>Memorabilidad</w:t>
+      </w:r>
+      <w:proofErr w:type="spellEnd"/>
+      <w:r>
+        <w:t>.</w:t>
+      </w:r>
+    </w:p>
+    <w:p>
+      <w:pPr>
+        <w:spacing w:after="0" w:line="240" w:lineRule="auto"/>
+      </w:pPr>
+    </w:p>
+    <w:p>
+      <w:pPr>
+        <w:spacing w:after="0" w:line="240" w:lineRule="auto"/>
+      </w:pPr>
+      <w:r>
+        <w:t>18. Para reducir los errores (componente de usabilidad) en formularios, el desarrollador debe asegurar:</w:t>
+      </w:r>
+    </w:p>
+    <w:p>
+      <w:pPr>
+        <w:spacing w:after="0" w:line="240" w:lineRule="auto"/>
+      </w:pPr>
+    </w:p>
+    <w:p>
+      <w:pPr>
+        <w:pStyle w:val="Prrafodelista"/>
+        <w:numPr>
+          <w:ilvl w:val="0"/>
+          <w:numId w:val="18"/>
+        </w:numPr>
+        <w:spacing w:after="0" w:line="240" w:lineRule="auto"/>
+      </w:pPr>
+      <w:r>
+        <w:t>Que los mensajes de error sean técnicos y complejos.</w:t>
+      </w:r>
+    </w:p>
+    <w:p>
+      <w:pPr>
+        <w:pStyle w:val="Prrafodelista"/>
+        <w:numPr>
+          <w:ilvl w:val="0"/>
+          <w:numId w:val="18"/>
+        </w:numPr>
+        <w:spacing w:after="0" w:line="240" w:lineRule="auto"/>
+        <w:rPr>
+          <w:b/>
+          <w:bCs/>
+          <w:color w:val="EE0000"/>
+        </w:rPr>
+      </w:pPr>
+      <w:r>
+        <w:rPr>
+          <w:b/>
+          <w:bCs/>
+          <w:color w:val="EE0000"/>
+        </w:rPr>
+        <w:t>Que haya validación inmediata y opciones para corregir fácilmente.</w:t>
+      </w:r>
+    </w:p>
+    <w:p>
+      <w:pPr>
+        <w:pStyle w:val="Prrafodelista"/>
+        <w:numPr>
+          <w:ilvl w:val="0"/>
+          <w:numId w:val="18"/>
+        </w:numPr>
+        <w:spacing w:after="0" w:line="240" w:lineRule="auto"/>
+      </w:pPr>
+      <w:r>
+        <w:t>Que el usuario solo pueda usar el teclado.</w:t>
+      </w:r>
+    </w:p>
+    <w:p>
+      <w:pPr>
+        <w:spacing w:after="0" w:line="240" w:lineRule="auto"/>
+      </w:pPr>
+    </w:p>
+    <w:p>
+      <w:pPr>
+        <w:spacing w:after="0" w:line="240" w:lineRule="auto"/>
+      </w:pPr>
+      <w:r>
+        <w:t>19. Si un mensaje de error aparece de forma dinámica, ¿qué comando ARIA asegura que el lector de pantalla lo anuncie automáticamente?</w:t>
+      </w:r>
+    </w:p>
+    <w:p>
+      <w:pPr>
+        <w:spacing w:after="0" w:line="240" w:lineRule="auto"/>
+      </w:pPr>
+    </w:p>
+    <w:p>
+      <w:pPr>
+        <w:pStyle w:val="Prrafodelista"/>
+        <w:numPr>
+          <w:ilvl w:val="0"/>
+          <w:numId w:val="19"/>
+        </w:numPr>
+        <w:spacing w:after="0" w:line="240" w:lineRule="auto"/>
+      </w:pPr>
+      <w:r>
+        <w:t>`aria-</w:t>
+      </w:r>
+      <w:proofErr w:type="spellStart"/>
+      <w:r>
+        <w:t>hidden</w:t>
+      </w:r>
+      <w:proofErr w:type="spellEnd"/>
+      <w:r>
+        <w:t>="true"`.</w:t>
+      </w:r>
+    </w:p>
+    <w:p>
+      <w:pPr>
+        <w:pStyle w:val="Prrafodelista"/>
+        <w:numPr>
+          <w:ilvl w:val="0"/>
+          <w:numId w:val="19"/>
+        </w:numPr>
+        <w:spacing w:after="0" w:line="240" w:lineRule="auto"/>
+      </w:pPr>
+      <w:r>
+        <w:t>`role="</w:t>
+      </w:r>
+      <w:proofErr w:type="spellStart"/>
+      <w:r>
+        <w:t>alert</w:t>
+      </w:r>
+      <w:proofErr w:type="spellEnd"/>
+      <w:r>
+        <w:t>"` sin más atributos.</w:t>
+      </w:r>
+    </w:p>
+    <w:p>
+      <w:pPr>
+        <w:pStyle w:val="Prrafodelista"/>
+        <w:numPr>
+          <w:ilvl w:val="0"/>
+          <w:numId w:val="19"/>
+        </w:numPr>
+        <w:spacing w:after="0" w:line="240" w:lineRule="auto"/>
+        <w:rPr>
+          <w:b/>
+          <w:bCs/>
+          <w:color w:val="EE0000"/>
+          <w:lang w:val="en-US"/>
+        </w:rPr>
+      </w:pPr>
+      <w:r>
+        <w:rPr>
+          <w:b/>
+          <w:bCs/>
+          <w:color w:val="EE0000"/>
+          <w:lang w:val="en-US"/>
+        </w:rPr>
+        <w:t>`aria-live="polite"` o `role="alert"` (</w:t>
+      </w:r>
+      <w:proofErr w:type="spellStart"/>
+      <w:r>
+        <w:rPr>
+          <w:b/>
+          <w:bCs/>
+          <w:color w:val="EE0000"/>
+          <w:lang w:val="en-US"/>
+        </w:rPr>
+        <w:t>implica</w:t>
+      </w:r>
+      <w:proofErr w:type="spellEnd"/>
+      <w:r>
+        <w:rPr>
+          <w:b/>
+          <w:bCs/>
+          <w:color w:val="EE0000"/>
+          <w:lang w:val="en-US"/>
+        </w:rPr>
+        <w:t xml:space="preserve"> `aria-live="assertive"`).</w:t>
+      </w:r>
+    </w:p>
+    <w:p>
+      <w:pPr>
+        <w:spacing w:after="0" w:line="240" w:lineRule="auto"/>
+      </w:pPr>
+    </w:p>
+    <w:p>
+      <w:pPr>
+        <w:spacing w:after="0" w:line="240" w:lineRule="auto"/>
+      </w:pPr>
+      <w:r>
+        <w:t>20. ¿Qué recurso se recomienda para iniciar debates con los alumnos sobre las razones éticas, legales y de negocio de la accesibilidad?</w:t>
+      </w:r>
+    </w:p>
+    <w:p>
+      <w:pPr>
+        <w:spacing w:after="0" w:line="240" w:lineRule="auto"/>
+      </w:pPr>
+    </w:p>
+    <w:p>
+      <w:pPr>
+        <w:pStyle w:val="Prrafodelista"/>
+        <w:numPr>
+          <w:ilvl w:val="0"/>
+          <w:numId w:val="20"/>
+        </w:numPr>
+        <w:spacing w:after="0" w:line="240" w:lineRule="auto"/>
+        <w:rPr>
+          <w:lang w:val="en-US"/>
+        </w:rPr>
+      </w:pPr>
+      <w:r>
+        <w:rPr>
+          <w:lang w:val="en-US"/>
+        </w:rPr>
+        <w:t>Usability Testing 101.</w:t>
+      </w:r>
+    </w:p>
+    <w:p>
+      <w:pPr>
+        <w:pStyle w:val="Prrafodelista"/>
+        <w:numPr>
+          <w:ilvl w:val="0"/>
+          <w:numId w:val="20"/>
+        </w:numPr>
+        <w:spacing w:after="0" w:line="240" w:lineRule="auto"/>
+        <w:rPr>
+          <w:b/>
+          <w:bCs/>
+          <w:color w:val="EE0000"/>
+          <w:lang w:val="en-US"/>
+        </w:rPr>
+      </w:pPr>
+      <w:proofErr w:type="spellStart"/>
+      <w:r>
+        <w:rPr>
+          <w:b/>
+          <w:bCs/>
+          <w:color w:val="EE0000"/>
+          <w:lang w:val="en-US"/>
+        </w:rPr>
+        <w:t>WebAIM</w:t>
+      </w:r>
+      <w:proofErr w:type="spellEnd"/>
+      <w:r>
+        <w:rPr>
+          <w:b/>
+          <w:bCs/>
+          <w:color w:val="EE0000"/>
+          <w:lang w:val="en-US"/>
+        </w:rPr>
+        <w:t xml:space="preserve"> – </w:t>
+      </w:r>
+      <w:proofErr w:type="spellStart"/>
+      <w:r>
+        <w:rPr>
+          <w:b/>
+          <w:bCs/>
+          <w:color w:val="EE0000"/>
+          <w:lang w:val="en-US"/>
+        </w:rPr>
+        <w:t>Motivar</w:t>
+      </w:r>
+      <w:proofErr w:type="spellEnd"/>
+      <w:r>
+        <w:rPr>
+          <w:b/>
+          <w:bCs/>
+          <w:color w:val="EE0000"/>
+          <w:lang w:val="en-US"/>
+        </w:rPr>
+        <w:t xml:space="preserve"> a </w:t>
+      </w:r>
+      <w:proofErr w:type="spellStart"/>
+      <w:r>
+        <w:rPr>
+          <w:b/>
+          <w:bCs/>
+          <w:color w:val="EE0000"/>
+          <w:lang w:val="en-US"/>
+        </w:rPr>
+        <w:t>equipos</w:t>
+      </w:r>
+      <w:proofErr w:type="spellEnd"/>
+      <w:r>
+        <w:rPr>
+          <w:b/>
+          <w:bCs/>
+          <w:color w:val="EE0000"/>
+          <w:lang w:val="en-US"/>
+        </w:rPr>
+        <w:t xml:space="preserve"> (Why Accessibility?).</w:t>
+      </w:r>
+    </w:p>
+    <w:p>
+      <w:pPr>
+        <w:pStyle w:val="Prrafodelista"/>
+        <w:numPr>
+          <w:ilvl w:val="0"/>
+          <w:numId w:val="20"/>
+        </w:numPr>
+        <w:spacing w:after="0" w:line="240" w:lineRule="auto"/>
+      </w:pPr>
+      <w:r>
+        <w:t>La guía de SEO de Google.</w:t>
+      </w:r>
+    </w:p>
+    <w:p>
+      <w:pPr>
+        <w:spacing w:after="0" w:line="240" w:lineRule="auto"/>
+      </w:pPr>
+    </w:p>
+    <w:p>
+      <w:pPr>
+        <w:spacing w:after="0" w:line="240" w:lineRule="auto"/>
+      </w:pPr>
+      <w:r>
+        <w:t>21. ¿Cuál de los siguientes es uno de los 5 componentes de la usabilidad según NN/g?</w:t>
+      </w:r>
+    </w:p>
+    <w:p>
+      <w:pPr>
+        <w:spacing w:after="0" w:line="240" w:lineRule="auto"/>
+      </w:pPr>
+    </w:p>
+    <w:p>
+      <w:pPr>
+        <w:pStyle w:val="Prrafodelista"/>
+        <w:numPr>
+          <w:ilvl w:val="0"/>
+          <w:numId w:val="21"/>
+        </w:numPr>
+        <w:spacing w:after="0" w:line="240" w:lineRule="auto"/>
+        <w:rPr>
+          <w:b/>
+          <w:bCs/>
+          <w:color w:val="EE0000"/>
+        </w:rPr>
+      </w:pPr>
+      <w:proofErr w:type="spellStart"/>
+      <w:r>
+        <w:rPr>
+          <w:b/>
+          <w:bCs/>
+          <w:color w:val="EE0000"/>
+        </w:rPr>
+        <w:t>Memorabilidad</w:t>
+      </w:r>
+      <w:proofErr w:type="spellEnd"/>
+      <w:r>
+        <w:rPr>
+          <w:b/>
+          <w:bCs/>
+          <w:color w:val="EE0000"/>
+        </w:rPr>
+        <w:t>.</w:t>
+      </w:r>
+    </w:p>
+    <w:p>
+      <w:pPr>
+        <w:pStyle w:val="Prrafodelista"/>
+        <w:numPr>
+          <w:ilvl w:val="0"/>
+          <w:numId w:val="21"/>
+        </w:numPr>
+        <w:spacing w:after="0" w:line="240" w:lineRule="auto"/>
+      </w:pPr>
+      <w:r>
+        <w:t>Robustez.</w:t>
+      </w:r>
+    </w:p>
+    <w:p>
+      <w:pPr>
+        <w:pStyle w:val="Prrafodelista"/>
+        <w:numPr>
+          <w:ilvl w:val="0"/>
+          <w:numId w:val="21"/>
+        </w:numPr>
+        <w:spacing w:after="0" w:line="240" w:lineRule="auto"/>
+      </w:pPr>
+      <w:r>
+        <w:t>Flexibilidad.</w:t>
+      </w:r>
+    </w:p>
+    <w:p>
+      <w:pPr>
+        <w:spacing w:after="0" w:line="240" w:lineRule="auto"/>
+      </w:pPr>
+    </w:p>
+    <w:p>
+      <w:pPr>
+        <w:spacing w:after="0" w:line="240" w:lineRule="auto"/>
+      </w:pPr>
+      <w:r>
+        <w:t>22. Los enlaces que permiten al usuario de teclado saltar directamente al contenido principal se conocen como:</w:t>
+      </w:r>
+    </w:p>
+    <w:p>
+      <w:pPr>
+        <w:spacing w:after="0" w:line="240" w:lineRule="auto"/>
+      </w:pPr>
+    </w:p>
+    <w:p>
+      <w:pPr>
+        <w:pStyle w:val="Prrafodelista"/>
+        <w:numPr>
+          <w:ilvl w:val="0"/>
+          <w:numId w:val="22"/>
+        </w:numPr>
+        <w:spacing w:after="0" w:line="240" w:lineRule="auto"/>
+      </w:pPr>
+      <w:r>
+        <w:t>`</w:t>
+      </w:r>
+      <w:proofErr w:type="spellStart"/>
+      <w:r>
+        <w:t>alt</w:t>
+      </w:r>
+      <w:proofErr w:type="spellEnd"/>
+      <w:r>
+        <w:t>` links.</w:t>
+      </w:r>
+    </w:p>
+    <w:p>
+      <w:pPr>
+        <w:pStyle w:val="Prrafodelista"/>
+        <w:numPr>
+          <w:ilvl w:val="0"/>
+          <w:numId w:val="22"/>
+        </w:numPr>
+        <w:spacing w:after="0" w:line="240" w:lineRule="auto"/>
+      </w:pPr>
+      <w:r>
+        <w:t>ARIA links.</w:t>
+      </w:r>
+    </w:p>
+    <w:p>
+      <w:pPr>
+        <w:pStyle w:val="Prrafodelista"/>
+        <w:numPr>
+          <w:ilvl w:val="0"/>
+          <w:numId w:val="22"/>
+        </w:numPr>
+        <w:spacing w:after="0" w:line="240" w:lineRule="auto"/>
+        <w:rPr>
+          <w:b/>
+          <w:bCs/>
+          <w:color w:val="EE0000"/>
+        </w:rPr>
+      </w:pPr>
+      <w:r>
+        <w:rPr>
+          <w:b/>
+          <w:bCs/>
+          <w:color w:val="EE0000"/>
+        </w:rPr>
+        <w:t>Enlaces de Salto (`</w:t>
+      </w:r>
+      <w:proofErr w:type="spellStart"/>
+      <w:r>
+        <w:rPr>
+          <w:b/>
+          <w:bCs/>
+          <w:color w:val="EE0000"/>
+        </w:rPr>
+        <w:t>skip</w:t>
+      </w:r>
+      <w:proofErr w:type="spellEnd"/>
+      <w:r>
+        <w:rPr>
+          <w:b/>
+          <w:bCs/>
+          <w:color w:val="EE0000"/>
+        </w:rPr>
+        <w:t xml:space="preserve"> links`).</w:t>
+      </w:r>
+    </w:p>
+    <w:p>
+      <w:pPr>
+        <w:spacing w:after="0" w:line="240" w:lineRule="auto"/>
+      </w:pPr>
+    </w:p>
+    <w:p>
+      <w:pPr>
+        <w:spacing w:after="0" w:line="240" w:lineRule="auto"/>
+      </w:pPr>
+      <w:r>
+        <w:t>23. ¿Qué implicación tiene la EAA (Acta Europea de Accesibilidad) para el sector privado a partir de 2025?</w:t>
+      </w:r>
+    </w:p>
+    <w:p>
+      <w:pPr>
+        <w:spacing w:after="0" w:line="240" w:lineRule="auto"/>
+      </w:pPr>
+    </w:p>
+    <w:p>
+      <w:pPr>
+        <w:pStyle w:val="Prrafodelista"/>
+        <w:numPr>
+          <w:ilvl w:val="0"/>
+          <w:numId w:val="23"/>
+        </w:numPr>
+        <w:spacing w:after="0" w:line="240" w:lineRule="auto"/>
+        <w:rPr>
+          <w:b/>
+          <w:bCs/>
+          <w:color w:val="EE0000"/>
+        </w:rPr>
+      </w:pPr>
+      <w:r>
+        <w:rPr>
+          <w:b/>
+          <w:bCs/>
+          <w:color w:val="EE0000"/>
+        </w:rPr>
+        <w:t>Genera un contexto de cumplimiento legal y una oportunidad empresarial.</w:t>
+      </w:r>
+    </w:p>
+    <w:p>
+      <w:pPr>
+        <w:pStyle w:val="Prrafodelista"/>
+        <w:numPr>
+          <w:ilvl w:val="0"/>
+          <w:numId w:val="23"/>
+        </w:numPr>
+        <w:spacing w:after="0" w:line="240" w:lineRule="auto"/>
+      </w:pPr>
+      <w:r>
+        <w:t>Elimina toda obligación de accesibilidad.</w:t>
+      </w:r>
+    </w:p>
+    <w:p>
+      <w:pPr>
+        <w:pStyle w:val="Prrafodelista"/>
+        <w:numPr>
+          <w:ilvl w:val="0"/>
+          <w:numId w:val="23"/>
+        </w:numPr>
+        <w:spacing w:after="0" w:line="240" w:lineRule="auto"/>
+      </w:pPr>
+      <w:r>
+        <w:t>Solo afecta a los documentos PDF.</w:t>
+      </w:r>
+    </w:p>
+    <w:p>
+      <w:pPr>
+        <w:spacing w:after="0" w:line="240" w:lineRule="auto"/>
+      </w:pPr>
+    </w:p>
+    <w:p>
+      <w:pPr>
+        <w:spacing w:after="0" w:line="240" w:lineRule="auto"/>
+      </w:pPr>
       <w:r>
         <w:lastRenderedPageBreak/>
-        <w:t>17. Los colores y contrastes inapropiados en un diseño web son una barrera directa al principio WCAG de:</w:t>
-      </w:r>
-    </w:p>
-    <w:p>
-      <w:r>
-        <w:t> Perceptible.</w:t>
-      </w:r>
-      <w:r>
-        <w:br/>
-        <w:t> Operable.</w:t>
-      </w:r>
-      <w:r>
-        <w:br/>
-        <w:t> </w:t>
+        <w:t>24. ¿Por qué es fundamental que un desarrollador use correctamente las etiquetas de encabezado (`h1`, `h2`, etc.) en orden?</w:t>
+      </w:r>
+    </w:p>
+    <w:p>
+      <w:pPr>
+        <w:spacing w:after="0" w:line="240" w:lineRule="auto"/>
+      </w:pPr>
+    </w:p>
+    <w:p>
+      <w:pPr>
+        <w:pStyle w:val="Prrafodelista"/>
+        <w:numPr>
+          <w:ilvl w:val="0"/>
+          <w:numId w:val="24"/>
+        </w:numPr>
+        <w:spacing w:after="0" w:line="240" w:lineRule="auto"/>
+      </w:pPr>
+      <w:r>
+        <w:t>Para reducir el tiempo de carga del servidor.</w:t>
+      </w:r>
+    </w:p>
+    <w:p>
+      <w:pPr>
+        <w:pStyle w:val="Prrafodelista"/>
+        <w:numPr>
+          <w:ilvl w:val="0"/>
+          <w:numId w:val="24"/>
+        </w:numPr>
+        <w:spacing w:after="0" w:line="240" w:lineRule="auto"/>
+        <w:rPr>
+          <w:b/>
+          <w:bCs/>
+          <w:color w:val="EE0000"/>
+        </w:rPr>
+      </w:pPr>
+      <w:r>
+        <w:rPr>
+          <w:b/>
+          <w:bCs/>
+          <w:color w:val="EE0000"/>
+        </w:rPr>
+        <w:t>Para crear una jerarquía clara y mejorar la navegabilidad por estructura (Comprensible y Robusto).</w:t>
+      </w:r>
+    </w:p>
+    <w:p>
+      <w:pPr>
+        <w:pStyle w:val="Prrafodelista"/>
+        <w:numPr>
+          <w:ilvl w:val="0"/>
+          <w:numId w:val="24"/>
+        </w:numPr>
+        <w:spacing w:after="0" w:line="240" w:lineRule="auto"/>
+      </w:pPr>
+      <w:r>
+        <w:t>Porque Google lo obliga para el SEO, exclusivamente.</w:t>
+      </w:r>
+    </w:p>
+    <w:p>
+      <w:pPr>
+        <w:spacing w:after="0" w:line="240" w:lineRule="auto"/>
+      </w:pPr>
+    </w:p>
+    <w:p>
+      <w:pPr>
+        <w:spacing w:after="0" w:line="240" w:lineRule="auto"/>
+      </w:pPr>
+      <w:r>
+        <w:t>25. ¿Cuál es el riesgo de no asociar el `</w:t>
+      </w:r>
+    </w:p>
+    <w:p>
+      <w:pPr>
+        <w:spacing w:after="0" w:line="240" w:lineRule="auto"/>
+      </w:pPr>
+      <w:r>
+        <w:t>` con un `` en un formulario?</w:t>
+      </w:r>
+    </w:p>
+    <w:p>
+      <w:pPr>
+        <w:spacing w:after="0" w:line="240" w:lineRule="auto"/>
+      </w:pPr>
+    </w:p>
+    <w:p>
+      <w:pPr>
+        <w:pStyle w:val="Prrafodelista"/>
+        <w:numPr>
+          <w:ilvl w:val="0"/>
+          <w:numId w:val="25"/>
+        </w:numPr>
+        <w:spacing w:after="0" w:line="240" w:lineRule="auto"/>
+      </w:pPr>
+      <w:r>
+        <w:t>El código se vuelve muy lento.</w:t>
+      </w:r>
+    </w:p>
+    <w:p>
+      <w:pPr>
+        <w:pStyle w:val="Prrafodelista"/>
+        <w:numPr>
+          <w:ilvl w:val="0"/>
+          <w:numId w:val="25"/>
+        </w:numPr>
+        <w:spacing w:after="0" w:line="240" w:lineRule="auto"/>
+      </w:pPr>
+      <w:r>
+        <w:t>Se rompe el CSS.</w:t>
+      </w:r>
+    </w:p>
+    <w:p>
+      <w:pPr>
+        <w:pStyle w:val="Prrafodelista"/>
+        <w:numPr>
+          <w:ilvl w:val="0"/>
+          <w:numId w:val="25"/>
+        </w:numPr>
+        <w:spacing w:after="0" w:line="240" w:lineRule="auto"/>
+        <w:rPr>
+          <w:b/>
+          <w:bCs/>
+          <w:color w:val="EE0000"/>
+        </w:rPr>
+      </w:pPr>
+      <w:r>
+        <w:rPr>
+          <w:b/>
+          <w:bCs/>
+          <w:color w:val="EE0000"/>
+        </w:rPr>
+        <w:t>El lector de pantalla no identifica el propósito del campo de entrada (Fallo Operable).</w:t>
+      </w:r>
+    </w:p>
+    <w:p>
+      <w:pPr>
+        <w:spacing w:after="0" w:line="240" w:lineRule="auto"/>
+      </w:pPr>
+    </w:p>
+    <w:p>
+      <w:pPr>
+        <w:spacing w:after="0" w:line="240" w:lineRule="auto"/>
+      </w:pPr>
+      <w:r>
+        <w:t>26. El recurso W3C/WAI se recomienda para obtener, entre otras cosas, ejemplos de:</w:t>
+      </w:r>
+    </w:p>
+    <w:p>
+      <w:pPr>
+        <w:spacing w:after="0" w:line="240" w:lineRule="auto"/>
+      </w:pPr>
+    </w:p>
+    <w:p>
+      <w:pPr>
+        <w:pStyle w:val="Prrafodelista"/>
+        <w:numPr>
+          <w:ilvl w:val="0"/>
+          <w:numId w:val="26"/>
+        </w:numPr>
+        <w:spacing w:after="0" w:line="240" w:lineRule="auto"/>
+        <w:rPr>
+          <w:b/>
+          <w:bCs/>
+          <w:color w:val="EE0000"/>
+        </w:rPr>
+      </w:pPr>
+      <w:r>
+        <w:rPr>
+          <w:b/>
+          <w:bCs/>
+          <w:color w:val="EE0000"/>
+        </w:rPr>
+        <w:t>"Buen vs. mal" patrón.</w:t>
+      </w:r>
+    </w:p>
+    <w:p>
+      <w:pPr>
+        <w:pStyle w:val="Prrafodelista"/>
+        <w:numPr>
+          <w:ilvl w:val="0"/>
+          <w:numId w:val="26"/>
+        </w:numPr>
+        <w:spacing w:after="0" w:line="240" w:lineRule="auto"/>
+      </w:pPr>
+      <w:r>
+        <w:t>Las últimas cotizaciones de bolsa.</w:t>
+      </w:r>
+    </w:p>
+    <w:p>
+      <w:pPr>
+        <w:pStyle w:val="Prrafodelista"/>
+        <w:numPr>
+          <w:ilvl w:val="0"/>
+          <w:numId w:val="26"/>
+        </w:numPr>
+        <w:spacing w:after="0" w:line="240" w:lineRule="auto"/>
+      </w:pPr>
+      <w:r>
+        <w:t xml:space="preserve">Exclusivamente código de </w:t>
       </w:r>
       <w:proofErr w:type="spellStart"/>
       <w:r>
-        <w:t>Memorabilidad</w:t>
+        <w:t>backend</w:t>
       </w:r>
       <w:proofErr w:type="spellEnd"/>
       <w:r>
@@ -696,440 +2322,3816 @@
       </w:r>
     </w:p>
     <w:p>
-      <w:r>
-        <w:t>¡Correcto! Pregunta 17.</w:t>
-      </w:r>
-    </w:p>
-    <w:p>
-      <w:r>
-        <w:t>18. Para reducir los errores (componente de usabilidad) en formularios, el desarrollador debe asegurar:</w:t>
-      </w:r>
-    </w:p>
-    <w:p>
-      <w:r>
-        <w:t> Que los mensajes de error sean técnicos y complejos.</w:t>
-      </w:r>
-      <w:r>
-        <w:br/>
-        <w:t> Que haya validación inmediata y opciones para corregir fácilmente.</w:t>
-      </w:r>
-      <w:r>
-        <w:br/>
-        <w:t> Que el usuario solo pueda usar el teclado.</w:t>
-      </w:r>
-    </w:p>
-    <w:p>
-      <w:r>
-        <w:t>¡Correcto! Pregunta 18.</w:t>
-      </w:r>
-    </w:p>
-    <w:p>
-      <w:r>
-        <w:t>19. Si un mensaje de error aparece de forma dinámica, ¿qué comando ARIA asegura que el lector de pantalla lo anuncie automáticamente?</w:t>
-      </w:r>
-    </w:p>
-    <w:p>
-      <w:pPr>
-        <w:rPr>
+      <w:pPr>
+        <w:spacing w:after="0" w:line="240" w:lineRule="auto"/>
+      </w:pPr>
+    </w:p>
+    <w:p>
+      <w:pPr>
+        <w:spacing w:after="0" w:line="240" w:lineRule="auto"/>
+      </w:pPr>
+      <w:r>
+        <w:t>27. Para cumplir con el principio Perceptible, ¿qué se recomienda en CSS respecto al foco?</w:t>
+      </w:r>
+    </w:p>
+    <w:p>
+      <w:pPr>
+        <w:spacing w:after="0" w:line="240" w:lineRule="auto"/>
+      </w:pPr>
+    </w:p>
+    <w:p>
+      <w:pPr>
+        <w:pStyle w:val="Prrafodelista"/>
+        <w:numPr>
+          <w:ilvl w:val="0"/>
+          <w:numId w:val="27"/>
+        </w:numPr>
+        <w:spacing w:after="0" w:line="240" w:lineRule="auto"/>
+      </w:pPr>
+      <w:r>
+        <w:t>Eliminar el contorno por defecto del navegador.</w:t>
+      </w:r>
+    </w:p>
+    <w:p>
+      <w:pPr>
+        <w:pStyle w:val="Prrafodelista"/>
+        <w:numPr>
+          <w:ilvl w:val="0"/>
+          <w:numId w:val="27"/>
+        </w:numPr>
+        <w:spacing w:after="0" w:line="240" w:lineRule="auto"/>
+        <w:rPr>
+          <w:b/>
+          <w:bCs/>
+          <w:color w:val="EE0000"/>
+        </w:rPr>
+      </w:pPr>
+      <w:r>
+        <w:rPr>
+          <w:b/>
+          <w:bCs/>
+          <w:color w:val="EE0000"/>
+        </w:rPr>
+        <w:t>Usar colores de contraste alto para el contorno del foco (</w:t>
+      </w:r>
+      <w:proofErr w:type="spellStart"/>
+      <w:r>
+        <w:rPr>
+          <w:b/>
+          <w:bCs/>
+          <w:color w:val="EE0000"/>
+        </w:rPr>
+        <w:t>outline</w:t>
+      </w:r>
+      <w:proofErr w:type="spellEnd"/>
+      <w:r>
+        <w:rPr>
+          <w:b/>
+          <w:bCs/>
+          <w:color w:val="EE0000"/>
+        </w:rPr>
+        <w:t>) para que sea visible al navegar con teclado.</w:t>
+      </w:r>
+    </w:p>
+    <w:p>
+      <w:pPr>
+        <w:pStyle w:val="Prrafodelista"/>
+        <w:numPr>
+          <w:ilvl w:val="0"/>
+          <w:numId w:val="27"/>
+        </w:numPr>
+        <w:spacing w:after="0" w:line="240" w:lineRule="auto"/>
+      </w:pPr>
+      <w:r>
+        <w:t>Usar la etiqueta ``.</w:t>
+      </w:r>
+    </w:p>
+    <w:p>
+      <w:pPr>
+        <w:spacing w:after="0" w:line="240" w:lineRule="auto"/>
+      </w:pPr>
+    </w:p>
+    <w:p>
+      <w:pPr>
+        <w:spacing w:after="0" w:line="240" w:lineRule="auto"/>
+      </w:pPr>
+      <w:r>
+        <w:t>28. Los atributos ARIA se utilizan principalmente para:</w:t>
+      </w:r>
+    </w:p>
+    <w:p>
+      <w:pPr>
+        <w:spacing w:after="0" w:line="240" w:lineRule="auto"/>
+      </w:pPr>
+    </w:p>
+    <w:p>
+      <w:pPr>
+        <w:pStyle w:val="Prrafodelista"/>
+        <w:numPr>
+          <w:ilvl w:val="0"/>
+          <w:numId w:val="28"/>
+        </w:numPr>
+        <w:spacing w:after="0" w:line="240" w:lineRule="auto"/>
+      </w:pPr>
+      <w:r>
+        <w:t>Reemplazar HTML por completo.</w:t>
+      </w:r>
+    </w:p>
+    <w:p>
+      <w:pPr>
+        <w:pStyle w:val="Prrafodelista"/>
+        <w:numPr>
+          <w:ilvl w:val="0"/>
+          <w:numId w:val="28"/>
+        </w:numPr>
+        <w:spacing w:after="0" w:line="240" w:lineRule="auto"/>
+      </w:pPr>
+      <w:r>
+        <w:t>Mejorar la velocidad de las animaciones.</w:t>
+      </w:r>
+    </w:p>
+    <w:p>
+      <w:pPr>
+        <w:pStyle w:val="Prrafodelista"/>
+        <w:numPr>
+          <w:ilvl w:val="0"/>
+          <w:numId w:val="28"/>
+        </w:numPr>
+        <w:spacing w:after="0" w:line="240" w:lineRule="auto"/>
+        <w:rPr>
+          <w:b/>
+          <w:bCs/>
+          <w:color w:val="EE0000"/>
+        </w:rPr>
+      </w:pPr>
+      <w:r>
+        <w:rPr>
+          <w:b/>
+          <w:bCs/>
+          <w:color w:val="EE0000"/>
+        </w:rPr>
+        <w:t xml:space="preserve">Suplementar los elementos HTML nativos para comunicar roles, estados y propiedades a tecnologías </w:t>
+      </w:r>
+      <w:proofErr w:type="spellStart"/>
+      <w:r>
+        <w:rPr>
+          <w:b/>
+          <w:bCs/>
+          <w:color w:val="EE0000"/>
+        </w:rPr>
+        <w:t>asistivas</w:t>
+      </w:r>
+      <w:proofErr w:type="spellEnd"/>
+      <w:r>
+        <w:rPr>
+          <w:b/>
+          <w:bCs/>
+          <w:color w:val="EE0000"/>
+        </w:rPr>
+        <w:t>.</w:t>
+      </w:r>
+    </w:p>
+    <w:p>
+      <w:pPr>
+        <w:spacing w:after="0" w:line="240" w:lineRule="auto"/>
+      </w:pPr>
+    </w:p>
+    <w:p>
+      <w:pPr>
+        <w:spacing w:after="0" w:line="240" w:lineRule="auto"/>
+      </w:pPr>
+      <w:r>
+        <w:t>29. ¿Qué define el NN/g como un marco de "solidez de la evidencia" de investigación, útil para informes de clase?</w:t>
+      </w:r>
+    </w:p>
+    <w:p>
+      <w:pPr>
+        <w:spacing w:after="0" w:line="240" w:lineRule="auto"/>
+      </w:pPr>
+    </w:p>
+    <w:p>
+      <w:pPr>
+        <w:pStyle w:val="Prrafodelista"/>
+        <w:numPr>
+          <w:ilvl w:val="0"/>
+          <w:numId w:val="29"/>
+        </w:numPr>
+        <w:spacing w:after="0" w:line="240" w:lineRule="auto"/>
+        <w:rPr>
+          <w:b/>
+          <w:bCs/>
+          <w:color w:val="EE0000"/>
           <w:lang w:val="en-US"/>
         </w:rPr>
       </w:pPr>
       <w:r>
-        <w:t> `aria-</w:t>
-      </w:r>
-      <w:proofErr w:type="spellStart"/>
-      <w:r>
-        <w:t>hidden</w:t>
-      </w:r>
-      <w:proofErr w:type="spellEnd"/>
-      <w:r>
-        <w:t>="true"`.</w:t>
-      </w:r>
-      <w:r>
-        <w:br/>
-        <w:t> `role="</w:t>
-      </w:r>
-      <w:proofErr w:type="spellStart"/>
-      <w:r>
-        <w:t>alert</w:t>
-      </w:r>
-      <w:proofErr w:type="spellEnd"/>
-      <w:r>
-        <w:t>"` sin más atributos.</w:t>
-      </w:r>
-      <w:r>
-        <w:br/>
-        <w:t> </w:t>
-      </w:r>
-      <w:r>
-        <w:rPr>
+        <w:rPr>
+          <w:b/>
+          <w:bCs/>
+          <w:color w:val="EE0000"/>
           <w:lang w:val="en-US"/>
         </w:rPr>
-        <w:t>`aria-live="polite"` o `role="alert"` (implica `aria-live="assertive"`).</w:t>
-      </w:r>
-    </w:p>
-    <w:p>
-      <w:r>
-        <w:t>¡Correcto! Pregunta 19.</w:t>
-      </w:r>
-    </w:p>
-    <w:p>
-      <w:r>
-        <w:t>20. ¿Qué recurso se recomienda para iniciar debates con los alumnos sobre las razones éticas, legales y de negocio de la accesibilidad?</w:t>
-      </w:r>
-    </w:p>
-    <w:p>
-      <w:r>
-        <w:t> </w:t>
-      </w:r>
-      <w:r>
+        <w:t>Strength of User Research Evidence.</w:t>
+      </w:r>
+    </w:p>
+    <w:p>
+      <w:pPr>
+        <w:pStyle w:val="Prrafodelista"/>
+        <w:numPr>
+          <w:ilvl w:val="0"/>
+          <w:numId w:val="29"/>
+        </w:numPr>
+        <w:spacing w:after="0" w:line="240" w:lineRule="auto"/>
         <w:rPr>
           <w:lang w:val="en-US"/>
         </w:rPr>
-        <w:t>Usability Testing 101.</w:t>
-      </w:r>
+      </w:pPr>
       <w:r>
         <w:rPr>
           <w:lang w:val="en-US"/>
         </w:rPr>
-        <w:br/>
-        <w:t> WebAIM – Motivar a equipos (Why Accessibility?).</w:t>
-      </w:r>
-      <w:r>
+        <w:t>WCAG A.</w:t>
+      </w:r>
+    </w:p>
+    <w:p>
+      <w:pPr>
+        <w:pStyle w:val="Prrafodelista"/>
+        <w:numPr>
+          <w:ilvl w:val="0"/>
+          <w:numId w:val="29"/>
+        </w:numPr>
+        <w:spacing w:after="0" w:line="240" w:lineRule="auto"/>
         <w:rPr>
           <w:lang w:val="en-US"/>
         </w:rPr>
-        <w:br/>
-        <w:t> </w:t>
-      </w:r>
-      <w:r>
-        <w:t>La guía de SEO de Google.</w:t>
-      </w:r>
-    </w:p>
-    <w:p>
-      <w:r>
-        <w:t>¡Correcto! Pregunta 20.</w:t>
-      </w:r>
-    </w:p>
-    <w:p>
-      <w:r>
-        <w:t>21. ¿Cuál de los siguientes es uno de los 5 componentes de la usabilidad según NN/g?</w:t>
-      </w:r>
-    </w:p>
-    <w:p>
-      <w:r>
-        <w:t> </w:t>
-      </w:r>
-      <w:proofErr w:type="spellStart"/>
-      <w:r>
-        <w:t>Memorabilidad</w:t>
-      </w:r>
-      <w:proofErr w:type="spellEnd"/>
-      <w:r>
-        <w:t>.</w:t>
-      </w:r>
-      <w:r>
-        <w:br/>
-        <w:t> Robustez.</w:t>
-      </w:r>
-      <w:r>
-        <w:br/>
-        <w:t> Flexibilidad.</w:t>
-      </w:r>
-    </w:p>
-    <w:p>
-      <w:r>
-        <w:t>¡Correcto! Pregunta 21.</w:t>
-      </w:r>
-    </w:p>
-    <w:p>
-      <w:r>
-        <w:t>22. Los enlaces que permiten al usuario de teclado saltar directamente al contenido principal se conocen como:</w:t>
-      </w:r>
-    </w:p>
-    <w:p>
-      <w:r>
-        <w:lastRenderedPageBreak/>
-        <w:t> `</w:t>
-      </w:r>
-      <w:proofErr w:type="spellStart"/>
-      <w:r>
-        <w:t>alt</w:t>
-      </w:r>
-      <w:proofErr w:type="spellEnd"/>
-      <w:r>
-        <w:t>` links.</w:t>
-      </w:r>
-      <w:r>
-        <w:br/>
-        <w:t> ARIA links.</w:t>
-      </w:r>
-      <w:r>
-        <w:br/>
-        <w:t> Enlaces de Salto (`</w:t>
-      </w:r>
-      <w:proofErr w:type="spellStart"/>
-      <w:r>
-        <w:t>skip</w:t>
-      </w:r>
-      <w:proofErr w:type="spellEnd"/>
-      <w:r>
-        <w:t xml:space="preserve"> links`).</w:t>
-      </w:r>
-    </w:p>
-    <w:p>
-      <w:r>
-        <w:t>¡Correcto! Pregunta 22.</w:t>
-      </w:r>
-    </w:p>
-    <w:p>
-      <w:r>
-        <w:t>23. ¿Qué implicación tiene la EAA (Acta Europea de Accesibilidad) para el sector privado a partir de 2025?</w:t>
-      </w:r>
-    </w:p>
-    <w:p>
-      <w:r>
-        <w:t> Genera un contexto de cumplimiento legal y una oportunidad empresarial.</w:t>
-      </w:r>
-      <w:r>
-        <w:br/>
-        <w:t> Elimina toda obligación de accesibilidad.</w:t>
-      </w:r>
-      <w:r>
-        <w:br/>
-        <w:t> Solo afecta a los documentos PDF.</w:t>
-      </w:r>
-    </w:p>
-    <w:p>
-      <w:r>
-        <w:t>¡Correcto! Pregunta 23.</w:t>
-      </w:r>
-    </w:p>
-    <w:p>
-      <w:r>
-        <w:t>24. ¿Por qué es fundamental que un desarrollador use correctamente las etiquetas de encabezado (`h1`, `h2`, etc.) en orden?</w:t>
-      </w:r>
-    </w:p>
-    <w:p>
-      <w:r>
-        <w:t> Para reducir el tiempo de carga del servidor.</w:t>
-      </w:r>
-      <w:r>
-        <w:br/>
-        <w:t> Para crear una jerarquía clara y mejorar la navegabilidad por estructura (Comprensible y Robusto).</w:t>
-      </w:r>
-      <w:r>
-        <w:br/>
-        <w:t> Porque Google lo obliga para el SEO, exclusivamente.</w:t>
-      </w:r>
-    </w:p>
-    <w:p>
-      <w:r>
-        <w:t>¡Correcto! Pregunta 24.</w:t>
-      </w:r>
-    </w:p>
-    <w:p>
-      <w:r>
-        <w:t>25. ¿Cuál es el riesgo de no asociar el `` con un `` en un formulario?</w:t>
-      </w:r>
-    </w:p>
-    <w:p>
-      <w:r>
-        <w:t> El código se vuelve muy lento.</w:t>
-      </w:r>
-      <w:r>
-        <w:br/>
-        <w:t> Se rompe el CSS.</w:t>
-      </w:r>
-      <w:r>
-        <w:br/>
-        <w:t> El lector de pantalla no identifica el propósito del campo de entrada (Fallo Operable).</w:t>
-      </w:r>
-    </w:p>
-    <w:p>
-      <w:r>
-        <w:t>¡Correcto! Pregunta 25.</w:t>
-      </w:r>
-    </w:p>
-    <w:p>
-      <w:r>
-        <w:t>26. El recurso W3C/WAI se recomienda para obtener, entre otras cosas, ejemplos de:</w:t>
-      </w:r>
-    </w:p>
-    <w:p>
-      <w:r>
-        <w:t> "Buen vs. mal" patrón.</w:t>
-      </w:r>
-      <w:r>
-        <w:br/>
-        <w:t> Las últimas cotizaciones de bolsa.</w:t>
-      </w:r>
-      <w:r>
-        <w:br/>
-        <w:t xml:space="preserve"> Exclusivamente código de </w:t>
-      </w:r>
-      <w:proofErr w:type="spellStart"/>
-      <w:r>
-        <w:t>backend</w:t>
-      </w:r>
-      <w:proofErr w:type="spellEnd"/>
-      <w:r>
-        <w:t>.</w:t>
-      </w:r>
-    </w:p>
-    <w:p>
-      <w:r>
-        <w:t>¡Correcto! Pregunta 26.</w:t>
-      </w:r>
-    </w:p>
-    <w:p>
-      <w:r>
-        <w:t>27. Para cumplir con el principio Perceptible, ¿qué se recomienda en CSS respecto al foco?</w:t>
-      </w:r>
-    </w:p>
-    <w:p>
-      <w:r>
-        <w:t> Eliminar el contorno por defecto del navegador.</w:t>
-      </w:r>
-      <w:r>
-        <w:br/>
-        <w:t> Usar colores de contraste alto para el contorno del foco (</w:t>
-      </w:r>
-      <w:proofErr w:type="spellStart"/>
-      <w:r>
-        <w:t>outline</w:t>
-      </w:r>
-      <w:proofErr w:type="spellEnd"/>
-      <w:r>
-        <w:t>) para que sea visible al navegar con teclado.</w:t>
-      </w:r>
-      <w:r>
-        <w:br/>
-        <w:t> Usar la etiqueta ``.</w:t>
-      </w:r>
-    </w:p>
-    <w:p>
-      <w:r>
-        <w:lastRenderedPageBreak/>
-        <w:t>¡Correcto! Pregunta 27.</w:t>
-      </w:r>
-    </w:p>
-    <w:p>
-      <w:r>
-        <w:t>28. Los atributos ARIA se utilizan principalmente para:</w:t>
-      </w:r>
-    </w:p>
-    <w:p>
-      <w:r>
-        <w:t> Reemplazar HTML por completo.</w:t>
-      </w:r>
-      <w:r>
-        <w:br/>
-        <w:t> Mejorar la velocidad de las animaciones.</w:t>
-      </w:r>
-      <w:r>
-        <w:br/>
-        <w:t xml:space="preserve"> Suplementar los elementos HTML nativos para comunicar roles, estados y propiedades a tecnologías </w:t>
-      </w:r>
-      <w:proofErr w:type="spellStart"/>
-      <w:r>
-        <w:t>asistivas</w:t>
-      </w:r>
-      <w:proofErr w:type="spellEnd"/>
-      <w:r>
-        <w:t>.</w:t>
-      </w:r>
-    </w:p>
-    <w:p>
-      <w:r>
-        <w:t>¡Correcto! Pregunta 28.</w:t>
-      </w:r>
-    </w:p>
-    <w:p>
-      <w:r>
-        <w:t>29. ¿Qué define el NN/g como un marco de "solidez de la evidencia" de investigación, útil para informes de clase?</w:t>
-      </w:r>
-    </w:p>
-    <w:p>
-      <w:pPr>
+      </w:pPr>
+      <w:r>
         <w:rPr>
           <w:lang w:val="en-US"/>
         </w:rPr>
-      </w:pPr>
-      <w:r>
-        <w:t> </w:t>
-      </w:r>
-      <w:r>
-        <w:rPr>
-          <w:lang w:val="en-US"/>
-        </w:rPr>
-        <w:t>Strength of User Research Evidence.</w:t>
-      </w:r>
-      <w:r>
-        <w:rPr>
-          <w:lang w:val="en-US"/>
-        </w:rPr>
-        <w:br/>
-        <w:t> WCAG A.</w:t>
-      </w:r>
-      <w:r>
-        <w:rPr>
-          <w:lang w:val="en-US"/>
-        </w:rPr>
-        <w:br/>
-        <w:t> GOV.UK EAA.</w:t>
-      </w:r>
-    </w:p>
-    <w:p>
-      <w:r>
-        <w:t>¡Correcto! Pregunta 29.</w:t>
-      </w:r>
-    </w:p>
-    <w:p>
+        <w:t>GOV.UK EAA.</w:t>
+      </w:r>
+    </w:p>
+    <w:p>
+      <w:pPr>
+        <w:spacing w:after="0" w:line="240" w:lineRule="auto"/>
+      </w:pPr>
+    </w:p>
+    <w:p>
+      <w:pPr>
+        <w:spacing w:after="0" w:line="240" w:lineRule="auto"/>
+      </w:pPr>
       <w:r>
         <w:t>30. La Ley 11/2023 se refiere principalmente a:</w:t>
       </w:r>
     </w:p>
     <w:p>
-      <w:r>
-        <w:t> El sector público y el RD 1112/2018.</w:t>
-      </w:r>
-      <w:r>
-        <w:br/>
-        <w:t> El Acta Europea de Accesibilidad y su impacto en productos/servicios digitales.</w:t>
-      </w:r>
-      <w:r>
-        <w:br/>
-        <w:t> La usabilidad puramente estética.</w:t>
-      </w:r>
-    </w:p>
-    <w:p>
-      <w:r>
-        <w:t>¡Correcto! Pregunta 30.</w:t>
-      </w:r>
-    </w:p>
-    <w:p>
-      <w:pPr>
-        <w:rPr>
-          <w:vanish/>
-        </w:rPr>
-      </w:pPr>
-      <w:r>
-        <w:rPr>
-          <w:vanish/>
-        </w:rPr>
-        <w:t>Final del formulario</w:t>
-      </w:r>
-    </w:p>
-    <w:p/>
+      <w:pPr>
+        <w:spacing w:after="0" w:line="240" w:lineRule="auto"/>
+      </w:pPr>
+    </w:p>
+    <w:p>
+      <w:pPr>
+        <w:pStyle w:val="Prrafodelista"/>
+        <w:numPr>
+          <w:ilvl w:val="0"/>
+          <w:numId w:val="30"/>
+        </w:numPr>
+        <w:spacing w:after="0" w:line="240" w:lineRule="auto"/>
+      </w:pPr>
+      <w:r>
+        <w:t>El sector público y el RD 1112/2018.</w:t>
+      </w:r>
+    </w:p>
+    <w:p>
+      <w:pPr>
+        <w:pStyle w:val="Prrafodelista"/>
+        <w:numPr>
+          <w:ilvl w:val="0"/>
+          <w:numId w:val="30"/>
+        </w:numPr>
+        <w:spacing w:after="0" w:line="240" w:lineRule="auto"/>
+        <w:rPr>
+          <w:b/>
+          <w:bCs/>
+          <w:color w:val="EE0000"/>
+        </w:rPr>
+      </w:pPr>
+      <w:r>
+        <w:rPr>
+          <w:b/>
+          <w:bCs/>
+          <w:color w:val="EE0000"/>
+        </w:rPr>
+        <w:t>El Acta Europea de Accesibilidad y su impacto en productos/servicios digitales.</w:t>
+      </w:r>
+    </w:p>
+    <w:p>
+      <w:pPr>
+        <w:pStyle w:val="Prrafodelista"/>
+        <w:numPr>
+          <w:ilvl w:val="0"/>
+          <w:numId w:val="30"/>
+        </w:numPr>
+        <w:spacing w:after="0" w:line="240" w:lineRule="auto"/>
+      </w:pPr>
+      <w:r>
+        <w:t>La usabilidad puramente estética.</w:t>
+      </w:r>
+    </w:p>
     <w:sectPr>
       <w:pgSz w:w="11906" w:h="16838"/>
-      <w:pgMar w:top="1417" w:right="1701" w:bottom="1417" w:left="1701" w:header="708" w:footer="708" w:gutter="0"/>
+      <w:pgMar w:top="851" w:right="707" w:bottom="709" w:left="709" w:header="708" w:footer="708" w:gutter="0"/>
       <w:cols w:space="708"/>
       <w:docGrid w:linePitch="360"/>
     </w:sectPr>
   </w:body>
 </w:document>
+</file>
+
+<file path=word/numbering.xml><?xml version="1.0" encoding="utf-8"?>
+<w:numbering xmlns:wpc="http://schemas.microsoft.com/office/word/2010/wordprocessingCanvas" xmlns:cx="http://schemas.microsoft.com/office/drawing/2014/chartex" xmlns:cx1="http://schemas.microsoft.com/office/drawing/2015/9/8/chartex" xmlns:cx2="http://schemas.microsoft.com/office/drawing/2015/10/21/chartex" xmlns:cx3="http://schemas.microsoft.com/office/drawing/2016/5/9/chartex" xmlns:cx4="http://schemas.microsoft.com/office/drawing/2016/5/10/chartex" xmlns:cx5="http://schemas.microsoft.com/office/drawing/2016/5/11/chartex" xmlns:cx6="http://schemas.microsoft.com/office/drawing/2016/5/12/chartex" xmlns:cx7="http://schemas.microsoft.com/office/drawing/2016/5/13/chartex" xmlns:cx8="http://schemas.microsoft.com/office/drawing/2016/5/14/chartex" xmlns:mc="http://schemas.openxmlformats.org/markup-compatibility/2006" xmlns:aink="http://schemas.microsoft.com/office/drawing/2016/ink" xmlns:am3d="http://schemas.microsoft.com/office/drawing/2017/model3d" xmlns:o="urn:schemas-microsoft-com:office:office" xmlns:oel="http://schemas.microsoft.com/office/2019/extlst" xmlns:r="http://schemas.openxmlformats.org/officeDocument/2006/relationships" xmlns:m="http://schemas.openxmlformats.org/officeDocument/2006/math" xmlns:v="urn:schemas-microsoft-com:vml" xmlns:wp14="http://schemas.microsoft.com/office/word/2010/wordprocessingDrawing" xmlns:wp="http://schemas.openxmlformats.org/drawingml/2006/wordprocessingDrawing" xmlns:w10="urn:schemas-microsoft-com:office:word" xmlns:w="http://schemas.openxmlformats.org/wordprocessingml/2006/main" xmlns:w14="http://schemas.microsoft.com/office/word/2010/wordml" xmlns:w15="http://schemas.microsoft.com/office/word/2012/wordml" xmlns:w16cex="http://schemas.microsoft.com/office/word/2018/wordml/cex" xmlns:w16cid="http://schemas.microsoft.com/office/word/2016/wordml/cid" xmlns:w16="http://schemas.microsoft.com/office/word/2018/wordml" xmlns:w16du="http://schemas.microsoft.com/office/word/2023/wordml/word16du" xmlns:w16sdtdh="http://schemas.microsoft.com/office/word/2020/wordml/sdtdatahash" xmlns:w16sdtfl="http://schemas.microsoft.com/office/word/2024/wordml/sdtformatlock" xmlns:w16se="http://schemas.microsoft.com/office/word/2015/wordml/symex" xmlns:wpg="http://schemas.microsoft.com/office/word/2010/wordprocessingGroup" xmlns:wpi="http://schemas.microsoft.com/office/word/2010/wordprocessingInk" xmlns:wne="http://schemas.microsoft.com/office/word/2006/wordml" xmlns:wps="http://schemas.microsoft.com/office/word/2010/wordprocessingShape" mc:Ignorable="w14 w15 w16se w16cid w16 w16cex w16sdtdh w16sdtfl w16du wp14">
+  <w:abstractNum w:abstractNumId="0" w15:restartNumberingAfterBreak="0">
+    <w:nsid w:val="0D0C34C2"/>
+    <w:multiLevelType w:val="hybridMultilevel"/>
+    <w:tmpl w:val="6F929E74"/>
+    <w:lvl w:ilvl="0" w:tplc="0C0A0001">
+      <w:start w:val="1"/>
+      <w:numFmt w:val="bullet"/>
+      <w:lvlText w:val=""/>
+      <w:lvlJc w:val="left"/>
+      <w:pPr>
+        <w:ind w:left="720" w:hanging="360"/>
+      </w:pPr>
+      <w:rPr>
+        <w:rFonts w:ascii="Symbol" w:hAnsi="Symbol" w:hint="default"/>
+      </w:rPr>
+    </w:lvl>
+    <w:lvl w:ilvl="1" w:tplc="0C0A0003" w:tentative="1">
+      <w:start w:val="1"/>
+      <w:numFmt w:val="bullet"/>
+      <w:lvlText w:val="o"/>
+      <w:lvlJc w:val="left"/>
+      <w:pPr>
+        <w:ind w:left="1440" w:hanging="360"/>
+      </w:pPr>
+      <w:rPr>
+        <w:rFonts w:ascii="Courier New" w:hAnsi="Courier New" w:cs="Courier New" w:hint="default"/>
+      </w:rPr>
+    </w:lvl>
+    <w:lvl w:ilvl="2" w:tplc="0C0A0005" w:tentative="1">
+      <w:start w:val="1"/>
+      <w:numFmt w:val="bullet"/>
+      <w:lvlText w:val=""/>
+      <w:lvlJc w:val="left"/>
+      <w:pPr>
+        <w:ind w:left="2160" w:hanging="360"/>
+      </w:pPr>
+      <w:rPr>
+        <w:rFonts w:ascii="Wingdings" w:hAnsi="Wingdings" w:hint="default"/>
+      </w:rPr>
+    </w:lvl>
+    <w:lvl w:ilvl="3" w:tplc="0C0A0001" w:tentative="1">
+      <w:start w:val="1"/>
+      <w:numFmt w:val="bullet"/>
+      <w:lvlText w:val=""/>
+      <w:lvlJc w:val="left"/>
+      <w:pPr>
+        <w:ind w:left="2880" w:hanging="360"/>
+      </w:pPr>
+      <w:rPr>
+        <w:rFonts w:ascii="Symbol" w:hAnsi="Symbol" w:hint="default"/>
+      </w:rPr>
+    </w:lvl>
+    <w:lvl w:ilvl="4" w:tplc="0C0A0003" w:tentative="1">
+      <w:start w:val="1"/>
+      <w:numFmt w:val="bullet"/>
+      <w:lvlText w:val="o"/>
+      <w:lvlJc w:val="left"/>
+      <w:pPr>
+        <w:ind w:left="3600" w:hanging="360"/>
+      </w:pPr>
+      <w:rPr>
+        <w:rFonts w:ascii="Courier New" w:hAnsi="Courier New" w:cs="Courier New" w:hint="default"/>
+      </w:rPr>
+    </w:lvl>
+    <w:lvl w:ilvl="5" w:tplc="0C0A0005" w:tentative="1">
+      <w:start w:val="1"/>
+      <w:numFmt w:val="bullet"/>
+      <w:lvlText w:val=""/>
+      <w:lvlJc w:val="left"/>
+      <w:pPr>
+        <w:ind w:left="4320" w:hanging="360"/>
+      </w:pPr>
+      <w:rPr>
+        <w:rFonts w:ascii="Wingdings" w:hAnsi="Wingdings" w:hint="default"/>
+      </w:rPr>
+    </w:lvl>
+    <w:lvl w:ilvl="6" w:tplc="0C0A0001" w:tentative="1">
+      <w:start w:val="1"/>
+      <w:numFmt w:val="bullet"/>
+      <w:lvlText w:val=""/>
+      <w:lvlJc w:val="left"/>
+      <w:pPr>
+        <w:ind w:left="5040" w:hanging="360"/>
+      </w:pPr>
+      <w:rPr>
+        <w:rFonts w:ascii="Symbol" w:hAnsi="Symbol" w:hint="default"/>
+      </w:rPr>
+    </w:lvl>
+    <w:lvl w:ilvl="7" w:tplc="0C0A0003" w:tentative="1">
+      <w:start w:val="1"/>
+      <w:numFmt w:val="bullet"/>
+      <w:lvlText w:val="o"/>
+      <w:lvlJc w:val="left"/>
+      <w:pPr>
+        <w:ind w:left="5760" w:hanging="360"/>
+      </w:pPr>
+      <w:rPr>
+        <w:rFonts w:ascii="Courier New" w:hAnsi="Courier New" w:cs="Courier New" w:hint="default"/>
+      </w:rPr>
+    </w:lvl>
+    <w:lvl w:ilvl="8" w:tplc="0C0A0005" w:tentative="1">
+      <w:start w:val="1"/>
+      <w:numFmt w:val="bullet"/>
+      <w:lvlText w:val=""/>
+      <w:lvlJc w:val="left"/>
+      <w:pPr>
+        <w:ind w:left="6480" w:hanging="360"/>
+      </w:pPr>
+      <w:rPr>
+        <w:rFonts w:ascii="Wingdings" w:hAnsi="Wingdings" w:hint="default"/>
+      </w:rPr>
+    </w:lvl>
+  </w:abstractNum>
+  <w:abstractNum w:abstractNumId="1" w15:restartNumberingAfterBreak="0">
+    <w:nsid w:val="0E78402A"/>
+    <w:multiLevelType w:val="hybridMultilevel"/>
+    <w:tmpl w:val="B4EA088C"/>
+    <w:lvl w:ilvl="0" w:tplc="0C0A0001">
+      <w:start w:val="1"/>
+      <w:numFmt w:val="bullet"/>
+      <w:lvlText w:val=""/>
+      <w:lvlJc w:val="left"/>
+      <w:pPr>
+        <w:ind w:left="720" w:hanging="360"/>
+      </w:pPr>
+      <w:rPr>
+        <w:rFonts w:ascii="Symbol" w:hAnsi="Symbol" w:hint="default"/>
+      </w:rPr>
+    </w:lvl>
+    <w:lvl w:ilvl="1" w:tplc="0C0A0003" w:tentative="1">
+      <w:start w:val="1"/>
+      <w:numFmt w:val="bullet"/>
+      <w:lvlText w:val="o"/>
+      <w:lvlJc w:val="left"/>
+      <w:pPr>
+        <w:ind w:left="1440" w:hanging="360"/>
+      </w:pPr>
+      <w:rPr>
+        <w:rFonts w:ascii="Courier New" w:hAnsi="Courier New" w:cs="Courier New" w:hint="default"/>
+      </w:rPr>
+    </w:lvl>
+    <w:lvl w:ilvl="2" w:tplc="0C0A0005" w:tentative="1">
+      <w:start w:val="1"/>
+      <w:numFmt w:val="bullet"/>
+      <w:lvlText w:val=""/>
+      <w:lvlJc w:val="left"/>
+      <w:pPr>
+        <w:ind w:left="2160" w:hanging="360"/>
+      </w:pPr>
+      <w:rPr>
+        <w:rFonts w:ascii="Wingdings" w:hAnsi="Wingdings" w:hint="default"/>
+      </w:rPr>
+    </w:lvl>
+    <w:lvl w:ilvl="3" w:tplc="0C0A0001" w:tentative="1">
+      <w:start w:val="1"/>
+      <w:numFmt w:val="bullet"/>
+      <w:lvlText w:val=""/>
+      <w:lvlJc w:val="left"/>
+      <w:pPr>
+        <w:ind w:left="2880" w:hanging="360"/>
+      </w:pPr>
+      <w:rPr>
+        <w:rFonts w:ascii="Symbol" w:hAnsi="Symbol" w:hint="default"/>
+      </w:rPr>
+    </w:lvl>
+    <w:lvl w:ilvl="4" w:tplc="0C0A0003" w:tentative="1">
+      <w:start w:val="1"/>
+      <w:numFmt w:val="bullet"/>
+      <w:lvlText w:val="o"/>
+      <w:lvlJc w:val="left"/>
+      <w:pPr>
+        <w:ind w:left="3600" w:hanging="360"/>
+      </w:pPr>
+      <w:rPr>
+        <w:rFonts w:ascii="Courier New" w:hAnsi="Courier New" w:cs="Courier New" w:hint="default"/>
+      </w:rPr>
+    </w:lvl>
+    <w:lvl w:ilvl="5" w:tplc="0C0A0005" w:tentative="1">
+      <w:start w:val="1"/>
+      <w:numFmt w:val="bullet"/>
+      <w:lvlText w:val=""/>
+      <w:lvlJc w:val="left"/>
+      <w:pPr>
+        <w:ind w:left="4320" w:hanging="360"/>
+      </w:pPr>
+      <w:rPr>
+        <w:rFonts w:ascii="Wingdings" w:hAnsi="Wingdings" w:hint="default"/>
+      </w:rPr>
+    </w:lvl>
+    <w:lvl w:ilvl="6" w:tplc="0C0A0001" w:tentative="1">
+      <w:start w:val="1"/>
+      <w:numFmt w:val="bullet"/>
+      <w:lvlText w:val=""/>
+      <w:lvlJc w:val="left"/>
+      <w:pPr>
+        <w:ind w:left="5040" w:hanging="360"/>
+      </w:pPr>
+      <w:rPr>
+        <w:rFonts w:ascii="Symbol" w:hAnsi="Symbol" w:hint="default"/>
+      </w:rPr>
+    </w:lvl>
+    <w:lvl w:ilvl="7" w:tplc="0C0A0003" w:tentative="1">
+      <w:start w:val="1"/>
+      <w:numFmt w:val="bullet"/>
+      <w:lvlText w:val="o"/>
+      <w:lvlJc w:val="left"/>
+      <w:pPr>
+        <w:ind w:left="5760" w:hanging="360"/>
+      </w:pPr>
+      <w:rPr>
+        <w:rFonts w:ascii="Courier New" w:hAnsi="Courier New" w:cs="Courier New" w:hint="default"/>
+      </w:rPr>
+    </w:lvl>
+    <w:lvl w:ilvl="8" w:tplc="0C0A0005" w:tentative="1">
+      <w:start w:val="1"/>
+      <w:numFmt w:val="bullet"/>
+      <w:lvlText w:val=""/>
+      <w:lvlJc w:val="left"/>
+      <w:pPr>
+        <w:ind w:left="6480" w:hanging="360"/>
+      </w:pPr>
+      <w:rPr>
+        <w:rFonts w:ascii="Wingdings" w:hAnsi="Wingdings" w:hint="default"/>
+      </w:rPr>
+    </w:lvl>
+  </w:abstractNum>
+  <w:abstractNum w:abstractNumId="2" w15:restartNumberingAfterBreak="0">
+    <w:nsid w:val="0FD75292"/>
+    <w:multiLevelType w:val="hybridMultilevel"/>
+    <w:tmpl w:val="FC968900"/>
+    <w:lvl w:ilvl="0" w:tplc="0C0A0001">
+      <w:start w:val="1"/>
+      <w:numFmt w:val="bullet"/>
+      <w:lvlText w:val=""/>
+      <w:lvlJc w:val="left"/>
+      <w:pPr>
+        <w:ind w:left="720" w:hanging="360"/>
+      </w:pPr>
+      <w:rPr>
+        <w:rFonts w:ascii="Symbol" w:hAnsi="Symbol" w:hint="default"/>
+      </w:rPr>
+    </w:lvl>
+    <w:lvl w:ilvl="1" w:tplc="0C0A0003" w:tentative="1">
+      <w:start w:val="1"/>
+      <w:numFmt w:val="bullet"/>
+      <w:lvlText w:val="o"/>
+      <w:lvlJc w:val="left"/>
+      <w:pPr>
+        <w:ind w:left="1440" w:hanging="360"/>
+      </w:pPr>
+      <w:rPr>
+        <w:rFonts w:ascii="Courier New" w:hAnsi="Courier New" w:cs="Courier New" w:hint="default"/>
+      </w:rPr>
+    </w:lvl>
+    <w:lvl w:ilvl="2" w:tplc="0C0A0005" w:tentative="1">
+      <w:start w:val="1"/>
+      <w:numFmt w:val="bullet"/>
+      <w:lvlText w:val=""/>
+      <w:lvlJc w:val="left"/>
+      <w:pPr>
+        <w:ind w:left="2160" w:hanging="360"/>
+      </w:pPr>
+      <w:rPr>
+        <w:rFonts w:ascii="Wingdings" w:hAnsi="Wingdings" w:hint="default"/>
+      </w:rPr>
+    </w:lvl>
+    <w:lvl w:ilvl="3" w:tplc="0C0A0001" w:tentative="1">
+      <w:start w:val="1"/>
+      <w:numFmt w:val="bullet"/>
+      <w:lvlText w:val=""/>
+      <w:lvlJc w:val="left"/>
+      <w:pPr>
+        <w:ind w:left="2880" w:hanging="360"/>
+      </w:pPr>
+      <w:rPr>
+        <w:rFonts w:ascii="Symbol" w:hAnsi="Symbol" w:hint="default"/>
+      </w:rPr>
+    </w:lvl>
+    <w:lvl w:ilvl="4" w:tplc="0C0A0003" w:tentative="1">
+      <w:start w:val="1"/>
+      <w:numFmt w:val="bullet"/>
+      <w:lvlText w:val="o"/>
+      <w:lvlJc w:val="left"/>
+      <w:pPr>
+        <w:ind w:left="3600" w:hanging="360"/>
+      </w:pPr>
+      <w:rPr>
+        <w:rFonts w:ascii="Courier New" w:hAnsi="Courier New" w:cs="Courier New" w:hint="default"/>
+      </w:rPr>
+    </w:lvl>
+    <w:lvl w:ilvl="5" w:tplc="0C0A0005" w:tentative="1">
+      <w:start w:val="1"/>
+      <w:numFmt w:val="bullet"/>
+      <w:lvlText w:val=""/>
+      <w:lvlJc w:val="left"/>
+      <w:pPr>
+        <w:ind w:left="4320" w:hanging="360"/>
+      </w:pPr>
+      <w:rPr>
+        <w:rFonts w:ascii="Wingdings" w:hAnsi="Wingdings" w:hint="default"/>
+      </w:rPr>
+    </w:lvl>
+    <w:lvl w:ilvl="6" w:tplc="0C0A0001" w:tentative="1">
+      <w:start w:val="1"/>
+      <w:numFmt w:val="bullet"/>
+      <w:lvlText w:val=""/>
+      <w:lvlJc w:val="left"/>
+      <w:pPr>
+        <w:ind w:left="5040" w:hanging="360"/>
+      </w:pPr>
+      <w:rPr>
+        <w:rFonts w:ascii="Symbol" w:hAnsi="Symbol" w:hint="default"/>
+      </w:rPr>
+    </w:lvl>
+    <w:lvl w:ilvl="7" w:tplc="0C0A0003" w:tentative="1">
+      <w:start w:val="1"/>
+      <w:numFmt w:val="bullet"/>
+      <w:lvlText w:val="o"/>
+      <w:lvlJc w:val="left"/>
+      <w:pPr>
+        <w:ind w:left="5760" w:hanging="360"/>
+      </w:pPr>
+      <w:rPr>
+        <w:rFonts w:ascii="Courier New" w:hAnsi="Courier New" w:cs="Courier New" w:hint="default"/>
+      </w:rPr>
+    </w:lvl>
+    <w:lvl w:ilvl="8" w:tplc="0C0A0005" w:tentative="1">
+      <w:start w:val="1"/>
+      <w:numFmt w:val="bullet"/>
+      <w:lvlText w:val=""/>
+      <w:lvlJc w:val="left"/>
+      <w:pPr>
+        <w:ind w:left="6480" w:hanging="360"/>
+      </w:pPr>
+      <w:rPr>
+        <w:rFonts w:ascii="Wingdings" w:hAnsi="Wingdings" w:hint="default"/>
+      </w:rPr>
+    </w:lvl>
+  </w:abstractNum>
+  <w:abstractNum w:abstractNumId="3" w15:restartNumberingAfterBreak="0">
+    <w:nsid w:val="11214678"/>
+    <w:multiLevelType w:val="hybridMultilevel"/>
+    <w:tmpl w:val="569062BC"/>
+    <w:lvl w:ilvl="0" w:tplc="0C0A0001">
+      <w:start w:val="1"/>
+      <w:numFmt w:val="bullet"/>
+      <w:lvlText w:val=""/>
+      <w:lvlJc w:val="left"/>
+      <w:pPr>
+        <w:ind w:left="720" w:hanging="360"/>
+      </w:pPr>
+      <w:rPr>
+        <w:rFonts w:ascii="Symbol" w:hAnsi="Symbol" w:hint="default"/>
+      </w:rPr>
+    </w:lvl>
+    <w:lvl w:ilvl="1" w:tplc="0C0A0003" w:tentative="1">
+      <w:start w:val="1"/>
+      <w:numFmt w:val="bullet"/>
+      <w:lvlText w:val="o"/>
+      <w:lvlJc w:val="left"/>
+      <w:pPr>
+        <w:ind w:left="1440" w:hanging="360"/>
+      </w:pPr>
+      <w:rPr>
+        <w:rFonts w:ascii="Courier New" w:hAnsi="Courier New" w:cs="Courier New" w:hint="default"/>
+      </w:rPr>
+    </w:lvl>
+    <w:lvl w:ilvl="2" w:tplc="0C0A0005" w:tentative="1">
+      <w:start w:val="1"/>
+      <w:numFmt w:val="bullet"/>
+      <w:lvlText w:val=""/>
+      <w:lvlJc w:val="left"/>
+      <w:pPr>
+        <w:ind w:left="2160" w:hanging="360"/>
+      </w:pPr>
+      <w:rPr>
+        <w:rFonts w:ascii="Wingdings" w:hAnsi="Wingdings" w:hint="default"/>
+      </w:rPr>
+    </w:lvl>
+    <w:lvl w:ilvl="3" w:tplc="0C0A0001" w:tentative="1">
+      <w:start w:val="1"/>
+      <w:numFmt w:val="bullet"/>
+      <w:lvlText w:val=""/>
+      <w:lvlJc w:val="left"/>
+      <w:pPr>
+        <w:ind w:left="2880" w:hanging="360"/>
+      </w:pPr>
+      <w:rPr>
+        <w:rFonts w:ascii="Symbol" w:hAnsi="Symbol" w:hint="default"/>
+      </w:rPr>
+    </w:lvl>
+    <w:lvl w:ilvl="4" w:tplc="0C0A0003" w:tentative="1">
+      <w:start w:val="1"/>
+      <w:numFmt w:val="bullet"/>
+      <w:lvlText w:val="o"/>
+      <w:lvlJc w:val="left"/>
+      <w:pPr>
+        <w:ind w:left="3600" w:hanging="360"/>
+      </w:pPr>
+      <w:rPr>
+        <w:rFonts w:ascii="Courier New" w:hAnsi="Courier New" w:cs="Courier New" w:hint="default"/>
+      </w:rPr>
+    </w:lvl>
+    <w:lvl w:ilvl="5" w:tplc="0C0A0005" w:tentative="1">
+      <w:start w:val="1"/>
+      <w:numFmt w:val="bullet"/>
+      <w:lvlText w:val=""/>
+      <w:lvlJc w:val="left"/>
+      <w:pPr>
+        <w:ind w:left="4320" w:hanging="360"/>
+      </w:pPr>
+      <w:rPr>
+        <w:rFonts w:ascii="Wingdings" w:hAnsi="Wingdings" w:hint="default"/>
+      </w:rPr>
+    </w:lvl>
+    <w:lvl w:ilvl="6" w:tplc="0C0A0001" w:tentative="1">
+      <w:start w:val="1"/>
+      <w:numFmt w:val="bullet"/>
+      <w:lvlText w:val=""/>
+      <w:lvlJc w:val="left"/>
+      <w:pPr>
+        <w:ind w:left="5040" w:hanging="360"/>
+      </w:pPr>
+      <w:rPr>
+        <w:rFonts w:ascii="Symbol" w:hAnsi="Symbol" w:hint="default"/>
+      </w:rPr>
+    </w:lvl>
+    <w:lvl w:ilvl="7" w:tplc="0C0A0003" w:tentative="1">
+      <w:start w:val="1"/>
+      <w:numFmt w:val="bullet"/>
+      <w:lvlText w:val="o"/>
+      <w:lvlJc w:val="left"/>
+      <w:pPr>
+        <w:ind w:left="5760" w:hanging="360"/>
+      </w:pPr>
+      <w:rPr>
+        <w:rFonts w:ascii="Courier New" w:hAnsi="Courier New" w:cs="Courier New" w:hint="default"/>
+      </w:rPr>
+    </w:lvl>
+    <w:lvl w:ilvl="8" w:tplc="0C0A0005" w:tentative="1">
+      <w:start w:val="1"/>
+      <w:numFmt w:val="bullet"/>
+      <w:lvlText w:val=""/>
+      <w:lvlJc w:val="left"/>
+      <w:pPr>
+        <w:ind w:left="6480" w:hanging="360"/>
+      </w:pPr>
+      <w:rPr>
+        <w:rFonts w:ascii="Wingdings" w:hAnsi="Wingdings" w:hint="default"/>
+      </w:rPr>
+    </w:lvl>
+  </w:abstractNum>
+  <w:abstractNum w:abstractNumId="4" w15:restartNumberingAfterBreak="0">
+    <w:nsid w:val="15481B8B"/>
+    <w:multiLevelType w:val="hybridMultilevel"/>
+    <w:tmpl w:val="ACAA67CC"/>
+    <w:lvl w:ilvl="0" w:tplc="0C0A0001">
+      <w:start w:val="1"/>
+      <w:numFmt w:val="bullet"/>
+      <w:lvlText w:val=""/>
+      <w:lvlJc w:val="left"/>
+      <w:pPr>
+        <w:ind w:left="720" w:hanging="360"/>
+      </w:pPr>
+      <w:rPr>
+        <w:rFonts w:ascii="Symbol" w:hAnsi="Symbol" w:hint="default"/>
+      </w:rPr>
+    </w:lvl>
+    <w:lvl w:ilvl="1" w:tplc="0C0A0003" w:tentative="1">
+      <w:start w:val="1"/>
+      <w:numFmt w:val="bullet"/>
+      <w:lvlText w:val="o"/>
+      <w:lvlJc w:val="left"/>
+      <w:pPr>
+        <w:ind w:left="1440" w:hanging="360"/>
+      </w:pPr>
+      <w:rPr>
+        <w:rFonts w:ascii="Courier New" w:hAnsi="Courier New" w:cs="Courier New" w:hint="default"/>
+      </w:rPr>
+    </w:lvl>
+    <w:lvl w:ilvl="2" w:tplc="0C0A0005" w:tentative="1">
+      <w:start w:val="1"/>
+      <w:numFmt w:val="bullet"/>
+      <w:lvlText w:val=""/>
+      <w:lvlJc w:val="left"/>
+      <w:pPr>
+        <w:ind w:left="2160" w:hanging="360"/>
+      </w:pPr>
+      <w:rPr>
+        <w:rFonts w:ascii="Wingdings" w:hAnsi="Wingdings" w:hint="default"/>
+      </w:rPr>
+    </w:lvl>
+    <w:lvl w:ilvl="3" w:tplc="0C0A0001" w:tentative="1">
+      <w:start w:val="1"/>
+      <w:numFmt w:val="bullet"/>
+      <w:lvlText w:val=""/>
+      <w:lvlJc w:val="left"/>
+      <w:pPr>
+        <w:ind w:left="2880" w:hanging="360"/>
+      </w:pPr>
+      <w:rPr>
+        <w:rFonts w:ascii="Symbol" w:hAnsi="Symbol" w:hint="default"/>
+      </w:rPr>
+    </w:lvl>
+    <w:lvl w:ilvl="4" w:tplc="0C0A0003" w:tentative="1">
+      <w:start w:val="1"/>
+      <w:numFmt w:val="bullet"/>
+      <w:lvlText w:val="o"/>
+      <w:lvlJc w:val="left"/>
+      <w:pPr>
+        <w:ind w:left="3600" w:hanging="360"/>
+      </w:pPr>
+      <w:rPr>
+        <w:rFonts w:ascii="Courier New" w:hAnsi="Courier New" w:cs="Courier New" w:hint="default"/>
+      </w:rPr>
+    </w:lvl>
+    <w:lvl w:ilvl="5" w:tplc="0C0A0005" w:tentative="1">
+      <w:start w:val="1"/>
+      <w:numFmt w:val="bullet"/>
+      <w:lvlText w:val=""/>
+      <w:lvlJc w:val="left"/>
+      <w:pPr>
+        <w:ind w:left="4320" w:hanging="360"/>
+      </w:pPr>
+      <w:rPr>
+        <w:rFonts w:ascii="Wingdings" w:hAnsi="Wingdings" w:hint="default"/>
+      </w:rPr>
+    </w:lvl>
+    <w:lvl w:ilvl="6" w:tplc="0C0A0001" w:tentative="1">
+      <w:start w:val="1"/>
+      <w:numFmt w:val="bullet"/>
+      <w:lvlText w:val=""/>
+      <w:lvlJc w:val="left"/>
+      <w:pPr>
+        <w:ind w:left="5040" w:hanging="360"/>
+      </w:pPr>
+      <w:rPr>
+        <w:rFonts w:ascii="Symbol" w:hAnsi="Symbol" w:hint="default"/>
+      </w:rPr>
+    </w:lvl>
+    <w:lvl w:ilvl="7" w:tplc="0C0A0003" w:tentative="1">
+      <w:start w:val="1"/>
+      <w:numFmt w:val="bullet"/>
+      <w:lvlText w:val="o"/>
+      <w:lvlJc w:val="left"/>
+      <w:pPr>
+        <w:ind w:left="5760" w:hanging="360"/>
+      </w:pPr>
+      <w:rPr>
+        <w:rFonts w:ascii="Courier New" w:hAnsi="Courier New" w:cs="Courier New" w:hint="default"/>
+      </w:rPr>
+    </w:lvl>
+    <w:lvl w:ilvl="8" w:tplc="0C0A0005" w:tentative="1">
+      <w:start w:val="1"/>
+      <w:numFmt w:val="bullet"/>
+      <w:lvlText w:val=""/>
+      <w:lvlJc w:val="left"/>
+      <w:pPr>
+        <w:ind w:left="6480" w:hanging="360"/>
+      </w:pPr>
+      <w:rPr>
+        <w:rFonts w:ascii="Wingdings" w:hAnsi="Wingdings" w:hint="default"/>
+      </w:rPr>
+    </w:lvl>
+  </w:abstractNum>
+  <w:abstractNum w:abstractNumId="5" w15:restartNumberingAfterBreak="0">
+    <w:nsid w:val="19300474"/>
+    <w:multiLevelType w:val="hybridMultilevel"/>
+    <w:tmpl w:val="231EBA70"/>
+    <w:lvl w:ilvl="0" w:tplc="0C0A0001">
+      <w:start w:val="1"/>
+      <w:numFmt w:val="bullet"/>
+      <w:lvlText w:val=""/>
+      <w:lvlJc w:val="left"/>
+      <w:pPr>
+        <w:ind w:left="720" w:hanging="360"/>
+      </w:pPr>
+      <w:rPr>
+        <w:rFonts w:ascii="Symbol" w:hAnsi="Symbol" w:hint="default"/>
+      </w:rPr>
+    </w:lvl>
+    <w:lvl w:ilvl="1" w:tplc="0C0A0003" w:tentative="1">
+      <w:start w:val="1"/>
+      <w:numFmt w:val="bullet"/>
+      <w:lvlText w:val="o"/>
+      <w:lvlJc w:val="left"/>
+      <w:pPr>
+        <w:ind w:left="1440" w:hanging="360"/>
+      </w:pPr>
+      <w:rPr>
+        <w:rFonts w:ascii="Courier New" w:hAnsi="Courier New" w:cs="Courier New" w:hint="default"/>
+      </w:rPr>
+    </w:lvl>
+    <w:lvl w:ilvl="2" w:tplc="0C0A0005" w:tentative="1">
+      <w:start w:val="1"/>
+      <w:numFmt w:val="bullet"/>
+      <w:lvlText w:val=""/>
+      <w:lvlJc w:val="left"/>
+      <w:pPr>
+        <w:ind w:left="2160" w:hanging="360"/>
+      </w:pPr>
+      <w:rPr>
+        <w:rFonts w:ascii="Wingdings" w:hAnsi="Wingdings" w:hint="default"/>
+      </w:rPr>
+    </w:lvl>
+    <w:lvl w:ilvl="3" w:tplc="0C0A0001" w:tentative="1">
+      <w:start w:val="1"/>
+      <w:numFmt w:val="bullet"/>
+      <w:lvlText w:val=""/>
+      <w:lvlJc w:val="left"/>
+      <w:pPr>
+        <w:ind w:left="2880" w:hanging="360"/>
+      </w:pPr>
+      <w:rPr>
+        <w:rFonts w:ascii="Symbol" w:hAnsi="Symbol" w:hint="default"/>
+      </w:rPr>
+    </w:lvl>
+    <w:lvl w:ilvl="4" w:tplc="0C0A0003" w:tentative="1">
+      <w:start w:val="1"/>
+      <w:numFmt w:val="bullet"/>
+      <w:lvlText w:val="o"/>
+      <w:lvlJc w:val="left"/>
+      <w:pPr>
+        <w:ind w:left="3600" w:hanging="360"/>
+      </w:pPr>
+      <w:rPr>
+        <w:rFonts w:ascii="Courier New" w:hAnsi="Courier New" w:cs="Courier New" w:hint="default"/>
+      </w:rPr>
+    </w:lvl>
+    <w:lvl w:ilvl="5" w:tplc="0C0A0005" w:tentative="1">
+      <w:start w:val="1"/>
+      <w:numFmt w:val="bullet"/>
+      <w:lvlText w:val=""/>
+      <w:lvlJc w:val="left"/>
+      <w:pPr>
+        <w:ind w:left="4320" w:hanging="360"/>
+      </w:pPr>
+      <w:rPr>
+        <w:rFonts w:ascii="Wingdings" w:hAnsi="Wingdings" w:hint="default"/>
+      </w:rPr>
+    </w:lvl>
+    <w:lvl w:ilvl="6" w:tplc="0C0A0001" w:tentative="1">
+      <w:start w:val="1"/>
+      <w:numFmt w:val="bullet"/>
+      <w:lvlText w:val=""/>
+      <w:lvlJc w:val="left"/>
+      <w:pPr>
+        <w:ind w:left="5040" w:hanging="360"/>
+      </w:pPr>
+      <w:rPr>
+        <w:rFonts w:ascii="Symbol" w:hAnsi="Symbol" w:hint="default"/>
+      </w:rPr>
+    </w:lvl>
+    <w:lvl w:ilvl="7" w:tplc="0C0A0003" w:tentative="1">
+      <w:start w:val="1"/>
+      <w:numFmt w:val="bullet"/>
+      <w:lvlText w:val="o"/>
+      <w:lvlJc w:val="left"/>
+      <w:pPr>
+        <w:ind w:left="5760" w:hanging="360"/>
+      </w:pPr>
+      <w:rPr>
+        <w:rFonts w:ascii="Courier New" w:hAnsi="Courier New" w:cs="Courier New" w:hint="default"/>
+      </w:rPr>
+    </w:lvl>
+    <w:lvl w:ilvl="8" w:tplc="0C0A0005" w:tentative="1">
+      <w:start w:val="1"/>
+      <w:numFmt w:val="bullet"/>
+      <w:lvlText w:val=""/>
+      <w:lvlJc w:val="left"/>
+      <w:pPr>
+        <w:ind w:left="6480" w:hanging="360"/>
+      </w:pPr>
+      <w:rPr>
+        <w:rFonts w:ascii="Wingdings" w:hAnsi="Wingdings" w:hint="default"/>
+      </w:rPr>
+    </w:lvl>
+  </w:abstractNum>
+  <w:abstractNum w:abstractNumId="6" w15:restartNumberingAfterBreak="0">
+    <w:nsid w:val="19FC1A38"/>
+    <w:multiLevelType w:val="hybridMultilevel"/>
+    <w:tmpl w:val="261C743C"/>
+    <w:lvl w:ilvl="0" w:tplc="0C0A0001">
+      <w:start w:val="1"/>
+      <w:numFmt w:val="bullet"/>
+      <w:lvlText w:val=""/>
+      <w:lvlJc w:val="left"/>
+      <w:pPr>
+        <w:ind w:left="720" w:hanging="360"/>
+      </w:pPr>
+      <w:rPr>
+        <w:rFonts w:ascii="Symbol" w:hAnsi="Symbol" w:hint="default"/>
+      </w:rPr>
+    </w:lvl>
+    <w:lvl w:ilvl="1" w:tplc="0C0A0003" w:tentative="1">
+      <w:start w:val="1"/>
+      <w:numFmt w:val="bullet"/>
+      <w:lvlText w:val="o"/>
+      <w:lvlJc w:val="left"/>
+      <w:pPr>
+        <w:ind w:left="1440" w:hanging="360"/>
+      </w:pPr>
+      <w:rPr>
+        <w:rFonts w:ascii="Courier New" w:hAnsi="Courier New" w:cs="Courier New" w:hint="default"/>
+      </w:rPr>
+    </w:lvl>
+    <w:lvl w:ilvl="2" w:tplc="0C0A0005" w:tentative="1">
+      <w:start w:val="1"/>
+      <w:numFmt w:val="bullet"/>
+      <w:lvlText w:val=""/>
+      <w:lvlJc w:val="left"/>
+      <w:pPr>
+        <w:ind w:left="2160" w:hanging="360"/>
+      </w:pPr>
+      <w:rPr>
+        <w:rFonts w:ascii="Wingdings" w:hAnsi="Wingdings" w:hint="default"/>
+      </w:rPr>
+    </w:lvl>
+    <w:lvl w:ilvl="3" w:tplc="0C0A0001" w:tentative="1">
+      <w:start w:val="1"/>
+      <w:numFmt w:val="bullet"/>
+      <w:lvlText w:val=""/>
+      <w:lvlJc w:val="left"/>
+      <w:pPr>
+        <w:ind w:left="2880" w:hanging="360"/>
+      </w:pPr>
+      <w:rPr>
+        <w:rFonts w:ascii="Symbol" w:hAnsi="Symbol" w:hint="default"/>
+      </w:rPr>
+    </w:lvl>
+    <w:lvl w:ilvl="4" w:tplc="0C0A0003" w:tentative="1">
+      <w:start w:val="1"/>
+      <w:numFmt w:val="bullet"/>
+      <w:lvlText w:val="o"/>
+      <w:lvlJc w:val="left"/>
+      <w:pPr>
+        <w:ind w:left="3600" w:hanging="360"/>
+      </w:pPr>
+      <w:rPr>
+        <w:rFonts w:ascii="Courier New" w:hAnsi="Courier New" w:cs="Courier New" w:hint="default"/>
+      </w:rPr>
+    </w:lvl>
+    <w:lvl w:ilvl="5" w:tplc="0C0A0005" w:tentative="1">
+      <w:start w:val="1"/>
+      <w:numFmt w:val="bullet"/>
+      <w:lvlText w:val=""/>
+      <w:lvlJc w:val="left"/>
+      <w:pPr>
+        <w:ind w:left="4320" w:hanging="360"/>
+      </w:pPr>
+      <w:rPr>
+        <w:rFonts w:ascii="Wingdings" w:hAnsi="Wingdings" w:hint="default"/>
+      </w:rPr>
+    </w:lvl>
+    <w:lvl w:ilvl="6" w:tplc="0C0A0001" w:tentative="1">
+      <w:start w:val="1"/>
+      <w:numFmt w:val="bullet"/>
+      <w:lvlText w:val=""/>
+      <w:lvlJc w:val="left"/>
+      <w:pPr>
+        <w:ind w:left="5040" w:hanging="360"/>
+      </w:pPr>
+      <w:rPr>
+        <w:rFonts w:ascii="Symbol" w:hAnsi="Symbol" w:hint="default"/>
+      </w:rPr>
+    </w:lvl>
+    <w:lvl w:ilvl="7" w:tplc="0C0A0003" w:tentative="1">
+      <w:start w:val="1"/>
+      <w:numFmt w:val="bullet"/>
+      <w:lvlText w:val="o"/>
+      <w:lvlJc w:val="left"/>
+      <w:pPr>
+        <w:ind w:left="5760" w:hanging="360"/>
+      </w:pPr>
+      <w:rPr>
+        <w:rFonts w:ascii="Courier New" w:hAnsi="Courier New" w:cs="Courier New" w:hint="default"/>
+      </w:rPr>
+    </w:lvl>
+    <w:lvl w:ilvl="8" w:tplc="0C0A0005" w:tentative="1">
+      <w:start w:val="1"/>
+      <w:numFmt w:val="bullet"/>
+      <w:lvlText w:val=""/>
+      <w:lvlJc w:val="left"/>
+      <w:pPr>
+        <w:ind w:left="6480" w:hanging="360"/>
+      </w:pPr>
+      <w:rPr>
+        <w:rFonts w:ascii="Wingdings" w:hAnsi="Wingdings" w:hint="default"/>
+      </w:rPr>
+    </w:lvl>
+  </w:abstractNum>
+  <w:abstractNum w:abstractNumId="7" w15:restartNumberingAfterBreak="0">
+    <w:nsid w:val="1B7D4B4B"/>
+    <w:multiLevelType w:val="hybridMultilevel"/>
+    <w:tmpl w:val="764CCCE0"/>
+    <w:lvl w:ilvl="0" w:tplc="0C0A0001">
+      <w:start w:val="1"/>
+      <w:numFmt w:val="bullet"/>
+      <w:lvlText w:val=""/>
+      <w:lvlJc w:val="left"/>
+      <w:pPr>
+        <w:ind w:left="720" w:hanging="360"/>
+      </w:pPr>
+      <w:rPr>
+        <w:rFonts w:ascii="Symbol" w:hAnsi="Symbol" w:hint="default"/>
+      </w:rPr>
+    </w:lvl>
+    <w:lvl w:ilvl="1" w:tplc="0C0A0003" w:tentative="1">
+      <w:start w:val="1"/>
+      <w:numFmt w:val="bullet"/>
+      <w:lvlText w:val="o"/>
+      <w:lvlJc w:val="left"/>
+      <w:pPr>
+        <w:ind w:left="1440" w:hanging="360"/>
+      </w:pPr>
+      <w:rPr>
+        <w:rFonts w:ascii="Courier New" w:hAnsi="Courier New" w:cs="Courier New" w:hint="default"/>
+      </w:rPr>
+    </w:lvl>
+    <w:lvl w:ilvl="2" w:tplc="0C0A0005" w:tentative="1">
+      <w:start w:val="1"/>
+      <w:numFmt w:val="bullet"/>
+      <w:lvlText w:val=""/>
+      <w:lvlJc w:val="left"/>
+      <w:pPr>
+        <w:ind w:left="2160" w:hanging="360"/>
+      </w:pPr>
+      <w:rPr>
+        <w:rFonts w:ascii="Wingdings" w:hAnsi="Wingdings" w:hint="default"/>
+      </w:rPr>
+    </w:lvl>
+    <w:lvl w:ilvl="3" w:tplc="0C0A0001" w:tentative="1">
+      <w:start w:val="1"/>
+      <w:numFmt w:val="bullet"/>
+      <w:lvlText w:val=""/>
+      <w:lvlJc w:val="left"/>
+      <w:pPr>
+        <w:ind w:left="2880" w:hanging="360"/>
+      </w:pPr>
+      <w:rPr>
+        <w:rFonts w:ascii="Symbol" w:hAnsi="Symbol" w:hint="default"/>
+      </w:rPr>
+    </w:lvl>
+    <w:lvl w:ilvl="4" w:tplc="0C0A0003" w:tentative="1">
+      <w:start w:val="1"/>
+      <w:numFmt w:val="bullet"/>
+      <w:lvlText w:val="o"/>
+      <w:lvlJc w:val="left"/>
+      <w:pPr>
+        <w:ind w:left="3600" w:hanging="360"/>
+      </w:pPr>
+      <w:rPr>
+        <w:rFonts w:ascii="Courier New" w:hAnsi="Courier New" w:cs="Courier New" w:hint="default"/>
+      </w:rPr>
+    </w:lvl>
+    <w:lvl w:ilvl="5" w:tplc="0C0A0005" w:tentative="1">
+      <w:start w:val="1"/>
+      <w:numFmt w:val="bullet"/>
+      <w:lvlText w:val=""/>
+      <w:lvlJc w:val="left"/>
+      <w:pPr>
+        <w:ind w:left="4320" w:hanging="360"/>
+      </w:pPr>
+      <w:rPr>
+        <w:rFonts w:ascii="Wingdings" w:hAnsi="Wingdings" w:hint="default"/>
+      </w:rPr>
+    </w:lvl>
+    <w:lvl w:ilvl="6" w:tplc="0C0A0001" w:tentative="1">
+      <w:start w:val="1"/>
+      <w:numFmt w:val="bullet"/>
+      <w:lvlText w:val=""/>
+      <w:lvlJc w:val="left"/>
+      <w:pPr>
+        <w:ind w:left="5040" w:hanging="360"/>
+      </w:pPr>
+      <w:rPr>
+        <w:rFonts w:ascii="Symbol" w:hAnsi="Symbol" w:hint="default"/>
+      </w:rPr>
+    </w:lvl>
+    <w:lvl w:ilvl="7" w:tplc="0C0A0003" w:tentative="1">
+      <w:start w:val="1"/>
+      <w:numFmt w:val="bullet"/>
+      <w:lvlText w:val="o"/>
+      <w:lvlJc w:val="left"/>
+      <w:pPr>
+        <w:ind w:left="5760" w:hanging="360"/>
+      </w:pPr>
+      <w:rPr>
+        <w:rFonts w:ascii="Courier New" w:hAnsi="Courier New" w:cs="Courier New" w:hint="default"/>
+      </w:rPr>
+    </w:lvl>
+    <w:lvl w:ilvl="8" w:tplc="0C0A0005" w:tentative="1">
+      <w:start w:val="1"/>
+      <w:numFmt w:val="bullet"/>
+      <w:lvlText w:val=""/>
+      <w:lvlJc w:val="left"/>
+      <w:pPr>
+        <w:ind w:left="6480" w:hanging="360"/>
+      </w:pPr>
+      <w:rPr>
+        <w:rFonts w:ascii="Wingdings" w:hAnsi="Wingdings" w:hint="default"/>
+      </w:rPr>
+    </w:lvl>
+  </w:abstractNum>
+  <w:abstractNum w:abstractNumId="8" w15:restartNumberingAfterBreak="0">
+    <w:nsid w:val="2165522C"/>
+    <w:multiLevelType w:val="hybridMultilevel"/>
+    <w:tmpl w:val="3564AD9C"/>
+    <w:lvl w:ilvl="0" w:tplc="0C0A0001">
+      <w:start w:val="1"/>
+      <w:numFmt w:val="bullet"/>
+      <w:lvlText w:val=""/>
+      <w:lvlJc w:val="left"/>
+      <w:pPr>
+        <w:ind w:left="720" w:hanging="360"/>
+      </w:pPr>
+      <w:rPr>
+        <w:rFonts w:ascii="Symbol" w:hAnsi="Symbol" w:hint="default"/>
+      </w:rPr>
+    </w:lvl>
+    <w:lvl w:ilvl="1" w:tplc="0C0A0003" w:tentative="1">
+      <w:start w:val="1"/>
+      <w:numFmt w:val="bullet"/>
+      <w:lvlText w:val="o"/>
+      <w:lvlJc w:val="left"/>
+      <w:pPr>
+        <w:ind w:left="1440" w:hanging="360"/>
+      </w:pPr>
+      <w:rPr>
+        <w:rFonts w:ascii="Courier New" w:hAnsi="Courier New" w:cs="Courier New" w:hint="default"/>
+      </w:rPr>
+    </w:lvl>
+    <w:lvl w:ilvl="2" w:tplc="0C0A0005" w:tentative="1">
+      <w:start w:val="1"/>
+      <w:numFmt w:val="bullet"/>
+      <w:lvlText w:val=""/>
+      <w:lvlJc w:val="left"/>
+      <w:pPr>
+        <w:ind w:left="2160" w:hanging="360"/>
+      </w:pPr>
+      <w:rPr>
+        <w:rFonts w:ascii="Wingdings" w:hAnsi="Wingdings" w:hint="default"/>
+      </w:rPr>
+    </w:lvl>
+    <w:lvl w:ilvl="3" w:tplc="0C0A0001" w:tentative="1">
+      <w:start w:val="1"/>
+      <w:numFmt w:val="bullet"/>
+      <w:lvlText w:val=""/>
+      <w:lvlJc w:val="left"/>
+      <w:pPr>
+        <w:ind w:left="2880" w:hanging="360"/>
+      </w:pPr>
+      <w:rPr>
+        <w:rFonts w:ascii="Symbol" w:hAnsi="Symbol" w:hint="default"/>
+      </w:rPr>
+    </w:lvl>
+    <w:lvl w:ilvl="4" w:tplc="0C0A0003" w:tentative="1">
+      <w:start w:val="1"/>
+      <w:numFmt w:val="bullet"/>
+      <w:lvlText w:val="o"/>
+      <w:lvlJc w:val="left"/>
+      <w:pPr>
+        <w:ind w:left="3600" w:hanging="360"/>
+      </w:pPr>
+      <w:rPr>
+        <w:rFonts w:ascii="Courier New" w:hAnsi="Courier New" w:cs="Courier New" w:hint="default"/>
+      </w:rPr>
+    </w:lvl>
+    <w:lvl w:ilvl="5" w:tplc="0C0A0005" w:tentative="1">
+      <w:start w:val="1"/>
+      <w:numFmt w:val="bullet"/>
+      <w:lvlText w:val=""/>
+      <w:lvlJc w:val="left"/>
+      <w:pPr>
+        <w:ind w:left="4320" w:hanging="360"/>
+      </w:pPr>
+      <w:rPr>
+        <w:rFonts w:ascii="Wingdings" w:hAnsi="Wingdings" w:hint="default"/>
+      </w:rPr>
+    </w:lvl>
+    <w:lvl w:ilvl="6" w:tplc="0C0A0001" w:tentative="1">
+      <w:start w:val="1"/>
+      <w:numFmt w:val="bullet"/>
+      <w:lvlText w:val=""/>
+      <w:lvlJc w:val="left"/>
+      <w:pPr>
+        <w:ind w:left="5040" w:hanging="360"/>
+      </w:pPr>
+      <w:rPr>
+        <w:rFonts w:ascii="Symbol" w:hAnsi="Symbol" w:hint="default"/>
+      </w:rPr>
+    </w:lvl>
+    <w:lvl w:ilvl="7" w:tplc="0C0A0003" w:tentative="1">
+      <w:start w:val="1"/>
+      <w:numFmt w:val="bullet"/>
+      <w:lvlText w:val="o"/>
+      <w:lvlJc w:val="left"/>
+      <w:pPr>
+        <w:ind w:left="5760" w:hanging="360"/>
+      </w:pPr>
+      <w:rPr>
+        <w:rFonts w:ascii="Courier New" w:hAnsi="Courier New" w:cs="Courier New" w:hint="default"/>
+      </w:rPr>
+    </w:lvl>
+    <w:lvl w:ilvl="8" w:tplc="0C0A0005" w:tentative="1">
+      <w:start w:val="1"/>
+      <w:numFmt w:val="bullet"/>
+      <w:lvlText w:val=""/>
+      <w:lvlJc w:val="left"/>
+      <w:pPr>
+        <w:ind w:left="6480" w:hanging="360"/>
+      </w:pPr>
+      <w:rPr>
+        <w:rFonts w:ascii="Wingdings" w:hAnsi="Wingdings" w:hint="default"/>
+      </w:rPr>
+    </w:lvl>
+  </w:abstractNum>
+  <w:abstractNum w:abstractNumId="9" w15:restartNumberingAfterBreak="0">
+    <w:nsid w:val="260F42EC"/>
+    <w:multiLevelType w:val="hybridMultilevel"/>
+    <w:tmpl w:val="37C83D68"/>
+    <w:lvl w:ilvl="0" w:tplc="0C0A0001">
+      <w:start w:val="1"/>
+      <w:numFmt w:val="bullet"/>
+      <w:lvlText w:val=""/>
+      <w:lvlJc w:val="left"/>
+      <w:pPr>
+        <w:ind w:left="720" w:hanging="360"/>
+      </w:pPr>
+      <w:rPr>
+        <w:rFonts w:ascii="Symbol" w:hAnsi="Symbol" w:hint="default"/>
+      </w:rPr>
+    </w:lvl>
+    <w:lvl w:ilvl="1" w:tplc="0C0A0003" w:tentative="1">
+      <w:start w:val="1"/>
+      <w:numFmt w:val="bullet"/>
+      <w:lvlText w:val="o"/>
+      <w:lvlJc w:val="left"/>
+      <w:pPr>
+        <w:ind w:left="1440" w:hanging="360"/>
+      </w:pPr>
+      <w:rPr>
+        <w:rFonts w:ascii="Courier New" w:hAnsi="Courier New" w:cs="Courier New" w:hint="default"/>
+      </w:rPr>
+    </w:lvl>
+    <w:lvl w:ilvl="2" w:tplc="0C0A0005" w:tentative="1">
+      <w:start w:val="1"/>
+      <w:numFmt w:val="bullet"/>
+      <w:lvlText w:val=""/>
+      <w:lvlJc w:val="left"/>
+      <w:pPr>
+        <w:ind w:left="2160" w:hanging="360"/>
+      </w:pPr>
+      <w:rPr>
+        <w:rFonts w:ascii="Wingdings" w:hAnsi="Wingdings" w:hint="default"/>
+      </w:rPr>
+    </w:lvl>
+    <w:lvl w:ilvl="3" w:tplc="0C0A0001" w:tentative="1">
+      <w:start w:val="1"/>
+      <w:numFmt w:val="bullet"/>
+      <w:lvlText w:val=""/>
+      <w:lvlJc w:val="left"/>
+      <w:pPr>
+        <w:ind w:left="2880" w:hanging="360"/>
+      </w:pPr>
+      <w:rPr>
+        <w:rFonts w:ascii="Symbol" w:hAnsi="Symbol" w:hint="default"/>
+      </w:rPr>
+    </w:lvl>
+    <w:lvl w:ilvl="4" w:tplc="0C0A0003" w:tentative="1">
+      <w:start w:val="1"/>
+      <w:numFmt w:val="bullet"/>
+      <w:lvlText w:val="o"/>
+      <w:lvlJc w:val="left"/>
+      <w:pPr>
+        <w:ind w:left="3600" w:hanging="360"/>
+      </w:pPr>
+      <w:rPr>
+        <w:rFonts w:ascii="Courier New" w:hAnsi="Courier New" w:cs="Courier New" w:hint="default"/>
+      </w:rPr>
+    </w:lvl>
+    <w:lvl w:ilvl="5" w:tplc="0C0A0005" w:tentative="1">
+      <w:start w:val="1"/>
+      <w:numFmt w:val="bullet"/>
+      <w:lvlText w:val=""/>
+      <w:lvlJc w:val="left"/>
+      <w:pPr>
+        <w:ind w:left="4320" w:hanging="360"/>
+      </w:pPr>
+      <w:rPr>
+        <w:rFonts w:ascii="Wingdings" w:hAnsi="Wingdings" w:hint="default"/>
+      </w:rPr>
+    </w:lvl>
+    <w:lvl w:ilvl="6" w:tplc="0C0A0001" w:tentative="1">
+      <w:start w:val="1"/>
+      <w:numFmt w:val="bullet"/>
+      <w:lvlText w:val=""/>
+      <w:lvlJc w:val="left"/>
+      <w:pPr>
+        <w:ind w:left="5040" w:hanging="360"/>
+      </w:pPr>
+      <w:rPr>
+        <w:rFonts w:ascii="Symbol" w:hAnsi="Symbol" w:hint="default"/>
+      </w:rPr>
+    </w:lvl>
+    <w:lvl w:ilvl="7" w:tplc="0C0A0003" w:tentative="1">
+      <w:start w:val="1"/>
+      <w:numFmt w:val="bullet"/>
+      <w:lvlText w:val="o"/>
+      <w:lvlJc w:val="left"/>
+      <w:pPr>
+        <w:ind w:left="5760" w:hanging="360"/>
+      </w:pPr>
+      <w:rPr>
+        <w:rFonts w:ascii="Courier New" w:hAnsi="Courier New" w:cs="Courier New" w:hint="default"/>
+      </w:rPr>
+    </w:lvl>
+    <w:lvl w:ilvl="8" w:tplc="0C0A0005" w:tentative="1">
+      <w:start w:val="1"/>
+      <w:numFmt w:val="bullet"/>
+      <w:lvlText w:val=""/>
+      <w:lvlJc w:val="left"/>
+      <w:pPr>
+        <w:ind w:left="6480" w:hanging="360"/>
+      </w:pPr>
+      <w:rPr>
+        <w:rFonts w:ascii="Wingdings" w:hAnsi="Wingdings" w:hint="default"/>
+      </w:rPr>
+    </w:lvl>
+  </w:abstractNum>
+  <w:abstractNum w:abstractNumId="10" w15:restartNumberingAfterBreak="0">
+    <w:nsid w:val="2F34103D"/>
+    <w:multiLevelType w:val="hybridMultilevel"/>
+    <w:tmpl w:val="4F108346"/>
+    <w:lvl w:ilvl="0" w:tplc="0C0A0001">
+      <w:start w:val="1"/>
+      <w:numFmt w:val="bullet"/>
+      <w:lvlText w:val=""/>
+      <w:lvlJc w:val="left"/>
+      <w:pPr>
+        <w:ind w:left="720" w:hanging="360"/>
+      </w:pPr>
+      <w:rPr>
+        <w:rFonts w:ascii="Symbol" w:hAnsi="Symbol" w:hint="default"/>
+      </w:rPr>
+    </w:lvl>
+    <w:lvl w:ilvl="1" w:tplc="0C0A0003" w:tentative="1">
+      <w:start w:val="1"/>
+      <w:numFmt w:val="bullet"/>
+      <w:lvlText w:val="o"/>
+      <w:lvlJc w:val="left"/>
+      <w:pPr>
+        <w:ind w:left="1440" w:hanging="360"/>
+      </w:pPr>
+      <w:rPr>
+        <w:rFonts w:ascii="Courier New" w:hAnsi="Courier New" w:cs="Courier New" w:hint="default"/>
+      </w:rPr>
+    </w:lvl>
+    <w:lvl w:ilvl="2" w:tplc="0C0A0005" w:tentative="1">
+      <w:start w:val="1"/>
+      <w:numFmt w:val="bullet"/>
+      <w:lvlText w:val=""/>
+      <w:lvlJc w:val="left"/>
+      <w:pPr>
+        <w:ind w:left="2160" w:hanging="360"/>
+      </w:pPr>
+      <w:rPr>
+        <w:rFonts w:ascii="Wingdings" w:hAnsi="Wingdings" w:hint="default"/>
+      </w:rPr>
+    </w:lvl>
+    <w:lvl w:ilvl="3" w:tplc="0C0A0001" w:tentative="1">
+      <w:start w:val="1"/>
+      <w:numFmt w:val="bullet"/>
+      <w:lvlText w:val=""/>
+      <w:lvlJc w:val="left"/>
+      <w:pPr>
+        <w:ind w:left="2880" w:hanging="360"/>
+      </w:pPr>
+      <w:rPr>
+        <w:rFonts w:ascii="Symbol" w:hAnsi="Symbol" w:hint="default"/>
+      </w:rPr>
+    </w:lvl>
+    <w:lvl w:ilvl="4" w:tplc="0C0A0003" w:tentative="1">
+      <w:start w:val="1"/>
+      <w:numFmt w:val="bullet"/>
+      <w:lvlText w:val="o"/>
+      <w:lvlJc w:val="left"/>
+      <w:pPr>
+        <w:ind w:left="3600" w:hanging="360"/>
+      </w:pPr>
+      <w:rPr>
+        <w:rFonts w:ascii="Courier New" w:hAnsi="Courier New" w:cs="Courier New" w:hint="default"/>
+      </w:rPr>
+    </w:lvl>
+    <w:lvl w:ilvl="5" w:tplc="0C0A0005" w:tentative="1">
+      <w:start w:val="1"/>
+      <w:numFmt w:val="bullet"/>
+      <w:lvlText w:val=""/>
+      <w:lvlJc w:val="left"/>
+      <w:pPr>
+        <w:ind w:left="4320" w:hanging="360"/>
+      </w:pPr>
+      <w:rPr>
+        <w:rFonts w:ascii="Wingdings" w:hAnsi="Wingdings" w:hint="default"/>
+      </w:rPr>
+    </w:lvl>
+    <w:lvl w:ilvl="6" w:tplc="0C0A0001" w:tentative="1">
+      <w:start w:val="1"/>
+      <w:numFmt w:val="bullet"/>
+      <w:lvlText w:val=""/>
+      <w:lvlJc w:val="left"/>
+      <w:pPr>
+        <w:ind w:left="5040" w:hanging="360"/>
+      </w:pPr>
+      <w:rPr>
+        <w:rFonts w:ascii="Symbol" w:hAnsi="Symbol" w:hint="default"/>
+      </w:rPr>
+    </w:lvl>
+    <w:lvl w:ilvl="7" w:tplc="0C0A0003" w:tentative="1">
+      <w:start w:val="1"/>
+      <w:numFmt w:val="bullet"/>
+      <w:lvlText w:val="o"/>
+      <w:lvlJc w:val="left"/>
+      <w:pPr>
+        <w:ind w:left="5760" w:hanging="360"/>
+      </w:pPr>
+      <w:rPr>
+        <w:rFonts w:ascii="Courier New" w:hAnsi="Courier New" w:cs="Courier New" w:hint="default"/>
+      </w:rPr>
+    </w:lvl>
+    <w:lvl w:ilvl="8" w:tplc="0C0A0005" w:tentative="1">
+      <w:start w:val="1"/>
+      <w:numFmt w:val="bullet"/>
+      <w:lvlText w:val=""/>
+      <w:lvlJc w:val="left"/>
+      <w:pPr>
+        <w:ind w:left="6480" w:hanging="360"/>
+      </w:pPr>
+      <w:rPr>
+        <w:rFonts w:ascii="Wingdings" w:hAnsi="Wingdings" w:hint="default"/>
+      </w:rPr>
+    </w:lvl>
+  </w:abstractNum>
+  <w:abstractNum w:abstractNumId="11" w15:restartNumberingAfterBreak="0">
+    <w:nsid w:val="33045B80"/>
+    <w:multiLevelType w:val="hybridMultilevel"/>
+    <w:tmpl w:val="F244BBC2"/>
+    <w:lvl w:ilvl="0" w:tplc="0C0A0001">
+      <w:start w:val="1"/>
+      <w:numFmt w:val="bullet"/>
+      <w:lvlText w:val=""/>
+      <w:lvlJc w:val="left"/>
+      <w:pPr>
+        <w:ind w:left="720" w:hanging="360"/>
+      </w:pPr>
+      <w:rPr>
+        <w:rFonts w:ascii="Symbol" w:hAnsi="Symbol" w:hint="default"/>
+      </w:rPr>
+    </w:lvl>
+    <w:lvl w:ilvl="1" w:tplc="0C0A0003" w:tentative="1">
+      <w:start w:val="1"/>
+      <w:numFmt w:val="bullet"/>
+      <w:lvlText w:val="o"/>
+      <w:lvlJc w:val="left"/>
+      <w:pPr>
+        <w:ind w:left="1440" w:hanging="360"/>
+      </w:pPr>
+      <w:rPr>
+        <w:rFonts w:ascii="Courier New" w:hAnsi="Courier New" w:cs="Courier New" w:hint="default"/>
+      </w:rPr>
+    </w:lvl>
+    <w:lvl w:ilvl="2" w:tplc="0C0A0005" w:tentative="1">
+      <w:start w:val="1"/>
+      <w:numFmt w:val="bullet"/>
+      <w:lvlText w:val=""/>
+      <w:lvlJc w:val="left"/>
+      <w:pPr>
+        <w:ind w:left="2160" w:hanging="360"/>
+      </w:pPr>
+      <w:rPr>
+        <w:rFonts w:ascii="Wingdings" w:hAnsi="Wingdings" w:hint="default"/>
+      </w:rPr>
+    </w:lvl>
+    <w:lvl w:ilvl="3" w:tplc="0C0A0001" w:tentative="1">
+      <w:start w:val="1"/>
+      <w:numFmt w:val="bullet"/>
+      <w:lvlText w:val=""/>
+      <w:lvlJc w:val="left"/>
+      <w:pPr>
+        <w:ind w:left="2880" w:hanging="360"/>
+      </w:pPr>
+      <w:rPr>
+        <w:rFonts w:ascii="Symbol" w:hAnsi="Symbol" w:hint="default"/>
+      </w:rPr>
+    </w:lvl>
+    <w:lvl w:ilvl="4" w:tplc="0C0A0003" w:tentative="1">
+      <w:start w:val="1"/>
+      <w:numFmt w:val="bullet"/>
+      <w:lvlText w:val="o"/>
+      <w:lvlJc w:val="left"/>
+      <w:pPr>
+        <w:ind w:left="3600" w:hanging="360"/>
+      </w:pPr>
+      <w:rPr>
+        <w:rFonts w:ascii="Courier New" w:hAnsi="Courier New" w:cs="Courier New" w:hint="default"/>
+      </w:rPr>
+    </w:lvl>
+    <w:lvl w:ilvl="5" w:tplc="0C0A0005" w:tentative="1">
+      <w:start w:val="1"/>
+      <w:numFmt w:val="bullet"/>
+      <w:lvlText w:val=""/>
+      <w:lvlJc w:val="left"/>
+      <w:pPr>
+        <w:ind w:left="4320" w:hanging="360"/>
+      </w:pPr>
+      <w:rPr>
+        <w:rFonts w:ascii="Wingdings" w:hAnsi="Wingdings" w:hint="default"/>
+      </w:rPr>
+    </w:lvl>
+    <w:lvl w:ilvl="6" w:tplc="0C0A0001" w:tentative="1">
+      <w:start w:val="1"/>
+      <w:numFmt w:val="bullet"/>
+      <w:lvlText w:val=""/>
+      <w:lvlJc w:val="left"/>
+      <w:pPr>
+        <w:ind w:left="5040" w:hanging="360"/>
+      </w:pPr>
+      <w:rPr>
+        <w:rFonts w:ascii="Symbol" w:hAnsi="Symbol" w:hint="default"/>
+      </w:rPr>
+    </w:lvl>
+    <w:lvl w:ilvl="7" w:tplc="0C0A0003" w:tentative="1">
+      <w:start w:val="1"/>
+      <w:numFmt w:val="bullet"/>
+      <w:lvlText w:val="o"/>
+      <w:lvlJc w:val="left"/>
+      <w:pPr>
+        <w:ind w:left="5760" w:hanging="360"/>
+      </w:pPr>
+      <w:rPr>
+        <w:rFonts w:ascii="Courier New" w:hAnsi="Courier New" w:cs="Courier New" w:hint="default"/>
+      </w:rPr>
+    </w:lvl>
+    <w:lvl w:ilvl="8" w:tplc="0C0A0005" w:tentative="1">
+      <w:start w:val="1"/>
+      <w:numFmt w:val="bullet"/>
+      <w:lvlText w:val=""/>
+      <w:lvlJc w:val="left"/>
+      <w:pPr>
+        <w:ind w:left="6480" w:hanging="360"/>
+      </w:pPr>
+      <w:rPr>
+        <w:rFonts w:ascii="Wingdings" w:hAnsi="Wingdings" w:hint="default"/>
+      </w:rPr>
+    </w:lvl>
+  </w:abstractNum>
+  <w:abstractNum w:abstractNumId="12" w15:restartNumberingAfterBreak="0">
+    <w:nsid w:val="34B82F03"/>
+    <w:multiLevelType w:val="hybridMultilevel"/>
+    <w:tmpl w:val="6EA87E2E"/>
+    <w:lvl w:ilvl="0" w:tplc="0C0A0001">
+      <w:start w:val="1"/>
+      <w:numFmt w:val="bullet"/>
+      <w:lvlText w:val=""/>
+      <w:lvlJc w:val="left"/>
+      <w:pPr>
+        <w:ind w:left="720" w:hanging="360"/>
+      </w:pPr>
+      <w:rPr>
+        <w:rFonts w:ascii="Symbol" w:hAnsi="Symbol" w:hint="default"/>
+      </w:rPr>
+    </w:lvl>
+    <w:lvl w:ilvl="1" w:tplc="0C0A0003" w:tentative="1">
+      <w:start w:val="1"/>
+      <w:numFmt w:val="bullet"/>
+      <w:lvlText w:val="o"/>
+      <w:lvlJc w:val="left"/>
+      <w:pPr>
+        <w:ind w:left="1440" w:hanging="360"/>
+      </w:pPr>
+      <w:rPr>
+        <w:rFonts w:ascii="Courier New" w:hAnsi="Courier New" w:cs="Courier New" w:hint="default"/>
+      </w:rPr>
+    </w:lvl>
+    <w:lvl w:ilvl="2" w:tplc="0C0A0005" w:tentative="1">
+      <w:start w:val="1"/>
+      <w:numFmt w:val="bullet"/>
+      <w:lvlText w:val=""/>
+      <w:lvlJc w:val="left"/>
+      <w:pPr>
+        <w:ind w:left="2160" w:hanging="360"/>
+      </w:pPr>
+      <w:rPr>
+        <w:rFonts w:ascii="Wingdings" w:hAnsi="Wingdings" w:hint="default"/>
+      </w:rPr>
+    </w:lvl>
+    <w:lvl w:ilvl="3" w:tplc="0C0A0001" w:tentative="1">
+      <w:start w:val="1"/>
+      <w:numFmt w:val="bullet"/>
+      <w:lvlText w:val=""/>
+      <w:lvlJc w:val="left"/>
+      <w:pPr>
+        <w:ind w:left="2880" w:hanging="360"/>
+      </w:pPr>
+      <w:rPr>
+        <w:rFonts w:ascii="Symbol" w:hAnsi="Symbol" w:hint="default"/>
+      </w:rPr>
+    </w:lvl>
+    <w:lvl w:ilvl="4" w:tplc="0C0A0003" w:tentative="1">
+      <w:start w:val="1"/>
+      <w:numFmt w:val="bullet"/>
+      <w:lvlText w:val="o"/>
+      <w:lvlJc w:val="left"/>
+      <w:pPr>
+        <w:ind w:left="3600" w:hanging="360"/>
+      </w:pPr>
+      <w:rPr>
+        <w:rFonts w:ascii="Courier New" w:hAnsi="Courier New" w:cs="Courier New" w:hint="default"/>
+      </w:rPr>
+    </w:lvl>
+    <w:lvl w:ilvl="5" w:tplc="0C0A0005" w:tentative="1">
+      <w:start w:val="1"/>
+      <w:numFmt w:val="bullet"/>
+      <w:lvlText w:val=""/>
+      <w:lvlJc w:val="left"/>
+      <w:pPr>
+        <w:ind w:left="4320" w:hanging="360"/>
+      </w:pPr>
+      <w:rPr>
+        <w:rFonts w:ascii="Wingdings" w:hAnsi="Wingdings" w:hint="default"/>
+      </w:rPr>
+    </w:lvl>
+    <w:lvl w:ilvl="6" w:tplc="0C0A0001" w:tentative="1">
+      <w:start w:val="1"/>
+      <w:numFmt w:val="bullet"/>
+      <w:lvlText w:val=""/>
+      <w:lvlJc w:val="left"/>
+      <w:pPr>
+        <w:ind w:left="5040" w:hanging="360"/>
+      </w:pPr>
+      <w:rPr>
+        <w:rFonts w:ascii="Symbol" w:hAnsi="Symbol" w:hint="default"/>
+      </w:rPr>
+    </w:lvl>
+    <w:lvl w:ilvl="7" w:tplc="0C0A0003" w:tentative="1">
+      <w:start w:val="1"/>
+      <w:numFmt w:val="bullet"/>
+      <w:lvlText w:val="o"/>
+      <w:lvlJc w:val="left"/>
+      <w:pPr>
+        <w:ind w:left="5760" w:hanging="360"/>
+      </w:pPr>
+      <w:rPr>
+        <w:rFonts w:ascii="Courier New" w:hAnsi="Courier New" w:cs="Courier New" w:hint="default"/>
+      </w:rPr>
+    </w:lvl>
+    <w:lvl w:ilvl="8" w:tplc="0C0A0005" w:tentative="1">
+      <w:start w:val="1"/>
+      <w:numFmt w:val="bullet"/>
+      <w:lvlText w:val=""/>
+      <w:lvlJc w:val="left"/>
+      <w:pPr>
+        <w:ind w:left="6480" w:hanging="360"/>
+      </w:pPr>
+      <w:rPr>
+        <w:rFonts w:ascii="Wingdings" w:hAnsi="Wingdings" w:hint="default"/>
+      </w:rPr>
+    </w:lvl>
+  </w:abstractNum>
+  <w:abstractNum w:abstractNumId="13" w15:restartNumberingAfterBreak="0">
+    <w:nsid w:val="373B7FA1"/>
+    <w:multiLevelType w:val="hybridMultilevel"/>
+    <w:tmpl w:val="191490F0"/>
+    <w:lvl w:ilvl="0" w:tplc="0C0A0001">
+      <w:start w:val="1"/>
+      <w:numFmt w:val="bullet"/>
+      <w:lvlText w:val=""/>
+      <w:lvlJc w:val="left"/>
+      <w:pPr>
+        <w:ind w:left="720" w:hanging="360"/>
+      </w:pPr>
+      <w:rPr>
+        <w:rFonts w:ascii="Symbol" w:hAnsi="Symbol" w:hint="default"/>
+      </w:rPr>
+    </w:lvl>
+    <w:lvl w:ilvl="1" w:tplc="0C0A0003" w:tentative="1">
+      <w:start w:val="1"/>
+      <w:numFmt w:val="bullet"/>
+      <w:lvlText w:val="o"/>
+      <w:lvlJc w:val="left"/>
+      <w:pPr>
+        <w:ind w:left="1440" w:hanging="360"/>
+      </w:pPr>
+      <w:rPr>
+        <w:rFonts w:ascii="Courier New" w:hAnsi="Courier New" w:cs="Courier New" w:hint="default"/>
+      </w:rPr>
+    </w:lvl>
+    <w:lvl w:ilvl="2" w:tplc="0C0A0005" w:tentative="1">
+      <w:start w:val="1"/>
+      <w:numFmt w:val="bullet"/>
+      <w:lvlText w:val=""/>
+      <w:lvlJc w:val="left"/>
+      <w:pPr>
+        <w:ind w:left="2160" w:hanging="360"/>
+      </w:pPr>
+      <w:rPr>
+        <w:rFonts w:ascii="Wingdings" w:hAnsi="Wingdings" w:hint="default"/>
+      </w:rPr>
+    </w:lvl>
+    <w:lvl w:ilvl="3" w:tplc="0C0A0001" w:tentative="1">
+      <w:start w:val="1"/>
+      <w:numFmt w:val="bullet"/>
+      <w:lvlText w:val=""/>
+      <w:lvlJc w:val="left"/>
+      <w:pPr>
+        <w:ind w:left="2880" w:hanging="360"/>
+      </w:pPr>
+      <w:rPr>
+        <w:rFonts w:ascii="Symbol" w:hAnsi="Symbol" w:hint="default"/>
+      </w:rPr>
+    </w:lvl>
+    <w:lvl w:ilvl="4" w:tplc="0C0A0003" w:tentative="1">
+      <w:start w:val="1"/>
+      <w:numFmt w:val="bullet"/>
+      <w:lvlText w:val="o"/>
+      <w:lvlJc w:val="left"/>
+      <w:pPr>
+        <w:ind w:left="3600" w:hanging="360"/>
+      </w:pPr>
+      <w:rPr>
+        <w:rFonts w:ascii="Courier New" w:hAnsi="Courier New" w:cs="Courier New" w:hint="default"/>
+      </w:rPr>
+    </w:lvl>
+    <w:lvl w:ilvl="5" w:tplc="0C0A0005" w:tentative="1">
+      <w:start w:val="1"/>
+      <w:numFmt w:val="bullet"/>
+      <w:lvlText w:val=""/>
+      <w:lvlJc w:val="left"/>
+      <w:pPr>
+        <w:ind w:left="4320" w:hanging="360"/>
+      </w:pPr>
+      <w:rPr>
+        <w:rFonts w:ascii="Wingdings" w:hAnsi="Wingdings" w:hint="default"/>
+      </w:rPr>
+    </w:lvl>
+    <w:lvl w:ilvl="6" w:tplc="0C0A0001" w:tentative="1">
+      <w:start w:val="1"/>
+      <w:numFmt w:val="bullet"/>
+      <w:lvlText w:val=""/>
+      <w:lvlJc w:val="left"/>
+      <w:pPr>
+        <w:ind w:left="5040" w:hanging="360"/>
+      </w:pPr>
+      <w:rPr>
+        <w:rFonts w:ascii="Symbol" w:hAnsi="Symbol" w:hint="default"/>
+      </w:rPr>
+    </w:lvl>
+    <w:lvl w:ilvl="7" w:tplc="0C0A0003" w:tentative="1">
+      <w:start w:val="1"/>
+      <w:numFmt w:val="bullet"/>
+      <w:lvlText w:val="o"/>
+      <w:lvlJc w:val="left"/>
+      <w:pPr>
+        <w:ind w:left="5760" w:hanging="360"/>
+      </w:pPr>
+      <w:rPr>
+        <w:rFonts w:ascii="Courier New" w:hAnsi="Courier New" w:cs="Courier New" w:hint="default"/>
+      </w:rPr>
+    </w:lvl>
+    <w:lvl w:ilvl="8" w:tplc="0C0A0005" w:tentative="1">
+      <w:start w:val="1"/>
+      <w:numFmt w:val="bullet"/>
+      <w:lvlText w:val=""/>
+      <w:lvlJc w:val="left"/>
+      <w:pPr>
+        <w:ind w:left="6480" w:hanging="360"/>
+      </w:pPr>
+      <w:rPr>
+        <w:rFonts w:ascii="Wingdings" w:hAnsi="Wingdings" w:hint="default"/>
+      </w:rPr>
+    </w:lvl>
+  </w:abstractNum>
+  <w:abstractNum w:abstractNumId="14" w15:restartNumberingAfterBreak="0">
+    <w:nsid w:val="3D605B35"/>
+    <w:multiLevelType w:val="hybridMultilevel"/>
+    <w:tmpl w:val="729EBA2C"/>
+    <w:lvl w:ilvl="0" w:tplc="0C0A0001">
+      <w:start w:val="1"/>
+      <w:numFmt w:val="bullet"/>
+      <w:lvlText w:val=""/>
+      <w:lvlJc w:val="left"/>
+      <w:pPr>
+        <w:ind w:left="720" w:hanging="360"/>
+      </w:pPr>
+      <w:rPr>
+        <w:rFonts w:ascii="Symbol" w:hAnsi="Symbol" w:hint="default"/>
+      </w:rPr>
+    </w:lvl>
+    <w:lvl w:ilvl="1" w:tplc="0C0A0003" w:tentative="1">
+      <w:start w:val="1"/>
+      <w:numFmt w:val="bullet"/>
+      <w:lvlText w:val="o"/>
+      <w:lvlJc w:val="left"/>
+      <w:pPr>
+        <w:ind w:left="1440" w:hanging="360"/>
+      </w:pPr>
+      <w:rPr>
+        <w:rFonts w:ascii="Courier New" w:hAnsi="Courier New" w:cs="Courier New" w:hint="default"/>
+      </w:rPr>
+    </w:lvl>
+    <w:lvl w:ilvl="2" w:tplc="0C0A0005" w:tentative="1">
+      <w:start w:val="1"/>
+      <w:numFmt w:val="bullet"/>
+      <w:lvlText w:val=""/>
+      <w:lvlJc w:val="left"/>
+      <w:pPr>
+        <w:ind w:left="2160" w:hanging="360"/>
+      </w:pPr>
+      <w:rPr>
+        <w:rFonts w:ascii="Wingdings" w:hAnsi="Wingdings" w:hint="default"/>
+      </w:rPr>
+    </w:lvl>
+    <w:lvl w:ilvl="3" w:tplc="0C0A0001" w:tentative="1">
+      <w:start w:val="1"/>
+      <w:numFmt w:val="bullet"/>
+      <w:lvlText w:val=""/>
+      <w:lvlJc w:val="left"/>
+      <w:pPr>
+        <w:ind w:left="2880" w:hanging="360"/>
+      </w:pPr>
+      <w:rPr>
+        <w:rFonts w:ascii="Symbol" w:hAnsi="Symbol" w:hint="default"/>
+      </w:rPr>
+    </w:lvl>
+    <w:lvl w:ilvl="4" w:tplc="0C0A0003" w:tentative="1">
+      <w:start w:val="1"/>
+      <w:numFmt w:val="bullet"/>
+      <w:lvlText w:val="o"/>
+      <w:lvlJc w:val="left"/>
+      <w:pPr>
+        <w:ind w:left="3600" w:hanging="360"/>
+      </w:pPr>
+      <w:rPr>
+        <w:rFonts w:ascii="Courier New" w:hAnsi="Courier New" w:cs="Courier New" w:hint="default"/>
+      </w:rPr>
+    </w:lvl>
+    <w:lvl w:ilvl="5" w:tplc="0C0A0005" w:tentative="1">
+      <w:start w:val="1"/>
+      <w:numFmt w:val="bullet"/>
+      <w:lvlText w:val=""/>
+      <w:lvlJc w:val="left"/>
+      <w:pPr>
+        <w:ind w:left="4320" w:hanging="360"/>
+      </w:pPr>
+      <w:rPr>
+        <w:rFonts w:ascii="Wingdings" w:hAnsi="Wingdings" w:hint="default"/>
+      </w:rPr>
+    </w:lvl>
+    <w:lvl w:ilvl="6" w:tplc="0C0A0001" w:tentative="1">
+      <w:start w:val="1"/>
+      <w:numFmt w:val="bullet"/>
+      <w:lvlText w:val=""/>
+      <w:lvlJc w:val="left"/>
+      <w:pPr>
+        <w:ind w:left="5040" w:hanging="360"/>
+      </w:pPr>
+      <w:rPr>
+        <w:rFonts w:ascii="Symbol" w:hAnsi="Symbol" w:hint="default"/>
+      </w:rPr>
+    </w:lvl>
+    <w:lvl w:ilvl="7" w:tplc="0C0A0003" w:tentative="1">
+      <w:start w:val="1"/>
+      <w:numFmt w:val="bullet"/>
+      <w:lvlText w:val="o"/>
+      <w:lvlJc w:val="left"/>
+      <w:pPr>
+        <w:ind w:left="5760" w:hanging="360"/>
+      </w:pPr>
+      <w:rPr>
+        <w:rFonts w:ascii="Courier New" w:hAnsi="Courier New" w:cs="Courier New" w:hint="default"/>
+      </w:rPr>
+    </w:lvl>
+    <w:lvl w:ilvl="8" w:tplc="0C0A0005" w:tentative="1">
+      <w:start w:val="1"/>
+      <w:numFmt w:val="bullet"/>
+      <w:lvlText w:val=""/>
+      <w:lvlJc w:val="left"/>
+      <w:pPr>
+        <w:ind w:left="6480" w:hanging="360"/>
+      </w:pPr>
+      <w:rPr>
+        <w:rFonts w:ascii="Wingdings" w:hAnsi="Wingdings" w:hint="default"/>
+      </w:rPr>
+    </w:lvl>
+  </w:abstractNum>
+  <w:abstractNum w:abstractNumId="15" w15:restartNumberingAfterBreak="0">
+    <w:nsid w:val="3ED65205"/>
+    <w:multiLevelType w:val="hybridMultilevel"/>
+    <w:tmpl w:val="90FEEED8"/>
+    <w:lvl w:ilvl="0" w:tplc="0C0A0001">
+      <w:start w:val="1"/>
+      <w:numFmt w:val="bullet"/>
+      <w:lvlText w:val=""/>
+      <w:lvlJc w:val="left"/>
+      <w:pPr>
+        <w:ind w:left="720" w:hanging="360"/>
+      </w:pPr>
+      <w:rPr>
+        <w:rFonts w:ascii="Symbol" w:hAnsi="Symbol" w:hint="default"/>
+      </w:rPr>
+    </w:lvl>
+    <w:lvl w:ilvl="1" w:tplc="0C0A0003" w:tentative="1">
+      <w:start w:val="1"/>
+      <w:numFmt w:val="bullet"/>
+      <w:lvlText w:val="o"/>
+      <w:lvlJc w:val="left"/>
+      <w:pPr>
+        <w:ind w:left="1440" w:hanging="360"/>
+      </w:pPr>
+      <w:rPr>
+        <w:rFonts w:ascii="Courier New" w:hAnsi="Courier New" w:cs="Courier New" w:hint="default"/>
+      </w:rPr>
+    </w:lvl>
+    <w:lvl w:ilvl="2" w:tplc="0C0A0005" w:tentative="1">
+      <w:start w:val="1"/>
+      <w:numFmt w:val="bullet"/>
+      <w:lvlText w:val=""/>
+      <w:lvlJc w:val="left"/>
+      <w:pPr>
+        <w:ind w:left="2160" w:hanging="360"/>
+      </w:pPr>
+      <w:rPr>
+        <w:rFonts w:ascii="Wingdings" w:hAnsi="Wingdings" w:hint="default"/>
+      </w:rPr>
+    </w:lvl>
+    <w:lvl w:ilvl="3" w:tplc="0C0A0001" w:tentative="1">
+      <w:start w:val="1"/>
+      <w:numFmt w:val="bullet"/>
+      <w:lvlText w:val=""/>
+      <w:lvlJc w:val="left"/>
+      <w:pPr>
+        <w:ind w:left="2880" w:hanging="360"/>
+      </w:pPr>
+      <w:rPr>
+        <w:rFonts w:ascii="Symbol" w:hAnsi="Symbol" w:hint="default"/>
+      </w:rPr>
+    </w:lvl>
+    <w:lvl w:ilvl="4" w:tplc="0C0A0003" w:tentative="1">
+      <w:start w:val="1"/>
+      <w:numFmt w:val="bullet"/>
+      <w:lvlText w:val="o"/>
+      <w:lvlJc w:val="left"/>
+      <w:pPr>
+        <w:ind w:left="3600" w:hanging="360"/>
+      </w:pPr>
+      <w:rPr>
+        <w:rFonts w:ascii="Courier New" w:hAnsi="Courier New" w:cs="Courier New" w:hint="default"/>
+      </w:rPr>
+    </w:lvl>
+    <w:lvl w:ilvl="5" w:tplc="0C0A0005" w:tentative="1">
+      <w:start w:val="1"/>
+      <w:numFmt w:val="bullet"/>
+      <w:lvlText w:val=""/>
+      <w:lvlJc w:val="left"/>
+      <w:pPr>
+        <w:ind w:left="4320" w:hanging="360"/>
+      </w:pPr>
+      <w:rPr>
+        <w:rFonts w:ascii="Wingdings" w:hAnsi="Wingdings" w:hint="default"/>
+      </w:rPr>
+    </w:lvl>
+    <w:lvl w:ilvl="6" w:tplc="0C0A0001" w:tentative="1">
+      <w:start w:val="1"/>
+      <w:numFmt w:val="bullet"/>
+      <w:lvlText w:val=""/>
+      <w:lvlJc w:val="left"/>
+      <w:pPr>
+        <w:ind w:left="5040" w:hanging="360"/>
+      </w:pPr>
+      <w:rPr>
+        <w:rFonts w:ascii="Symbol" w:hAnsi="Symbol" w:hint="default"/>
+      </w:rPr>
+    </w:lvl>
+    <w:lvl w:ilvl="7" w:tplc="0C0A0003" w:tentative="1">
+      <w:start w:val="1"/>
+      <w:numFmt w:val="bullet"/>
+      <w:lvlText w:val="o"/>
+      <w:lvlJc w:val="left"/>
+      <w:pPr>
+        <w:ind w:left="5760" w:hanging="360"/>
+      </w:pPr>
+      <w:rPr>
+        <w:rFonts w:ascii="Courier New" w:hAnsi="Courier New" w:cs="Courier New" w:hint="default"/>
+      </w:rPr>
+    </w:lvl>
+    <w:lvl w:ilvl="8" w:tplc="0C0A0005" w:tentative="1">
+      <w:start w:val="1"/>
+      <w:numFmt w:val="bullet"/>
+      <w:lvlText w:val=""/>
+      <w:lvlJc w:val="left"/>
+      <w:pPr>
+        <w:ind w:left="6480" w:hanging="360"/>
+      </w:pPr>
+      <w:rPr>
+        <w:rFonts w:ascii="Wingdings" w:hAnsi="Wingdings" w:hint="default"/>
+      </w:rPr>
+    </w:lvl>
+  </w:abstractNum>
+  <w:abstractNum w:abstractNumId="16" w15:restartNumberingAfterBreak="0">
+    <w:nsid w:val="404B3B96"/>
+    <w:multiLevelType w:val="hybridMultilevel"/>
+    <w:tmpl w:val="62FA8FB8"/>
+    <w:lvl w:ilvl="0" w:tplc="0C0A0001">
+      <w:start w:val="1"/>
+      <w:numFmt w:val="bullet"/>
+      <w:lvlText w:val=""/>
+      <w:lvlJc w:val="left"/>
+      <w:pPr>
+        <w:ind w:left="720" w:hanging="360"/>
+      </w:pPr>
+      <w:rPr>
+        <w:rFonts w:ascii="Symbol" w:hAnsi="Symbol" w:hint="default"/>
+      </w:rPr>
+    </w:lvl>
+    <w:lvl w:ilvl="1" w:tplc="0C0A0003" w:tentative="1">
+      <w:start w:val="1"/>
+      <w:numFmt w:val="bullet"/>
+      <w:lvlText w:val="o"/>
+      <w:lvlJc w:val="left"/>
+      <w:pPr>
+        <w:ind w:left="1440" w:hanging="360"/>
+      </w:pPr>
+      <w:rPr>
+        <w:rFonts w:ascii="Courier New" w:hAnsi="Courier New" w:cs="Courier New" w:hint="default"/>
+      </w:rPr>
+    </w:lvl>
+    <w:lvl w:ilvl="2" w:tplc="0C0A0005" w:tentative="1">
+      <w:start w:val="1"/>
+      <w:numFmt w:val="bullet"/>
+      <w:lvlText w:val=""/>
+      <w:lvlJc w:val="left"/>
+      <w:pPr>
+        <w:ind w:left="2160" w:hanging="360"/>
+      </w:pPr>
+      <w:rPr>
+        <w:rFonts w:ascii="Wingdings" w:hAnsi="Wingdings" w:hint="default"/>
+      </w:rPr>
+    </w:lvl>
+    <w:lvl w:ilvl="3" w:tplc="0C0A0001" w:tentative="1">
+      <w:start w:val="1"/>
+      <w:numFmt w:val="bullet"/>
+      <w:lvlText w:val=""/>
+      <w:lvlJc w:val="left"/>
+      <w:pPr>
+        <w:ind w:left="2880" w:hanging="360"/>
+      </w:pPr>
+      <w:rPr>
+        <w:rFonts w:ascii="Symbol" w:hAnsi="Symbol" w:hint="default"/>
+      </w:rPr>
+    </w:lvl>
+    <w:lvl w:ilvl="4" w:tplc="0C0A0003" w:tentative="1">
+      <w:start w:val="1"/>
+      <w:numFmt w:val="bullet"/>
+      <w:lvlText w:val="o"/>
+      <w:lvlJc w:val="left"/>
+      <w:pPr>
+        <w:ind w:left="3600" w:hanging="360"/>
+      </w:pPr>
+      <w:rPr>
+        <w:rFonts w:ascii="Courier New" w:hAnsi="Courier New" w:cs="Courier New" w:hint="default"/>
+      </w:rPr>
+    </w:lvl>
+    <w:lvl w:ilvl="5" w:tplc="0C0A0005" w:tentative="1">
+      <w:start w:val="1"/>
+      <w:numFmt w:val="bullet"/>
+      <w:lvlText w:val=""/>
+      <w:lvlJc w:val="left"/>
+      <w:pPr>
+        <w:ind w:left="4320" w:hanging="360"/>
+      </w:pPr>
+      <w:rPr>
+        <w:rFonts w:ascii="Wingdings" w:hAnsi="Wingdings" w:hint="default"/>
+      </w:rPr>
+    </w:lvl>
+    <w:lvl w:ilvl="6" w:tplc="0C0A0001" w:tentative="1">
+      <w:start w:val="1"/>
+      <w:numFmt w:val="bullet"/>
+      <w:lvlText w:val=""/>
+      <w:lvlJc w:val="left"/>
+      <w:pPr>
+        <w:ind w:left="5040" w:hanging="360"/>
+      </w:pPr>
+      <w:rPr>
+        <w:rFonts w:ascii="Symbol" w:hAnsi="Symbol" w:hint="default"/>
+      </w:rPr>
+    </w:lvl>
+    <w:lvl w:ilvl="7" w:tplc="0C0A0003" w:tentative="1">
+      <w:start w:val="1"/>
+      <w:numFmt w:val="bullet"/>
+      <w:lvlText w:val="o"/>
+      <w:lvlJc w:val="left"/>
+      <w:pPr>
+        <w:ind w:left="5760" w:hanging="360"/>
+      </w:pPr>
+      <w:rPr>
+        <w:rFonts w:ascii="Courier New" w:hAnsi="Courier New" w:cs="Courier New" w:hint="default"/>
+      </w:rPr>
+    </w:lvl>
+    <w:lvl w:ilvl="8" w:tplc="0C0A0005" w:tentative="1">
+      <w:start w:val="1"/>
+      <w:numFmt w:val="bullet"/>
+      <w:lvlText w:val=""/>
+      <w:lvlJc w:val="left"/>
+      <w:pPr>
+        <w:ind w:left="6480" w:hanging="360"/>
+      </w:pPr>
+      <w:rPr>
+        <w:rFonts w:ascii="Wingdings" w:hAnsi="Wingdings" w:hint="default"/>
+      </w:rPr>
+    </w:lvl>
+  </w:abstractNum>
+  <w:abstractNum w:abstractNumId="17" w15:restartNumberingAfterBreak="0">
+    <w:nsid w:val="41633621"/>
+    <w:multiLevelType w:val="hybridMultilevel"/>
+    <w:tmpl w:val="927E8BF6"/>
+    <w:lvl w:ilvl="0" w:tplc="0C0A0001">
+      <w:start w:val="1"/>
+      <w:numFmt w:val="bullet"/>
+      <w:lvlText w:val=""/>
+      <w:lvlJc w:val="left"/>
+      <w:pPr>
+        <w:ind w:left="720" w:hanging="360"/>
+      </w:pPr>
+      <w:rPr>
+        <w:rFonts w:ascii="Symbol" w:hAnsi="Symbol" w:hint="default"/>
+      </w:rPr>
+    </w:lvl>
+    <w:lvl w:ilvl="1" w:tplc="0C0A0003" w:tentative="1">
+      <w:start w:val="1"/>
+      <w:numFmt w:val="bullet"/>
+      <w:lvlText w:val="o"/>
+      <w:lvlJc w:val="left"/>
+      <w:pPr>
+        <w:ind w:left="1440" w:hanging="360"/>
+      </w:pPr>
+      <w:rPr>
+        <w:rFonts w:ascii="Courier New" w:hAnsi="Courier New" w:cs="Courier New" w:hint="default"/>
+      </w:rPr>
+    </w:lvl>
+    <w:lvl w:ilvl="2" w:tplc="0C0A0005" w:tentative="1">
+      <w:start w:val="1"/>
+      <w:numFmt w:val="bullet"/>
+      <w:lvlText w:val=""/>
+      <w:lvlJc w:val="left"/>
+      <w:pPr>
+        <w:ind w:left="2160" w:hanging="360"/>
+      </w:pPr>
+      <w:rPr>
+        <w:rFonts w:ascii="Wingdings" w:hAnsi="Wingdings" w:hint="default"/>
+      </w:rPr>
+    </w:lvl>
+    <w:lvl w:ilvl="3" w:tplc="0C0A0001" w:tentative="1">
+      <w:start w:val="1"/>
+      <w:numFmt w:val="bullet"/>
+      <w:lvlText w:val=""/>
+      <w:lvlJc w:val="left"/>
+      <w:pPr>
+        <w:ind w:left="2880" w:hanging="360"/>
+      </w:pPr>
+      <w:rPr>
+        <w:rFonts w:ascii="Symbol" w:hAnsi="Symbol" w:hint="default"/>
+      </w:rPr>
+    </w:lvl>
+    <w:lvl w:ilvl="4" w:tplc="0C0A0003" w:tentative="1">
+      <w:start w:val="1"/>
+      <w:numFmt w:val="bullet"/>
+      <w:lvlText w:val="o"/>
+      <w:lvlJc w:val="left"/>
+      <w:pPr>
+        <w:ind w:left="3600" w:hanging="360"/>
+      </w:pPr>
+      <w:rPr>
+        <w:rFonts w:ascii="Courier New" w:hAnsi="Courier New" w:cs="Courier New" w:hint="default"/>
+      </w:rPr>
+    </w:lvl>
+    <w:lvl w:ilvl="5" w:tplc="0C0A0005" w:tentative="1">
+      <w:start w:val="1"/>
+      <w:numFmt w:val="bullet"/>
+      <w:lvlText w:val=""/>
+      <w:lvlJc w:val="left"/>
+      <w:pPr>
+        <w:ind w:left="4320" w:hanging="360"/>
+      </w:pPr>
+      <w:rPr>
+        <w:rFonts w:ascii="Wingdings" w:hAnsi="Wingdings" w:hint="default"/>
+      </w:rPr>
+    </w:lvl>
+    <w:lvl w:ilvl="6" w:tplc="0C0A0001" w:tentative="1">
+      <w:start w:val="1"/>
+      <w:numFmt w:val="bullet"/>
+      <w:lvlText w:val=""/>
+      <w:lvlJc w:val="left"/>
+      <w:pPr>
+        <w:ind w:left="5040" w:hanging="360"/>
+      </w:pPr>
+      <w:rPr>
+        <w:rFonts w:ascii="Symbol" w:hAnsi="Symbol" w:hint="default"/>
+      </w:rPr>
+    </w:lvl>
+    <w:lvl w:ilvl="7" w:tplc="0C0A0003" w:tentative="1">
+      <w:start w:val="1"/>
+      <w:numFmt w:val="bullet"/>
+      <w:lvlText w:val="o"/>
+      <w:lvlJc w:val="left"/>
+      <w:pPr>
+        <w:ind w:left="5760" w:hanging="360"/>
+      </w:pPr>
+      <w:rPr>
+        <w:rFonts w:ascii="Courier New" w:hAnsi="Courier New" w:cs="Courier New" w:hint="default"/>
+      </w:rPr>
+    </w:lvl>
+    <w:lvl w:ilvl="8" w:tplc="0C0A0005" w:tentative="1">
+      <w:start w:val="1"/>
+      <w:numFmt w:val="bullet"/>
+      <w:lvlText w:val=""/>
+      <w:lvlJc w:val="left"/>
+      <w:pPr>
+        <w:ind w:left="6480" w:hanging="360"/>
+      </w:pPr>
+      <w:rPr>
+        <w:rFonts w:ascii="Wingdings" w:hAnsi="Wingdings" w:hint="default"/>
+      </w:rPr>
+    </w:lvl>
+  </w:abstractNum>
+  <w:abstractNum w:abstractNumId="18" w15:restartNumberingAfterBreak="0">
+    <w:nsid w:val="47891CA6"/>
+    <w:multiLevelType w:val="hybridMultilevel"/>
+    <w:tmpl w:val="8F3C948E"/>
+    <w:lvl w:ilvl="0" w:tplc="0C0A0001">
+      <w:start w:val="1"/>
+      <w:numFmt w:val="bullet"/>
+      <w:lvlText w:val=""/>
+      <w:lvlJc w:val="left"/>
+      <w:pPr>
+        <w:ind w:left="720" w:hanging="360"/>
+      </w:pPr>
+      <w:rPr>
+        <w:rFonts w:ascii="Symbol" w:hAnsi="Symbol" w:hint="default"/>
+      </w:rPr>
+    </w:lvl>
+    <w:lvl w:ilvl="1" w:tplc="0C0A0003" w:tentative="1">
+      <w:start w:val="1"/>
+      <w:numFmt w:val="bullet"/>
+      <w:lvlText w:val="o"/>
+      <w:lvlJc w:val="left"/>
+      <w:pPr>
+        <w:ind w:left="1440" w:hanging="360"/>
+      </w:pPr>
+      <w:rPr>
+        <w:rFonts w:ascii="Courier New" w:hAnsi="Courier New" w:cs="Courier New" w:hint="default"/>
+      </w:rPr>
+    </w:lvl>
+    <w:lvl w:ilvl="2" w:tplc="0C0A0005" w:tentative="1">
+      <w:start w:val="1"/>
+      <w:numFmt w:val="bullet"/>
+      <w:lvlText w:val=""/>
+      <w:lvlJc w:val="left"/>
+      <w:pPr>
+        <w:ind w:left="2160" w:hanging="360"/>
+      </w:pPr>
+      <w:rPr>
+        <w:rFonts w:ascii="Wingdings" w:hAnsi="Wingdings" w:hint="default"/>
+      </w:rPr>
+    </w:lvl>
+    <w:lvl w:ilvl="3" w:tplc="0C0A0001" w:tentative="1">
+      <w:start w:val="1"/>
+      <w:numFmt w:val="bullet"/>
+      <w:lvlText w:val=""/>
+      <w:lvlJc w:val="left"/>
+      <w:pPr>
+        <w:ind w:left="2880" w:hanging="360"/>
+      </w:pPr>
+      <w:rPr>
+        <w:rFonts w:ascii="Symbol" w:hAnsi="Symbol" w:hint="default"/>
+      </w:rPr>
+    </w:lvl>
+    <w:lvl w:ilvl="4" w:tplc="0C0A0003" w:tentative="1">
+      <w:start w:val="1"/>
+      <w:numFmt w:val="bullet"/>
+      <w:lvlText w:val="o"/>
+      <w:lvlJc w:val="left"/>
+      <w:pPr>
+        <w:ind w:left="3600" w:hanging="360"/>
+      </w:pPr>
+      <w:rPr>
+        <w:rFonts w:ascii="Courier New" w:hAnsi="Courier New" w:cs="Courier New" w:hint="default"/>
+      </w:rPr>
+    </w:lvl>
+    <w:lvl w:ilvl="5" w:tplc="0C0A0005" w:tentative="1">
+      <w:start w:val="1"/>
+      <w:numFmt w:val="bullet"/>
+      <w:lvlText w:val=""/>
+      <w:lvlJc w:val="left"/>
+      <w:pPr>
+        <w:ind w:left="4320" w:hanging="360"/>
+      </w:pPr>
+      <w:rPr>
+        <w:rFonts w:ascii="Wingdings" w:hAnsi="Wingdings" w:hint="default"/>
+      </w:rPr>
+    </w:lvl>
+    <w:lvl w:ilvl="6" w:tplc="0C0A0001" w:tentative="1">
+      <w:start w:val="1"/>
+      <w:numFmt w:val="bullet"/>
+      <w:lvlText w:val=""/>
+      <w:lvlJc w:val="left"/>
+      <w:pPr>
+        <w:ind w:left="5040" w:hanging="360"/>
+      </w:pPr>
+      <w:rPr>
+        <w:rFonts w:ascii="Symbol" w:hAnsi="Symbol" w:hint="default"/>
+      </w:rPr>
+    </w:lvl>
+    <w:lvl w:ilvl="7" w:tplc="0C0A0003" w:tentative="1">
+      <w:start w:val="1"/>
+      <w:numFmt w:val="bullet"/>
+      <w:lvlText w:val="o"/>
+      <w:lvlJc w:val="left"/>
+      <w:pPr>
+        <w:ind w:left="5760" w:hanging="360"/>
+      </w:pPr>
+      <w:rPr>
+        <w:rFonts w:ascii="Courier New" w:hAnsi="Courier New" w:cs="Courier New" w:hint="default"/>
+      </w:rPr>
+    </w:lvl>
+    <w:lvl w:ilvl="8" w:tplc="0C0A0005" w:tentative="1">
+      <w:start w:val="1"/>
+      <w:numFmt w:val="bullet"/>
+      <w:lvlText w:val=""/>
+      <w:lvlJc w:val="left"/>
+      <w:pPr>
+        <w:ind w:left="6480" w:hanging="360"/>
+      </w:pPr>
+      <w:rPr>
+        <w:rFonts w:ascii="Wingdings" w:hAnsi="Wingdings" w:hint="default"/>
+      </w:rPr>
+    </w:lvl>
+  </w:abstractNum>
+  <w:abstractNum w:abstractNumId="19" w15:restartNumberingAfterBreak="0">
+    <w:nsid w:val="4911631D"/>
+    <w:multiLevelType w:val="hybridMultilevel"/>
+    <w:tmpl w:val="5ABEAF98"/>
+    <w:lvl w:ilvl="0" w:tplc="0C0A0001">
+      <w:start w:val="1"/>
+      <w:numFmt w:val="bullet"/>
+      <w:lvlText w:val=""/>
+      <w:lvlJc w:val="left"/>
+      <w:pPr>
+        <w:ind w:left="720" w:hanging="360"/>
+      </w:pPr>
+      <w:rPr>
+        <w:rFonts w:ascii="Symbol" w:hAnsi="Symbol" w:hint="default"/>
+      </w:rPr>
+    </w:lvl>
+    <w:lvl w:ilvl="1" w:tplc="0C0A0003" w:tentative="1">
+      <w:start w:val="1"/>
+      <w:numFmt w:val="bullet"/>
+      <w:lvlText w:val="o"/>
+      <w:lvlJc w:val="left"/>
+      <w:pPr>
+        <w:ind w:left="1440" w:hanging="360"/>
+      </w:pPr>
+      <w:rPr>
+        <w:rFonts w:ascii="Courier New" w:hAnsi="Courier New" w:cs="Courier New" w:hint="default"/>
+      </w:rPr>
+    </w:lvl>
+    <w:lvl w:ilvl="2" w:tplc="0C0A0005" w:tentative="1">
+      <w:start w:val="1"/>
+      <w:numFmt w:val="bullet"/>
+      <w:lvlText w:val=""/>
+      <w:lvlJc w:val="left"/>
+      <w:pPr>
+        <w:ind w:left="2160" w:hanging="360"/>
+      </w:pPr>
+      <w:rPr>
+        <w:rFonts w:ascii="Wingdings" w:hAnsi="Wingdings" w:hint="default"/>
+      </w:rPr>
+    </w:lvl>
+    <w:lvl w:ilvl="3" w:tplc="0C0A0001" w:tentative="1">
+      <w:start w:val="1"/>
+      <w:numFmt w:val="bullet"/>
+      <w:lvlText w:val=""/>
+      <w:lvlJc w:val="left"/>
+      <w:pPr>
+        <w:ind w:left="2880" w:hanging="360"/>
+      </w:pPr>
+      <w:rPr>
+        <w:rFonts w:ascii="Symbol" w:hAnsi="Symbol" w:hint="default"/>
+      </w:rPr>
+    </w:lvl>
+    <w:lvl w:ilvl="4" w:tplc="0C0A0003" w:tentative="1">
+      <w:start w:val="1"/>
+      <w:numFmt w:val="bullet"/>
+      <w:lvlText w:val="o"/>
+      <w:lvlJc w:val="left"/>
+      <w:pPr>
+        <w:ind w:left="3600" w:hanging="360"/>
+      </w:pPr>
+      <w:rPr>
+        <w:rFonts w:ascii="Courier New" w:hAnsi="Courier New" w:cs="Courier New" w:hint="default"/>
+      </w:rPr>
+    </w:lvl>
+    <w:lvl w:ilvl="5" w:tplc="0C0A0005" w:tentative="1">
+      <w:start w:val="1"/>
+      <w:numFmt w:val="bullet"/>
+      <w:lvlText w:val=""/>
+      <w:lvlJc w:val="left"/>
+      <w:pPr>
+        <w:ind w:left="4320" w:hanging="360"/>
+      </w:pPr>
+      <w:rPr>
+        <w:rFonts w:ascii="Wingdings" w:hAnsi="Wingdings" w:hint="default"/>
+      </w:rPr>
+    </w:lvl>
+    <w:lvl w:ilvl="6" w:tplc="0C0A0001" w:tentative="1">
+      <w:start w:val="1"/>
+      <w:numFmt w:val="bullet"/>
+      <w:lvlText w:val=""/>
+      <w:lvlJc w:val="left"/>
+      <w:pPr>
+        <w:ind w:left="5040" w:hanging="360"/>
+      </w:pPr>
+      <w:rPr>
+        <w:rFonts w:ascii="Symbol" w:hAnsi="Symbol" w:hint="default"/>
+      </w:rPr>
+    </w:lvl>
+    <w:lvl w:ilvl="7" w:tplc="0C0A0003" w:tentative="1">
+      <w:start w:val="1"/>
+      <w:numFmt w:val="bullet"/>
+      <w:lvlText w:val="o"/>
+      <w:lvlJc w:val="left"/>
+      <w:pPr>
+        <w:ind w:left="5760" w:hanging="360"/>
+      </w:pPr>
+      <w:rPr>
+        <w:rFonts w:ascii="Courier New" w:hAnsi="Courier New" w:cs="Courier New" w:hint="default"/>
+      </w:rPr>
+    </w:lvl>
+    <w:lvl w:ilvl="8" w:tplc="0C0A0005" w:tentative="1">
+      <w:start w:val="1"/>
+      <w:numFmt w:val="bullet"/>
+      <w:lvlText w:val=""/>
+      <w:lvlJc w:val="left"/>
+      <w:pPr>
+        <w:ind w:left="6480" w:hanging="360"/>
+      </w:pPr>
+      <w:rPr>
+        <w:rFonts w:ascii="Wingdings" w:hAnsi="Wingdings" w:hint="default"/>
+      </w:rPr>
+    </w:lvl>
+  </w:abstractNum>
+  <w:abstractNum w:abstractNumId="20" w15:restartNumberingAfterBreak="0">
+    <w:nsid w:val="49A17AC9"/>
+    <w:multiLevelType w:val="hybridMultilevel"/>
+    <w:tmpl w:val="66204C82"/>
+    <w:lvl w:ilvl="0" w:tplc="0C0A0001">
+      <w:start w:val="1"/>
+      <w:numFmt w:val="bullet"/>
+      <w:lvlText w:val=""/>
+      <w:lvlJc w:val="left"/>
+      <w:pPr>
+        <w:ind w:left="720" w:hanging="360"/>
+      </w:pPr>
+      <w:rPr>
+        <w:rFonts w:ascii="Symbol" w:hAnsi="Symbol" w:hint="default"/>
+      </w:rPr>
+    </w:lvl>
+    <w:lvl w:ilvl="1" w:tplc="0C0A0003" w:tentative="1">
+      <w:start w:val="1"/>
+      <w:numFmt w:val="bullet"/>
+      <w:lvlText w:val="o"/>
+      <w:lvlJc w:val="left"/>
+      <w:pPr>
+        <w:ind w:left="1440" w:hanging="360"/>
+      </w:pPr>
+      <w:rPr>
+        <w:rFonts w:ascii="Courier New" w:hAnsi="Courier New" w:cs="Courier New" w:hint="default"/>
+      </w:rPr>
+    </w:lvl>
+    <w:lvl w:ilvl="2" w:tplc="0C0A0005" w:tentative="1">
+      <w:start w:val="1"/>
+      <w:numFmt w:val="bullet"/>
+      <w:lvlText w:val=""/>
+      <w:lvlJc w:val="left"/>
+      <w:pPr>
+        <w:ind w:left="2160" w:hanging="360"/>
+      </w:pPr>
+      <w:rPr>
+        <w:rFonts w:ascii="Wingdings" w:hAnsi="Wingdings" w:hint="default"/>
+      </w:rPr>
+    </w:lvl>
+    <w:lvl w:ilvl="3" w:tplc="0C0A0001" w:tentative="1">
+      <w:start w:val="1"/>
+      <w:numFmt w:val="bullet"/>
+      <w:lvlText w:val=""/>
+      <w:lvlJc w:val="left"/>
+      <w:pPr>
+        <w:ind w:left="2880" w:hanging="360"/>
+      </w:pPr>
+      <w:rPr>
+        <w:rFonts w:ascii="Symbol" w:hAnsi="Symbol" w:hint="default"/>
+      </w:rPr>
+    </w:lvl>
+    <w:lvl w:ilvl="4" w:tplc="0C0A0003" w:tentative="1">
+      <w:start w:val="1"/>
+      <w:numFmt w:val="bullet"/>
+      <w:lvlText w:val="o"/>
+      <w:lvlJc w:val="left"/>
+      <w:pPr>
+        <w:ind w:left="3600" w:hanging="360"/>
+      </w:pPr>
+      <w:rPr>
+        <w:rFonts w:ascii="Courier New" w:hAnsi="Courier New" w:cs="Courier New" w:hint="default"/>
+      </w:rPr>
+    </w:lvl>
+    <w:lvl w:ilvl="5" w:tplc="0C0A0005" w:tentative="1">
+      <w:start w:val="1"/>
+      <w:numFmt w:val="bullet"/>
+      <w:lvlText w:val=""/>
+      <w:lvlJc w:val="left"/>
+      <w:pPr>
+        <w:ind w:left="4320" w:hanging="360"/>
+      </w:pPr>
+      <w:rPr>
+        <w:rFonts w:ascii="Wingdings" w:hAnsi="Wingdings" w:hint="default"/>
+      </w:rPr>
+    </w:lvl>
+    <w:lvl w:ilvl="6" w:tplc="0C0A0001" w:tentative="1">
+      <w:start w:val="1"/>
+      <w:numFmt w:val="bullet"/>
+      <w:lvlText w:val=""/>
+      <w:lvlJc w:val="left"/>
+      <w:pPr>
+        <w:ind w:left="5040" w:hanging="360"/>
+      </w:pPr>
+      <w:rPr>
+        <w:rFonts w:ascii="Symbol" w:hAnsi="Symbol" w:hint="default"/>
+      </w:rPr>
+    </w:lvl>
+    <w:lvl w:ilvl="7" w:tplc="0C0A0003" w:tentative="1">
+      <w:start w:val="1"/>
+      <w:numFmt w:val="bullet"/>
+      <w:lvlText w:val="o"/>
+      <w:lvlJc w:val="left"/>
+      <w:pPr>
+        <w:ind w:left="5760" w:hanging="360"/>
+      </w:pPr>
+      <w:rPr>
+        <w:rFonts w:ascii="Courier New" w:hAnsi="Courier New" w:cs="Courier New" w:hint="default"/>
+      </w:rPr>
+    </w:lvl>
+    <w:lvl w:ilvl="8" w:tplc="0C0A0005" w:tentative="1">
+      <w:start w:val="1"/>
+      <w:numFmt w:val="bullet"/>
+      <w:lvlText w:val=""/>
+      <w:lvlJc w:val="left"/>
+      <w:pPr>
+        <w:ind w:left="6480" w:hanging="360"/>
+      </w:pPr>
+      <w:rPr>
+        <w:rFonts w:ascii="Wingdings" w:hAnsi="Wingdings" w:hint="default"/>
+      </w:rPr>
+    </w:lvl>
+  </w:abstractNum>
+  <w:abstractNum w:abstractNumId="21" w15:restartNumberingAfterBreak="0">
+    <w:nsid w:val="4EEB415E"/>
+    <w:multiLevelType w:val="hybridMultilevel"/>
+    <w:tmpl w:val="E5E2CBBA"/>
+    <w:lvl w:ilvl="0" w:tplc="0C0A0001">
+      <w:start w:val="1"/>
+      <w:numFmt w:val="bullet"/>
+      <w:lvlText w:val=""/>
+      <w:lvlJc w:val="left"/>
+      <w:pPr>
+        <w:ind w:left="720" w:hanging="360"/>
+      </w:pPr>
+      <w:rPr>
+        <w:rFonts w:ascii="Symbol" w:hAnsi="Symbol" w:hint="default"/>
+      </w:rPr>
+    </w:lvl>
+    <w:lvl w:ilvl="1" w:tplc="0C0A0003" w:tentative="1">
+      <w:start w:val="1"/>
+      <w:numFmt w:val="bullet"/>
+      <w:lvlText w:val="o"/>
+      <w:lvlJc w:val="left"/>
+      <w:pPr>
+        <w:ind w:left="1440" w:hanging="360"/>
+      </w:pPr>
+      <w:rPr>
+        <w:rFonts w:ascii="Courier New" w:hAnsi="Courier New" w:cs="Courier New" w:hint="default"/>
+      </w:rPr>
+    </w:lvl>
+    <w:lvl w:ilvl="2" w:tplc="0C0A0005" w:tentative="1">
+      <w:start w:val="1"/>
+      <w:numFmt w:val="bullet"/>
+      <w:lvlText w:val=""/>
+      <w:lvlJc w:val="left"/>
+      <w:pPr>
+        <w:ind w:left="2160" w:hanging="360"/>
+      </w:pPr>
+      <w:rPr>
+        <w:rFonts w:ascii="Wingdings" w:hAnsi="Wingdings" w:hint="default"/>
+      </w:rPr>
+    </w:lvl>
+    <w:lvl w:ilvl="3" w:tplc="0C0A0001" w:tentative="1">
+      <w:start w:val="1"/>
+      <w:numFmt w:val="bullet"/>
+      <w:lvlText w:val=""/>
+      <w:lvlJc w:val="left"/>
+      <w:pPr>
+        <w:ind w:left="2880" w:hanging="360"/>
+      </w:pPr>
+      <w:rPr>
+        <w:rFonts w:ascii="Symbol" w:hAnsi="Symbol" w:hint="default"/>
+      </w:rPr>
+    </w:lvl>
+    <w:lvl w:ilvl="4" w:tplc="0C0A0003" w:tentative="1">
+      <w:start w:val="1"/>
+      <w:numFmt w:val="bullet"/>
+      <w:lvlText w:val="o"/>
+      <w:lvlJc w:val="left"/>
+      <w:pPr>
+        <w:ind w:left="3600" w:hanging="360"/>
+      </w:pPr>
+      <w:rPr>
+        <w:rFonts w:ascii="Courier New" w:hAnsi="Courier New" w:cs="Courier New" w:hint="default"/>
+      </w:rPr>
+    </w:lvl>
+    <w:lvl w:ilvl="5" w:tplc="0C0A0005" w:tentative="1">
+      <w:start w:val="1"/>
+      <w:numFmt w:val="bullet"/>
+      <w:lvlText w:val=""/>
+      <w:lvlJc w:val="left"/>
+      <w:pPr>
+        <w:ind w:left="4320" w:hanging="360"/>
+      </w:pPr>
+      <w:rPr>
+        <w:rFonts w:ascii="Wingdings" w:hAnsi="Wingdings" w:hint="default"/>
+      </w:rPr>
+    </w:lvl>
+    <w:lvl w:ilvl="6" w:tplc="0C0A0001" w:tentative="1">
+      <w:start w:val="1"/>
+      <w:numFmt w:val="bullet"/>
+      <w:lvlText w:val=""/>
+      <w:lvlJc w:val="left"/>
+      <w:pPr>
+        <w:ind w:left="5040" w:hanging="360"/>
+      </w:pPr>
+      <w:rPr>
+        <w:rFonts w:ascii="Symbol" w:hAnsi="Symbol" w:hint="default"/>
+      </w:rPr>
+    </w:lvl>
+    <w:lvl w:ilvl="7" w:tplc="0C0A0003" w:tentative="1">
+      <w:start w:val="1"/>
+      <w:numFmt w:val="bullet"/>
+      <w:lvlText w:val="o"/>
+      <w:lvlJc w:val="left"/>
+      <w:pPr>
+        <w:ind w:left="5760" w:hanging="360"/>
+      </w:pPr>
+      <w:rPr>
+        <w:rFonts w:ascii="Courier New" w:hAnsi="Courier New" w:cs="Courier New" w:hint="default"/>
+      </w:rPr>
+    </w:lvl>
+    <w:lvl w:ilvl="8" w:tplc="0C0A0005" w:tentative="1">
+      <w:start w:val="1"/>
+      <w:numFmt w:val="bullet"/>
+      <w:lvlText w:val=""/>
+      <w:lvlJc w:val="left"/>
+      <w:pPr>
+        <w:ind w:left="6480" w:hanging="360"/>
+      </w:pPr>
+      <w:rPr>
+        <w:rFonts w:ascii="Wingdings" w:hAnsi="Wingdings" w:hint="default"/>
+      </w:rPr>
+    </w:lvl>
+  </w:abstractNum>
+  <w:abstractNum w:abstractNumId="22" w15:restartNumberingAfterBreak="0">
+    <w:nsid w:val="4F954DB2"/>
+    <w:multiLevelType w:val="hybridMultilevel"/>
+    <w:tmpl w:val="C7D81E2C"/>
+    <w:lvl w:ilvl="0" w:tplc="0C0A0001">
+      <w:start w:val="1"/>
+      <w:numFmt w:val="bullet"/>
+      <w:lvlText w:val=""/>
+      <w:lvlJc w:val="left"/>
+      <w:pPr>
+        <w:ind w:left="720" w:hanging="360"/>
+      </w:pPr>
+      <w:rPr>
+        <w:rFonts w:ascii="Symbol" w:hAnsi="Symbol" w:hint="default"/>
+      </w:rPr>
+    </w:lvl>
+    <w:lvl w:ilvl="1" w:tplc="0C0A0003" w:tentative="1">
+      <w:start w:val="1"/>
+      <w:numFmt w:val="bullet"/>
+      <w:lvlText w:val="o"/>
+      <w:lvlJc w:val="left"/>
+      <w:pPr>
+        <w:ind w:left="1440" w:hanging="360"/>
+      </w:pPr>
+      <w:rPr>
+        <w:rFonts w:ascii="Courier New" w:hAnsi="Courier New" w:cs="Courier New" w:hint="default"/>
+      </w:rPr>
+    </w:lvl>
+    <w:lvl w:ilvl="2" w:tplc="0C0A0005" w:tentative="1">
+      <w:start w:val="1"/>
+      <w:numFmt w:val="bullet"/>
+      <w:lvlText w:val=""/>
+      <w:lvlJc w:val="left"/>
+      <w:pPr>
+        <w:ind w:left="2160" w:hanging="360"/>
+      </w:pPr>
+      <w:rPr>
+        <w:rFonts w:ascii="Wingdings" w:hAnsi="Wingdings" w:hint="default"/>
+      </w:rPr>
+    </w:lvl>
+    <w:lvl w:ilvl="3" w:tplc="0C0A0001" w:tentative="1">
+      <w:start w:val="1"/>
+      <w:numFmt w:val="bullet"/>
+      <w:lvlText w:val=""/>
+      <w:lvlJc w:val="left"/>
+      <w:pPr>
+        <w:ind w:left="2880" w:hanging="360"/>
+      </w:pPr>
+      <w:rPr>
+        <w:rFonts w:ascii="Symbol" w:hAnsi="Symbol" w:hint="default"/>
+      </w:rPr>
+    </w:lvl>
+    <w:lvl w:ilvl="4" w:tplc="0C0A0003" w:tentative="1">
+      <w:start w:val="1"/>
+      <w:numFmt w:val="bullet"/>
+      <w:lvlText w:val="o"/>
+      <w:lvlJc w:val="left"/>
+      <w:pPr>
+        <w:ind w:left="3600" w:hanging="360"/>
+      </w:pPr>
+      <w:rPr>
+        <w:rFonts w:ascii="Courier New" w:hAnsi="Courier New" w:cs="Courier New" w:hint="default"/>
+      </w:rPr>
+    </w:lvl>
+    <w:lvl w:ilvl="5" w:tplc="0C0A0005" w:tentative="1">
+      <w:start w:val="1"/>
+      <w:numFmt w:val="bullet"/>
+      <w:lvlText w:val=""/>
+      <w:lvlJc w:val="left"/>
+      <w:pPr>
+        <w:ind w:left="4320" w:hanging="360"/>
+      </w:pPr>
+      <w:rPr>
+        <w:rFonts w:ascii="Wingdings" w:hAnsi="Wingdings" w:hint="default"/>
+      </w:rPr>
+    </w:lvl>
+    <w:lvl w:ilvl="6" w:tplc="0C0A0001" w:tentative="1">
+      <w:start w:val="1"/>
+      <w:numFmt w:val="bullet"/>
+      <w:lvlText w:val=""/>
+      <w:lvlJc w:val="left"/>
+      <w:pPr>
+        <w:ind w:left="5040" w:hanging="360"/>
+      </w:pPr>
+      <w:rPr>
+        <w:rFonts w:ascii="Symbol" w:hAnsi="Symbol" w:hint="default"/>
+      </w:rPr>
+    </w:lvl>
+    <w:lvl w:ilvl="7" w:tplc="0C0A0003" w:tentative="1">
+      <w:start w:val="1"/>
+      <w:numFmt w:val="bullet"/>
+      <w:lvlText w:val="o"/>
+      <w:lvlJc w:val="left"/>
+      <w:pPr>
+        <w:ind w:left="5760" w:hanging="360"/>
+      </w:pPr>
+      <w:rPr>
+        <w:rFonts w:ascii="Courier New" w:hAnsi="Courier New" w:cs="Courier New" w:hint="default"/>
+      </w:rPr>
+    </w:lvl>
+    <w:lvl w:ilvl="8" w:tplc="0C0A0005" w:tentative="1">
+      <w:start w:val="1"/>
+      <w:numFmt w:val="bullet"/>
+      <w:lvlText w:val=""/>
+      <w:lvlJc w:val="left"/>
+      <w:pPr>
+        <w:ind w:left="6480" w:hanging="360"/>
+      </w:pPr>
+      <w:rPr>
+        <w:rFonts w:ascii="Wingdings" w:hAnsi="Wingdings" w:hint="default"/>
+      </w:rPr>
+    </w:lvl>
+  </w:abstractNum>
+  <w:abstractNum w:abstractNumId="23" w15:restartNumberingAfterBreak="0">
+    <w:nsid w:val="5189457D"/>
+    <w:multiLevelType w:val="hybridMultilevel"/>
+    <w:tmpl w:val="1DD83B52"/>
+    <w:lvl w:ilvl="0" w:tplc="0C0A0001">
+      <w:start w:val="1"/>
+      <w:numFmt w:val="bullet"/>
+      <w:lvlText w:val=""/>
+      <w:lvlJc w:val="left"/>
+      <w:pPr>
+        <w:ind w:left="720" w:hanging="360"/>
+      </w:pPr>
+      <w:rPr>
+        <w:rFonts w:ascii="Symbol" w:hAnsi="Symbol" w:hint="default"/>
+      </w:rPr>
+    </w:lvl>
+    <w:lvl w:ilvl="1" w:tplc="0C0A0003" w:tentative="1">
+      <w:start w:val="1"/>
+      <w:numFmt w:val="bullet"/>
+      <w:lvlText w:val="o"/>
+      <w:lvlJc w:val="left"/>
+      <w:pPr>
+        <w:ind w:left="1440" w:hanging="360"/>
+      </w:pPr>
+      <w:rPr>
+        <w:rFonts w:ascii="Courier New" w:hAnsi="Courier New" w:cs="Courier New" w:hint="default"/>
+      </w:rPr>
+    </w:lvl>
+    <w:lvl w:ilvl="2" w:tplc="0C0A0005" w:tentative="1">
+      <w:start w:val="1"/>
+      <w:numFmt w:val="bullet"/>
+      <w:lvlText w:val=""/>
+      <w:lvlJc w:val="left"/>
+      <w:pPr>
+        <w:ind w:left="2160" w:hanging="360"/>
+      </w:pPr>
+      <w:rPr>
+        <w:rFonts w:ascii="Wingdings" w:hAnsi="Wingdings" w:hint="default"/>
+      </w:rPr>
+    </w:lvl>
+    <w:lvl w:ilvl="3" w:tplc="0C0A0001" w:tentative="1">
+      <w:start w:val="1"/>
+      <w:numFmt w:val="bullet"/>
+      <w:lvlText w:val=""/>
+      <w:lvlJc w:val="left"/>
+      <w:pPr>
+        <w:ind w:left="2880" w:hanging="360"/>
+      </w:pPr>
+      <w:rPr>
+        <w:rFonts w:ascii="Symbol" w:hAnsi="Symbol" w:hint="default"/>
+      </w:rPr>
+    </w:lvl>
+    <w:lvl w:ilvl="4" w:tplc="0C0A0003" w:tentative="1">
+      <w:start w:val="1"/>
+      <w:numFmt w:val="bullet"/>
+      <w:lvlText w:val="o"/>
+      <w:lvlJc w:val="left"/>
+      <w:pPr>
+        <w:ind w:left="3600" w:hanging="360"/>
+      </w:pPr>
+      <w:rPr>
+        <w:rFonts w:ascii="Courier New" w:hAnsi="Courier New" w:cs="Courier New" w:hint="default"/>
+      </w:rPr>
+    </w:lvl>
+    <w:lvl w:ilvl="5" w:tplc="0C0A0005" w:tentative="1">
+      <w:start w:val="1"/>
+      <w:numFmt w:val="bullet"/>
+      <w:lvlText w:val=""/>
+      <w:lvlJc w:val="left"/>
+      <w:pPr>
+        <w:ind w:left="4320" w:hanging="360"/>
+      </w:pPr>
+      <w:rPr>
+        <w:rFonts w:ascii="Wingdings" w:hAnsi="Wingdings" w:hint="default"/>
+      </w:rPr>
+    </w:lvl>
+    <w:lvl w:ilvl="6" w:tplc="0C0A0001" w:tentative="1">
+      <w:start w:val="1"/>
+      <w:numFmt w:val="bullet"/>
+      <w:lvlText w:val=""/>
+      <w:lvlJc w:val="left"/>
+      <w:pPr>
+        <w:ind w:left="5040" w:hanging="360"/>
+      </w:pPr>
+      <w:rPr>
+        <w:rFonts w:ascii="Symbol" w:hAnsi="Symbol" w:hint="default"/>
+      </w:rPr>
+    </w:lvl>
+    <w:lvl w:ilvl="7" w:tplc="0C0A0003" w:tentative="1">
+      <w:start w:val="1"/>
+      <w:numFmt w:val="bullet"/>
+      <w:lvlText w:val="o"/>
+      <w:lvlJc w:val="left"/>
+      <w:pPr>
+        <w:ind w:left="5760" w:hanging="360"/>
+      </w:pPr>
+      <w:rPr>
+        <w:rFonts w:ascii="Courier New" w:hAnsi="Courier New" w:cs="Courier New" w:hint="default"/>
+      </w:rPr>
+    </w:lvl>
+    <w:lvl w:ilvl="8" w:tplc="0C0A0005" w:tentative="1">
+      <w:start w:val="1"/>
+      <w:numFmt w:val="bullet"/>
+      <w:lvlText w:val=""/>
+      <w:lvlJc w:val="left"/>
+      <w:pPr>
+        <w:ind w:left="6480" w:hanging="360"/>
+      </w:pPr>
+      <w:rPr>
+        <w:rFonts w:ascii="Wingdings" w:hAnsi="Wingdings" w:hint="default"/>
+      </w:rPr>
+    </w:lvl>
+  </w:abstractNum>
+  <w:abstractNum w:abstractNumId="24" w15:restartNumberingAfterBreak="0">
+    <w:nsid w:val="5C921528"/>
+    <w:multiLevelType w:val="hybridMultilevel"/>
+    <w:tmpl w:val="94E0DF34"/>
+    <w:lvl w:ilvl="0" w:tplc="0C0A0001">
+      <w:start w:val="1"/>
+      <w:numFmt w:val="bullet"/>
+      <w:lvlText w:val=""/>
+      <w:lvlJc w:val="left"/>
+      <w:pPr>
+        <w:ind w:left="720" w:hanging="360"/>
+      </w:pPr>
+      <w:rPr>
+        <w:rFonts w:ascii="Symbol" w:hAnsi="Symbol" w:hint="default"/>
+      </w:rPr>
+    </w:lvl>
+    <w:lvl w:ilvl="1" w:tplc="0C0A0003" w:tentative="1">
+      <w:start w:val="1"/>
+      <w:numFmt w:val="bullet"/>
+      <w:lvlText w:val="o"/>
+      <w:lvlJc w:val="left"/>
+      <w:pPr>
+        <w:ind w:left="1440" w:hanging="360"/>
+      </w:pPr>
+      <w:rPr>
+        <w:rFonts w:ascii="Courier New" w:hAnsi="Courier New" w:cs="Courier New" w:hint="default"/>
+      </w:rPr>
+    </w:lvl>
+    <w:lvl w:ilvl="2" w:tplc="0C0A0005" w:tentative="1">
+      <w:start w:val="1"/>
+      <w:numFmt w:val="bullet"/>
+      <w:lvlText w:val=""/>
+      <w:lvlJc w:val="left"/>
+      <w:pPr>
+        <w:ind w:left="2160" w:hanging="360"/>
+      </w:pPr>
+      <w:rPr>
+        <w:rFonts w:ascii="Wingdings" w:hAnsi="Wingdings" w:hint="default"/>
+      </w:rPr>
+    </w:lvl>
+    <w:lvl w:ilvl="3" w:tplc="0C0A0001" w:tentative="1">
+      <w:start w:val="1"/>
+      <w:numFmt w:val="bullet"/>
+      <w:lvlText w:val=""/>
+      <w:lvlJc w:val="left"/>
+      <w:pPr>
+        <w:ind w:left="2880" w:hanging="360"/>
+      </w:pPr>
+      <w:rPr>
+        <w:rFonts w:ascii="Symbol" w:hAnsi="Symbol" w:hint="default"/>
+      </w:rPr>
+    </w:lvl>
+    <w:lvl w:ilvl="4" w:tplc="0C0A0003" w:tentative="1">
+      <w:start w:val="1"/>
+      <w:numFmt w:val="bullet"/>
+      <w:lvlText w:val="o"/>
+      <w:lvlJc w:val="left"/>
+      <w:pPr>
+        <w:ind w:left="3600" w:hanging="360"/>
+      </w:pPr>
+      <w:rPr>
+        <w:rFonts w:ascii="Courier New" w:hAnsi="Courier New" w:cs="Courier New" w:hint="default"/>
+      </w:rPr>
+    </w:lvl>
+    <w:lvl w:ilvl="5" w:tplc="0C0A0005" w:tentative="1">
+      <w:start w:val="1"/>
+      <w:numFmt w:val="bullet"/>
+      <w:lvlText w:val=""/>
+      <w:lvlJc w:val="left"/>
+      <w:pPr>
+        <w:ind w:left="4320" w:hanging="360"/>
+      </w:pPr>
+      <w:rPr>
+        <w:rFonts w:ascii="Wingdings" w:hAnsi="Wingdings" w:hint="default"/>
+      </w:rPr>
+    </w:lvl>
+    <w:lvl w:ilvl="6" w:tplc="0C0A0001" w:tentative="1">
+      <w:start w:val="1"/>
+      <w:numFmt w:val="bullet"/>
+      <w:lvlText w:val=""/>
+      <w:lvlJc w:val="left"/>
+      <w:pPr>
+        <w:ind w:left="5040" w:hanging="360"/>
+      </w:pPr>
+      <w:rPr>
+        <w:rFonts w:ascii="Symbol" w:hAnsi="Symbol" w:hint="default"/>
+      </w:rPr>
+    </w:lvl>
+    <w:lvl w:ilvl="7" w:tplc="0C0A0003" w:tentative="1">
+      <w:start w:val="1"/>
+      <w:numFmt w:val="bullet"/>
+      <w:lvlText w:val="o"/>
+      <w:lvlJc w:val="left"/>
+      <w:pPr>
+        <w:ind w:left="5760" w:hanging="360"/>
+      </w:pPr>
+      <w:rPr>
+        <w:rFonts w:ascii="Courier New" w:hAnsi="Courier New" w:cs="Courier New" w:hint="default"/>
+      </w:rPr>
+    </w:lvl>
+    <w:lvl w:ilvl="8" w:tplc="0C0A0005" w:tentative="1">
+      <w:start w:val="1"/>
+      <w:numFmt w:val="bullet"/>
+      <w:lvlText w:val=""/>
+      <w:lvlJc w:val="left"/>
+      <w:pPr>
+        <w:ind w:left="6480" w:hanging="360"/>
+      </w:pPr>
+      <w:rPr>
+        <w:rFonts w:ascii="Wingdings" w:hAnsi="Wingdings" w:hint="default"/>
+      </w:rPr>
+    </w:lvl>
+  </w:abstractNum>
+  <w:abstractNum w:abstractNumId="25" w15:restartNumberingAfterBreak="0">
+    <w:nsid w:val="5F9103B4"/>
+    <w:multiLevelType w:val="hybridMultilevel"/>
+    <w:tmpl w:val="7C88C920"/>
+    <w:lvl w:ilvl="0" w:tplc="0C0A0001">
+      <w:start w:val="1"/>
+      <w:numFmt w:val="bullet"/>
+      <w:lvlText w:val=""/>
+      <w:lvlJc w:val="left"/>
+      <w:pPr>
+        <w:ind w:left="720" w:hanging="360"/>
+      </w:pPr>
+      <w:rPr>
+        <w:rFonts w:ascii="Symbol" w:hAnsi="Symbol" w:hint="default"/>
+      </w:rPr>
+    </w:lvl>
+    <w:lvl w:ilvl="1" w:tplc="0C0A0003" w:tentative="1">
+      <w:start w:val="1"/>
+      <w:numFmt w:val="bullet"/>
+      <w:lvlText w:val="o"/>
+      <w:lvlJc w:val="left"/>
+      <w:pPr>
+        <w:ind w:left="1440" w:hanging="360"/>
+      </w:pPr>
+      <w:rPr>
+        <w:rFonts w:ascii="Courier New" w:hAnsi="Courier New" w:cs="Courier New" w:hint="default"/>
+      </w:rPr>
+    </w:lvl>
+    <w:lvl w:ilvl="2" w:tplc="0C0A0005" w:tentative="1">
+      <w:start w:val="1"/>
+      <w:numFmt w:val="bullet"/>
+      <w:lvlText w:val=""/>
+      <w:lvlJc w:val="left"/>
+      <w:pPr>
+        <w:ind w:left="2160" w:hanging="360"/>
+      </w:pPr>
+      <w:rPr>
+        <w:rFonts w:ascii="Wingdings" w:hAnsi="Wingdings" w:hint="default"/>
+      </w:rPr>
+    </w:lvl>
+    <w:lvl w:ilvl="3" w:tplc="0C0A0001" w:tentative="1">
+      <w:start w:val="1"/>
+      <w:numFmt w:val="bullet"/>
+      <w:lvlText w:val=""/>
+      <w:lvlJc w:val="left"/>
+      <w:pPr>
+        <w:ind w:left="2880" w:hanging="360"/>
+      </w:pPr>
+      <w:rPr>
+        <w:rFonts w:ascii="Symbol" w:hAnsi="Symbol" w:hint="default"/>
+      </w:rPr>
+    </w:lvl>
+    <w:lvl w:ilvl="4" w:tplc="0C0A0003" w:tentative="1">
+      <w:start w:val="1"/>
+      <w:numFmt w:val="bullet"/>
+      <w:lvlText w:val="o"/>
+      <w:lvlJc w:val="left"/>
+      <w:pPr>
+        <w:ind w:left="3600" w:hanging="360"/>
+      </w:pPr>
+      <w:rPr>
+        <w:rFonts w:ascii="Courier New" w:hAnsi="Courier New" w:cs="Courier New" w:hint="default"/>
+      </w:rPr>
+    </w:lvl>
+    <w:lvl w:ilvl="5" w:tplc="0C0A0005" w:tentative="1">
+      <w:start w:val="1"/>
+      <w:numFmt w:val="bullet"/>
+      <w:lvlText w:val=""/>
+      <w:lvlJc w:val="left"/>
+      <w:pPr>
+        <w:ind w:left="4320" w:hanging="360"/>
+      </w:pPr>
+      <w:rPr>
+        <w:rFonts w:ascii="Wingdings" w:hAnsi="Wingdings" w:hint="default"/>
+      </w:rPr>
+    </w:lvl>
+    <w:lvl w:ilvl="6" w:tplc="0C0A0001" w:tentative="1">
+      <w:start w:val="1"/>
+      <w:numFmt w:val="bullet"/>
+      <w:lvlText w:val=""/>
+      <w:lvlJc w:val="left"/>
+      <w:pPr>
+        <w:ind w:left="5040" w:hanging="360"/>
+      </w:pPr>
+      <w:rPr>
+        <w:rFonts w:ascii="Symbol" w:hAnsi="Symbol" w:hint="default"/>
+      </w:rPr>
+    </w:lvl>
+    <w:lvl w:ilvl="7" w:tplc="0C0A0003" w:tentative="1">
+      <w:start w:val="1"/>
+      <w:numFmt w:val="bullet"/>
+      <w:lvlText w:val="o"/>
+      <w:lvlJc w:val="left"/>
+      <w:pPr>
+        <w:ind w:left="5760" w:hanging="360"/>
+      </w:pPr>
+      <w:rPr>
+        <w:rFonts w:ascii="Courier New" w:hAnsi="Courier New" w:cs="Courier New" w:hint="default"/>
+      </w:rPr>
+    </w:lvl>
+    <w:lvl w:ilvl="8" w:tplc="0C0A0005" w:tentative="1">
+      <w:start w:val="1"/>
+      <w:numFmt w:val="bullet"/>
+      <w:lvlText w:val=""/>
+      <w:lvlJc w:val="left"/>
+      <w:pPr>
+        <w:ind w:left="6480" w:hanging="360"/>
+      </w:pPr>
+      <w:rPr>
+        <w:rFonts w:ascii="Wingdings" w:hAnsi="Wingdings" w:hint="default"/>
+      </w:rPr>
+    </w:lvl>
+  </w:abstractNum>
+  <w:abstractNum w:abstractNumId="26" w15:restartNumberingAfterBreak="0">
+    <w:nsid w:val="6C2E5C31"/>
+    <w:multiLevelType w:val="hybridMultilevel"/>
+    <w:tmpl w:val="1BACF4B6"/>
+    <w:lvl w:ilvl="0" w:tplc="0C0A0001">
+      <w:start w:val="1"/>
+      <w:numFmt w:val="bullet"/>
+      <w:lvlText w:val=""/>
+      <w:lvlJc w:val="left"/>
+      <w:pPr>
+        <w:ind w:left="720" w:hanging="360"/>
+      </w:pPr>
+      <w:rPr>
+        <w:rFonts w:ascii="Symbol" w:hAnsi="Symbol" w:hint="default"/>
+      </w:rPr>
+    </w:lvl>
+    <w:lvl w:ilvl="1" w:tplc="0C0A0003" w:tentative="1">
+      <w:start w:val="1"/>
+      <w:numFmt w:val="bullet"/>
+      <w:lvlText w:val="o"/>
+      <w:lvlJc w:val="left"/>
+      <w:pPr>
+        <w:ind w:left="1440" w:hanging="360"/>
+      </w:pPr>
+      <w:rPr>
+        <w:rFonts w:ascii="Courier New" w:hAnsi="Courier New" w:cs="Courier New" w:hint="default"/>
+      </w:rPr>
+    </w:lvl>
+    <w:lvl w:ilvl="2" w:tplc="0C0A0005" w:tentative="1">
+      <w:start w:val="1"/>
+      <w:numFmt w:val="bullet"/>
+      <w:lvlText w:val=""/>
+      <w:lvlJc w:val="left"/>
+      <w:pPr>
+        <w:ind w:left="2160" w:hanging="360"/>
+      </w:pPr>
+      <w:rPr>
+        <w:rFonts w:ascii="Wingdings" w:hAnsi="Wingdings" w:hint="default"/>
+      </w:rPr>
+    </w:lvl>
+    <w:lvl w:ilvl="3" w:tplc="0C0A0001" w:tentative="1">
+      <w:start w:val="1"/>
+      <w:numFmt w:val="bullet"/>
+      <w:lvlText w:val=""/>
+      <w:lvlJc w:val="left"/>
+      <w:pPr>
+        <w:ind w:left="2880" w:hanging="360"/>
+      </w:pPr>
+      <w:rPr>
+        <w:rFonts w:ascii="Symbol" w:hAnsi="Symbol" w:hint="default"/>
+      </w:rPr>
+    </w:lvl>
+    <w:lvl w:ilvl="4" w:tplc="0C0A0003" w:tentative="1">
+      <w:start w:val="1"/>
+      <w:numFmt w:val="bullet"/>
+      <w:lvlText w:val="o"/>
+      <w:lvlJc w:val="left"/>
+      <w:pPr>
+        <w:ind w:left="3600" w:hanging="360"/>
+      </w:pPr>
+      <w:rPr>
+        <w:rFonts w:ascii="Courier New" w:hAnsi="Courier New" w:cs="Courier New" w:hint="default"/>
+      </w:rPr>
+    </w:lvl>
+    <w:lvl w:ilvl="5" w:tplc="0C0A0005" w:tentative="1">
+      <w:start w:val="1"/>
+      <w:numFmt w:val="bullet"/>
+      <w:lvlText w:val=""/>
+      <w:lvlJc w:val="left"/>
+      <w:pPr>
+        <w:ind w:left="4320" w:hanging="360"/>
+      </w:pPr>
+      <w:rPr>
+        <w:rFonts w:ascii="Wingdings" w:hAnsi="Wingdings" w:hint="default"/>
+      </w:rPr>
+    </w:lvl>
+    <w:lvl w:ilvl="6" w:tplc="0C0A0001" w:tentative="1">
+      <w:start w:val="1"/>
+      <w:numFmt w:val="bullet"/>
+      <w:lvlText w:val=""/>
+      <w:lvlJc w:val="left"/>
+      <w:pPr>
+        <w:ind w:left="5040" w:hanging="360"/>
+      </w:pPr>
+      <w:rPr>
+        <w:rFonts w:ascii="Symbol" w:hAnsi="Symbol" w:hint="default"/>
+      </w:rPr>
+    </w:lvl>
+    <w:lvl w:ilvl="7" w:tplc="0C0A0003" w:tentative="1">
+      <w:start w:val="1"/>
+      <w:numFmt w:val="bullet"/>
+      <w:lvlText w:val="o"/>
+      <w:lvlJc w:val="left"/>
+      <w:pPr>
+        <w:ind w:left="5760" w:hanging="360"/>
+      </w:pPr>
+      <w:rPr>
+        <w:rFonts w:ascii="Courier New" w:hAnsi="Courier New" w:cs="Courier New" w:hint="default"/>
+      </w:rPr>
+    </w:lvl>
+    <w:lvl w:ilvl="8" w:tplc="0C0A0005" w:tentative="1">
+      <w:start w:val="1"/>
+      <w:numFmt w:val="bullet"/>
+      <w:lvlText w:val=""/>
+      <w:lvlJc w:val="left"/>
+      <w:pPr>
+        <w:ind w:left="6480" w:hanging="360"/>
+      </w:pPr>
+      <w:rPr>
+        <w:rFonts w:ascii="Wingdings" w:hAnsi="Wingdings" w:hint="default"/>
+      </w:rPr>
+    </w:lvl>
+  </w:abstractNum>
+  <w:abstractNum w:abstractNumId="27" w15:restartNumberingAfterBreak="0">
+    <w:nsid w:val="70A25534"/>
+    <w:multiLevelType w:val="hybridMultilevel"/>
+    <w:tmpl w:val="DD440856"/>
+    <w:lvl w:ilvl="0" w:tplc="0C0A0001">
+      <w:start w:val="1"/>
+      <w:numFmt w:val="bullet"/>
+      <w:lvlText w:val=""/>
+      <w:lvlJc w:val="left"/>
+      <w:pPr>
+        <w:ind w:left="720" w:hanging="360"/>
+      </w:pPr>
+      <w:rPr>
+        <w:rFonts w:ascii="Symbol" w:hAnsi="Symbol" w:hint="default"/>
+      </w:rPr>
+    </w:lvl>
+    <w:lvl w:ilvl="1" w:tplc="0C0A0003" w:tentative="1">
+      <w:start w:val="1"/>
+      <w:numFmt w:val="bullet"/>
+      <w:lvlText w:val="o"/>
+      <w:lvlJc w:val="left"/>
+      <w:pPr>
+        <w:ind w:left="1440" w:hanging="360"/>
+      </w:pPr>
+      <w:rPr>
+        <w:rFonts w:ascii="Courier New" w:hAnsi="Courier New" w:cs="Courier New" w:hint="default"/>
+      </w:rPr>
+    </w:lvl>
+    <w:lvl w:ilvl="2" w:tplc="0C0A0005" w:tentative="1">
+      <w:start w:val="1"/>
+      <w:numFmt w:val="bullet"/>
+      <w:lvlText w:val=""/>
+      <w:lvlJc w:val="left"/>
+      <w:pPr>
+        <w:ind w:left="2160" w:hanging="360"/>
+      </w:pPr>
+      <w:rPr>
+        <w:rFonts w:ascii="Wingdings" w:hAnsi="Wingdings" w:hint="default"/>
+      </w:rPr>
+    </w:lvl>
+    <w:lvl w:ilvl="3" w:tplc="0C0A0001" w:tentative="1">
+      <w:start w:val="1"/>
+      <w:numFmt w:val="bullet"/>
+      <w:lvlText w:val=""/>
+      <w:lvlJc w:val="left"/>
+      <w:pPr>
+        <w:ind w:left="2880" w:hanging="360"/>
+      </w:pPr>
+      <w:rPr>
+        <w:rFonts w:ascii="Symbol" w:hAnsi="Symbol" w:hint="default"/>
+      </w:rPr>
+    </w:lvl>
+    <w:lvl w:ilvl="4" w:tplc="0C0A0003" w:tentative="1">
+      <w:start w:val="1"/>
+      <w:numFmt w:val="bullet"/>
+      <w:lvlText w:val="o"/>
+      <w:lvlJc w:val="left"/>
+      <w:pPr>
+        <w:ind w:left="3600" w:hanging="360"/>
+      </w:pPr>
+      <w:rPr>
+        <w:rFonts w:ascii="Courier New" w:hAnsi="Courier New" w:cs="Courier New" w:hint="default"/>
+      </w:rPr>
+    </w:lvl>
+    <w:lvl w:ilvl="5" w:tplc="0C0A0005" w:tentative="1">
+      <w:start w:val="1"/>
+      <w:numFmt w:val="bullet"/>
+      <w:lvlText w:val=""/>
+      <w:lvlJc w:val="left"/>
+      <w:pPr>
+        <w:ind w:left="4320" w:hanging="360"/>
+      </w:pPr>
+      <w:rPr>
+        <w:rFonts w:ascii="Wingdings" w:hAnsi="Wingdings" w:hint="default"/>
+      </w:rPr>
+    </w:lvl>
+    <w:lvl w:ilvl="6" w:tplc="0C0A0001" w:tentative="1">
+      <w:start w:val="1"/>
+      <w:numFmt w:val="bullet"/>
+      <w:lvlText w:val=""/>
+      <w:lvlJc w:val="left"/>
+      <w:pPr>
+        <w:ind w:left="5040" w:hanging="360"/>
+      </w:pPr>
+      <w:rPr>
+        <w:rFonts w:ascii="Symbol" w:hAnsi="Symbol" w:hint="default"/>
+      </w:rPr>
+    </w:lvl>
+    <w:lvl w:ilvl="7" w:tplc="0C0A0003" w:tentative="1">
+      <w:start w:val="1"/>
+      <w:numFmt w:val="bullet"/>
+      <w:lvlText w:val="o"/>
+      <w:lvlJc w:val="left"/>
+      <w:pPr>
+        <w:ind w:left="5760" w:hanging="360"/>
+      </w:pPr>
+      <w:rPr>
+        <w:rFonts w:ascii="Courier New" w:hAnsi="Courier New" w:cs="Courier New" w:hint="default"/>
+      </w:rPr>
+    </w:lvl>
+    <w:lvl w:ilvl="8" w:tplc="0C0A0005" w:tentative="1">
+      <w:start w:val="1"/>
+      <w:numFmt w:val="bullet"/>
+      <w:lvlText w:val=""/>
+      <w:lvlJc w:val="left"/>
+      <w:pPr>
+        <w:ind w:left="6480" w:hanging="360"/>
+      </w:pPr>
+      <w:rPr>
+        <w:rFonts w:ascii="Wingdings" w:hAnsi="Wingdings" w:hint="default"/>
+      </w:rPr>
+    </w:lvl>
+  </w:abstractNum>
+  <w:abstractNum w:abstractNumId="28" w15:restartNumberingAfterBreak="0">
+    <w:nsid w:val="770B3B4A"/>
+    <w:multiLevelType w:val="hybridMultilevel"/>
+    <w:tmpl w:val="715087A2"/>
+    <w:lvl w:ilvl="0" w:tplc="0C0A0001">
+      <w:start w:val="1"/>
+      <w:numFmt w:val="bullet"/>
+      <w:lvlText w:val=""/>
+      <w:lvlJc w:val="left"/>
+      <w:pPr>
+        <w:ind w:left="720" w:hanging="360"/>
+      </w:pPr>
+      <w:rPr>
+        <w:rFonts w:ascii="Symbol" w:hAnsi="Symbol" w:hint="default"/>
+      </w:rPr>
+    </w:lvl>
+    <w:lvl w:ilvl="1" w:tplc="0C0A0003" w:tentative="1">
+      <w:start w:val="1"/>
+      <w:numFmt w:val="bullet"/>
+      <w:lvlText w:val="o"/>
+      <w:lvlJc w:val="left"/>
+      <w:pPr>
+        <w:ind w:left="1440" w:hanging="360"/>
+      </w:pPr>
+      <w:rPr>
+        <w:rFonts w:ascii="Courier New" w:hAnsi="Courier New" w:cs="Courier New" w:hint="default"/>
+      </w:rPr>
+    </w:lvl>
+    <w:lvl w:ilvl="2" w:tplc="0C0A0005" w:tentative="1">
+      <w:start w:val="1"/>
+      <w:numFmt w:val="bullet"/>
+      <w:lvlText w:val=""/>
+      <w:lvlJc w:val="left"/>
+      <w:pPr>
+        <w:ind w:left="2160" w:hanging="360"/>
+      </w:pPr>
+      <w:rPr>
+        <w:rFonts w:ascii="Wingdings" w:hAnsi="Wingdings" w:hint="default"/>
+      </w:rPr>
+    </w:lvl>
+    <w:lvl w:ilvl="3" w:tplc="0C0A0001" w:tentative="1">
+      <w:start w:val="1"/>
+      <w:numFmt w:val="bullet"/>
+      <w:lvlText w:val=""/>
+      <w:lvlJc w:val="left"/>
+      <w:pPr>
+        <w:ind w:left="2880" w:hanging="360"/>
+      </w:pPr>
+      <w:rPr>
+        <w:rFonts w:ascii="Symbol" w:hAnsi="Symbol" w:hint="default"/>
+      </w:rPr>
+    </w:lvl>
+    <w:lvl w:ilvl="4" w:tplc="0C0A0003" w:tentative="1">
+      <w:start w:val="1"/>
+      <w:numFmt w:val="bullet"/>
+      <w:lvlText w:val="o"/>
+      <w:lvlJc w:val="left"/>
+      <w:pPr>
+        <w:ind w:left="3600" w:hanging="360"/>
+      </w:pPr>
+      <w:rPr>
+        <w:rFonts w:ascii="Courier New" w:hAnsi="Courier New" w:cs="Courier New" w:hint="default"/>
+      </w:rPr>
+    </w:lvl>
+    <w:lvl w:ilvl="5" w:tplc="0C0A0005" w:tentative="1">
+      <w:start w:val="1"/>
+      <w:numFmt w:val="bullet"/>
+      <w:lvlText w:val=""/>
+      <w:lvlJc w:val="left"/>
+      <w:pPr>
+        <w:ind w:left="4320" w:hanging="360"/>
+      </w:pPr>
+      <w:rPr>
+        <w:rFonts w:ascii="Wingdings" w:hAnsi="Wingdings" w:hint="default"/>
+      </w:rPr>
+    </w:lvl>
+    <w:lvl w:ilvl="6" w:tplc="0C0A0001" w:tentative="1">
+      <w:start w:val="1"/>
+      <w:numFmt w:val="bullet"/>
+      <w:lvlText w:val=""/>
+      <w:lvlJc w:val="left"/>
+      <w:pPr>
+        <w:ind w:left="5040" w:hanging="360"/>
+      </w:pPr>
+      <w:rPr>
+        <w:rFonts w:ascii="Symbol" w:hAnsi="Symbol" w:hint="default"/>
+      </w:rPr>
+    </w:lvl>
+    <w:lvl w:ilvl="7" w:tplc="0C0A0003" w:tentative="1">
+      <w:start w:val="1"/>
+      <w:numFmt w:val="bullet"/>
+      <w:lvlText w:val="o"/>
+      <w:lvlJc w:val="left"/>
+      <w:pPr>
+        <w:ind w:left="5760" w:hanging="360"/>
+      </w:pPr>
+      <w:rPr>
+        <w:rFonts w:ascii="Courier New" w:hAnsi="Courier New" w:cs="Courier New" w:hint="default"/>
+      </w:rPr>
+    </w:lvl>
+    <w:lvl w:ilvl="8" w:tplc="0C0A0005" w:tentative="1">
+      <w:start w:val="1"/>
+      <w:numFmt w:val="bullet"/>
+      <w:lvlText w:val=""/>
+      <w:lvlJc w:val="left"/>
+      <w:pPr>
+        <w:ind w:left="6480" w:hanging="360"/>
+      </w:pPr>
+      <w:rPr>
+        <w:rFonts w:ascii="Wingdings" w:hAnsi="Wingdings" w:hint="default"/>
+      </w:rPr>
+    </w:lvl>
+  </w:abstractNum>
+  <w:abstractNum w:abstractNumId="29" w15:restartNumberingAfterBreak="0">
+    <w:nsid w:val="7B496705"/>
+    <w:multiLevelType w:val="hybridMultilevel"/>
+    <w:tmpl w:val="DD2EE4B4"/>
+    <w:lvl w:ilvl="0" w:tplc="0C0A0001">
+      <w:start w:val="1"/>
+      <w:numFmt w:val="bullet"/>
+      <w:lvlText w:val=""/>
+      <w:lvlJc w:val="left"/>
+      <w:pPr>
+        <w:ind w:left="720" w:hanging="360"/>
+      </w:pPr>
+      <w:rPr>
+        <w:rFonts w:ascii="Symbol" w:hAnsi="Symbol" w:hint="default"/>
+      </w:rPr>
+    </w:lvl>
+    <w:lvl w:ilvl="1" w:tplc="0C0A0003" w:tentative="1">
+      <w:start w:val="1"/>
+      <w:numFmt w:val="bullet"/>
+      <w:lvlText w:val="o"/>
+      <w:lvlJc w:val="left"/>
+      <w:pPr>
+        <w:ind w:left="1440" w:hanging="360"/>
+      </w:pPr>
+      <w:rPr>
+        <w:rFonts w:ascii="Courier New" w:hAnsi="Courier New" w:cs="Courier New" w:hint="default"/>
+      </w:rPr>
+    </w:lvl>
+    <w:lvl w:ilvl="2" w:tplc="0C0A0005" w:tentative="1">
+      <w:start w:val="1"/>
+      <w:numFmt w:val="bullet"/>
+      <w:lvlText w:val=""/>
+      <w:lvlJc w:val="left"/>
+      <w:pPr>
+        <w:ind w:left="2160" w:hanging="360"/>
+      </w:pPr>
+      <w:rPr>
+        <w:rFonts w:ascii="Wingdings" w:hAnsi="Wingdings" w:hint="default"/>
+      </w:rPr>
+    </w:lvl>
+    <w:lvl w:ilvl="3" w:tplc="0C0A0001" w:tentative="1">
+      <w:start w:val="1"/>
+      <w:numFmt w:val="bullet"/>
+      <w:lvlText w:val=""/>
+      <w:lvlJc w:val="left"/>
+      <w:pPr>
+        <w:ind w:left="2880" w:hanging="360"/>
+      </w:pPr>
+      <w:rPr>
+        <w:rFonts w:ascii="Symbol" w:hAnsi="Symbol" w:hint="default"/>
+      </w:rPr>
+    </w:lvl>
+    <w:lvl w:ilvl="4" w:tplc="0C0A0003" w:tentative="1">
+      <w:start w:val="1"/>
+      <w:numFmt w:val="bullet"/>
+      <w:lvlText w:val="o"/>
+      <w:lvlJc w:val="left"/>
+      <w:pPr>
+        <w:ind w:left="3600" w:hanging="360"/>
+      </w:pPr>
+      <w:rPr>
+        <w:rFonts w:ascii="Courier New" w:hAnsi="Courier New" w:cs="Courier New" w:hint="default"/>
+      </w:rPr>
+    </w:lvl>
+    <w:lvl w:ilvl="5" w:tplc="0C0A0005" w:tentative="1">
+      <w:start w:val="1"/>
+      <w:numFmt w:val="bullet"/>
+      <w:lvlText w:val=""/>
+      <w:lvlJc w:val="left"/>
+      <w:pPr>
+        <w:ind w:left="4320" w:hanging="360"/>
+      </w:pPr>
+      <w:rPr>
+        <w:rFonts w:ascii="Wingdings" w:hAnsi="Wingdings" w:hint="default"/>
+      </w:rPr>
+    </w:lvl>
+    <w:lvl w:ilvl="6" w:tplc="0C0A0001" w:tentative="1">
+      <w:start w:val="1"/>
+      <w:numFmt w:val="bullet"/>
+      <w:lvlText w:val=""/>
+      <w:lvlJc w:val="left"/>
+      <w:pPr>
+        <w:ind w:left="5040" w:hanging="360"/>
+      </w:pPr>
+      <w:rPr>
+        <w:rFonts w:ascii="Symbol" w:hAnsi="Symbol" w:hint="default"/>
+      </w:rPr>
+    </w:lvl>
+    <w:lvl w:ilvl="7" w:tplc="0C0A0003" w:tentative="1">
+      <w:start w:val="1"/>
+      <w:numFmt w:val="bullet"/>
+      <w:lvlText w:val="o"/>
+      <w:lvlJc w:val="left"/>
+      <w:pPr>
+        <w:ind w:left="5760" w:hanging="360"/>
+      </w:pPr>
+      <w:rPr>
+        <w:rFonts w:ascii="Courier New" w:hAnsi="Courier New" w:cs="Courier New" w:hint="default"/>
+      </w:rPr>
+    </w:lvl>
+    <w:lvl w:ilvl="8" w:tplc="0C0A0005" w:tentative="1">
+      <w:start w:val="1"/>
+      <w:numFmt w:val="bullet"/>
+      <w:lvlText w:val=""/>
+      <w:lvlJc w:val="left"/>
+      <w:pPr>
+        <w:ind w:left="6480" w:hanging="360"/>
+      </w:pPr>
+      <w:rPr>
+        <w:rFonts w:ascii="Wingdings" w:hAnsi="Wingdings" w:hint="default"/>
+      </w:rPr>
+    </w:lvl>
+  </w:abstractNum>
+  <w:num w:numId="1" w16cid:durableId="540750970">
+    <w:abstractNumId w:val="26"/>
+  </w:num>
+  <w:num w:numId="2" w16cid:durableId="2125418465">
+    <w:abstractNumId w:val="11"/>
+  </w:num>
+  <w:num w:numId="3" w16cid:durableId="1164320096">
+    <w:abstractNumId w:val="4"/>
+  </w:num>
+  <w:num w:numId="4" w16cid:durableId="728462493">
+    <w:abstractNumId w:val="28"/>
+  </w:num>
+  <w:num w:numId="5" w16cid:durableId="1675303538">
+    <w:abstractNumId w:val="15"/>
+  </w:num>
+  <w:num w:numId="6" w16cid:durableId="1563175395">
+    <w:abstractNumId w:val="13"/>
+  </w:num>
+  <w:num w:numId="7" w16cid:durableId="446123748">
+    <w:abstractNumId w:val="16"/>
+  </w:num>
+  <w:num w:numId="8" w16cid:durableId="951474427">
+    <w:abstractNumId w:val="24"/>
+  </w:num>
+  <w:num w:numId="9" w16cid:durableId="20009232">
+    <w:abstractNumId w:val="8"/>
+  </w:num>
+  <w:num w:numId="10" w16cid:durableId="1604612549">
+    <w:abstractNumId w:val="27"/>
+  </w:num>
+  <w:num w:numId="11" w16cid:durableId="440759300">
+    <w:abstractNumId w:val="1"/>
+  </w:num>
+  <w:num w:numId="12" w16cid:durableId="1441990507">
+    <w:abstractNumId w:val="23"/>
+  </w:num>
+  <w:num w:numId="13" w16cid:durableId="1578827919">
+    <w:abstractNumId w:val="3"/>
+  </w:num>
+  <w:num w:numId="14" w16cid:durableId="1959137801">
+    <w:abstractNumId w:val="2"/>
+  </w:num>
+  <w:num w:numId="15" w16cid:durableId="457184103">
+    <w:abstractNumId w:val="29"/>
+  </w:num>
+  <w:num w:numId="16" w16cid:durableId="1697342769">
+    <w:abstractNumId w:val="20"/>
+  </w:num>
+  <w:num w:numId="17" w16cid:durableId="1913927622">
+    <w:abstractNumId w:val="25"/>
+  </w:num>
+  <w:num w:numId="18" w16cid:durableId="483663551">
+    <w:abstractNumId w:val="17"/>
+  </w:num>
+  <w:num w:numId="19" w16cid:durableId="1044789939">
+    <w:abstractNumId w:val="9"/>
+  </w:num>
+  <w:num w:numId="20" w16cid:durableId="264315850">
+    <w:abstractNumId w:val="12"/>
+  </w:num>
+  <w:num w:numId="21" w16cid:durableId="243611561">
+    <w:abstractNumId w:val="7"/>
+  </w:num>
+  <w:num w:numId="22" w16cid:durableId="546914512">
+    <w:abstractNumId w:val="14"/>
+  </w:num>
+  <w:num w:numId="23" w16cid:durableId="1724329077">
+    <w:abstractNumId w:val="19"/>
+  </w:num>
+  <w:num w:numId="24" w16cid:durableId="900822989">
+    <w:abstractNumId w:val="21"/>
+  </w:num>
+  <w:num w:numId="25" w16cid:durableId="27681072">
+    <w:abstractNumId w:val="18"/>
+  </w:num>
+  <w:num w:numId="26" w16cid:durableId="326905403">
+    <w:abstractNumId w:val="22"/>
+  </w:num>
+  <w:num w:numId="27" w16cid:durableId="1379815996">
+    <w:abstractNumId w:val="5"/>
+  </w:num>
+  <w:num w:numId="28" w16cid:durableId="1020668370">
+    <w:abstractNumId w:val="6"/>
+  </w:num>
+  <w:num w:numId="29" w16cid:durableId="1846508048">
+    <w:abstractNumId w:val="0"/>
+  </w:num>
+  <w:num w:numId="30" w16cid:durableId="270168953">
+    <w:abstractNumId w:val="10"/>
+  </w:num>
+</w:numbering>
 </file>
 
 <file path=word/styles.xml><?xml version="1.0" encoding="utf-8"?>
